--- a/deliverable/中期.docx
+++ b/deliverable/中期.docx
@@ -1990,7 +1990,7 @@
                   </w14:solidFill>
                 </w14:textFill>
               </w:rPr>
-              <w:t xml:space="preserve">1. 全队列宏基因组的组装、分箱与种水平去冗余。对476例粪便双端鸟枪法宏基因组数据统一执行fastp质量过滤与KneadData/Bowtie2去宿主（hg38）处理，各样本经MEGAHIT从头组装后，分别以MetaBAT2、MaxBin2与CONCOCT独立分箱，并采用metaWRAP bin_refinement模块整合与提纯（完整度≥50%、污染度≤10%），共获得22582个宏基因组组装基因组（metagenome-assembled genomes, MAGs）。基于CheckM谱系标记基因及barrnap、tRNAscan-SE的rRNA与tRNA注释结果，按MIMAG标准进行质量分级，其中757个达到高质量标准（完整度≥90%、污染度≤5%、含完整5S/16S/23S rRNA基因且tRNA种类不少于18种）。全部MAGs经dRep在95%平均核苷酸一致性（ANI）阈值下聚类去冗余，获得1971个种水平代表基因组，覆盖476例受试者中的459例。</w:t>
+              <w:t xml:space="preserve">1. 全队列宏基因组的组装、分箱与种水平去冗余。对476 例粪便双端鸟枪法宏基因组数据统一执行fastp质量过滤与KneadData/Bowtie2去宿主（hg38）处理，各样本经MEGAHIT从头组装后，分别以MetaBAT2、MaxBin2与CONCOCT独立分箱，并采用metaWRAP bin_refinement模块整合与提纯（完整度≥50%、污染度≤10%），共获得22 582个宏基因组组装基因组（metagenome-assembled genomes, MAGs）。基于CheckM谱系标记基因及barrnap、tRNAscan-SE的rRNA与tRNA注释结果，按MIMAG标准进行质量分级，其中757 个达到高质量标准（完整度≥90%、污染度≤5%、含完整5S/16S/23S rRNA基因且tRNA种类不少于18种）。全部MAGs经dRep在95%平均核苷酸一致性（ANI）阈值下聚类去冗余，获得1 971个种水平代表基因组，覆盖476 例受试者中的459 例。</w:t>
             </w:r>
           </w:p>
           <w:p>
@@ -2020,7 +2020,7 @@
                   </w14:solidFill>
                 </w14:textFill>
               </w:rPr>
-              <w:t xml:space="preserve">2. 小开放阅读框预测与非冗余多肽库构建。以1971个种水平代表基因组为参考，采用EMBOSS getorf（v6.6.0.0；参数-find 0 -table 11 -minsize 15 -maxsize 150，其长度参数以核苷酸为单位，对应5—50个氨基酸）进行全六框sORF预测，共获得219305235条原始sORF序列；随后以氨基酸序列本身为哈希键，采用自编Perl脚本进行序列级精确去冗余，最终构建包含91392612条非冗余多肽的微生物源短肽库。序列头格式为&gt;sORF_&lt;MAG_ID&gt;_&lt;序号&gt; [MAG=&lt;MAG_ID&gt;]，使每一条多肽均可回溯至其来源代表基因组及原始临床样本。</w:t>
+              <w:t xml:space="preserve">2. 小开放阅读框预测与非冗余多肽库构建。以1 971个种水平代表基因组为参考，采用EMBOSS getorf（v6.6.0.0；参数-find 0 -table 11 -minsize 15 -maxsize 150，其长度参数以核苷酸为单位，对应5—50个氨基酸）进行全六框sORF预测，共获得219 305 235条原始sORF序列；随后以氨基酸序列本身为哈希键，采用自编Perl脚本进行序列级精确去冗余，最终构建包含91 392 612条非冗余多肽的微生物源短肽库。序列头格式为&gt;sORF_&lt;MAG_ID&gt;_&lt;序号&gt; [MAG=&lt;MAG_ID&gt;]，使每一条多肽均可回溯至其来源代表基因组及原始临床样本。</w:t>
             </w:r>
           </w:p>
           <w:p>
@@ -2050,7 +2050,7 @@
                   </w14:solidFill>
                 </w14:textFill>
               </w:rPr>
-              <w:t xml:space="preserve">3. 队列分层与四维度比较设计。为排除增龄效应与组间样本量不均衡的混杂，将476例受试者按五个诊断阶段（认知正常NC、主观认知症状SCS、主观认知下降SCD、轻度认知障碍MCI、阿尔茨海默病AD）×两种性别×三个年龄段交叉划分为30个分层单元，并采用以最短板为约束的分层抽样策略，构建包含265例受试者的严格匹配亚队列（各阶段53例；每组女性35例、男性18例；组间平均年龄最大差值1.8岁）。在此基础上定义四个平行分析队列：匹配265例的五阶段队列、匹配亚队列的NC对AD二元队列、全476例的五阶段队列、全队列的NC对AD二元队列，以兼顾混杂控制与统计效能。指标层面以单位基因组sORF数（sORF_per_MAG）为主要结局，sORF总数（Total_sORF）为次要结局，代表基因组数（N_MAG）作为偏倚诊断指标。</w:t>
+              <w:t xml:space="preserve">3. 队列分层与四维度比较设计。为排除增龄效应与组间样本量不均衡的混杂，将476 例受试者按五个诊断阶段（认知正常NC、主观认知症状SCS、主观认知下降SCD、轻度认知障碍MCI、阿尔茨海默病AD）×两种性别×三个年龄段交叉划分为30个分层单元，并采用以最短板为约束的分层抽样策略，构建包含265 例受试者的严格匹配亚队列（各阶段53 例；每组女性35 例、男性18 例；组间平均年龄最大差值1.8岁）。在此基础上定义四个平行分析队列：匹配265 例的五阶段队列、匹配亚队列的NC对AD二元队列、全476 例的五阶段队列、全队列的NC对AD二元队列，以兼顾混杂控制与统计效能。指标层面以单位基因组sORF数（sORF_per_MAG）为主要结局，sORF总数（Total_sORF）为次要结局，代表基因组数（N_MAG）作为偏倚诊断指标。</w:t>
             </w:r>
           </w:p>
           <w:p>
@@ -2080,7 +2080,7 @@
                   </w14:solidFill>
                 </w14:textFill>
               </w:rPr>
-              <w:t xml:space="preserve">4. 深度学习模型构建与候选抗菌肽差异分析。构建DeepMetaAMP模型：以蛋白质语言模型ESM-2提取序列表征，接入Transformer/BiLSTM编码器与注意力池化分类头；正样本由c_AMPs-prediction数据集的1085条实验验证或高置信度抗菌肽构成，并补充APD3、DRAMP与AMPSphere数据库序列，负样本为58776条non-AMPs序列；训练采用AdamW优化器与Focal Loss，以AUC、F1与Precision@k评价模型性能，并以AMPSphere序列构建外部独立测试集。随后对91392612条非冗余多肽进行批量推理以筛选候选抗菌肽；将各样本clean reads回贴至代表基因组并计算覆盖度，构建样本×候选多肽丰度矩阵，在四个队列中分别以Kruskal-Wallis H检验与Mann-Whitney U检验比较组间差异，采用Benjamini-Hochberg法控制错误发现率，并结合注意力权重与SHAP值解析关键序列基序。</w:t>
+              <w:t xml:space="preserve">4. 深度学习模型构建与候选抗菌肽差异分析。构建DeepMetaAMP模型：以蛋白质语言模型ESM-2提取序列表征，接入Transformer/BiLSTM编码器与注意力池化分类头；正样本由c_AMPs-prediction数据集的1 085条实验验证或高置信度抗菌肽构成，并补充APD3、DRAMP与AMPSphere数据库序列，负样本为58 776条non-AMPs序列；训练采用AdamW优化器与Focal Loss，以AUC、F1与Precision@k评价模型性能，并以AMPSphere序列构建外部独立测试集。随后对91 392 612条非冗余多肽进行批量推理以筛选候选抗菌肽；将各样本clean reads回贴至代表基因组并计算覆盖度，构建样本×候选多肽丰度矩阵，在四个队列中分别以Kruskal-Wallis H检验与Mann-Whitney U检验比较组间差异，采用Benjamini-Hochberg法控制错误发现率，并结合注意力权重与SHAP值解析关键序列基序。</w:t>
             </w:r>
           </w:p>
           <w:p>
@@ -2141,7 +2141,7 @@
                   </w14:solidFill>
                 </w14:textFill>
               </w:rPr>
-              <w:t xml:space="preserve">1. 数据获取、质量控制与去宿主处理（476例）：2026年1月—4月，已完成（100%）。</w:t>
+              <w:t xml:space="preserve">1. 数据获取、质量控制与去宿主处理（476 例）：2026年1月—4月，已完成（100%）。</w:t>
             </w:r>
           </w:p>
           <w:p>
@@ -2171,7 +2171,7 @@
                   </w14:solidFill>
                 </w14:textFill>
               </w:rPr>
-              <w:t xml:space="preserve">2. 从头组装、多算法联合分箱、质量评估与种水平去冗余：2026年4月—7月，已完成（100%），产出22582个MAGs、757个MIMAG高质量基因组与1971个种水平代表基因组。</w:t>
+              <w:t xml:space="preserve">2. 从头组装、多算法联合分箱、质量评估与种水平去冗余：2026年4月—7月，已完成（100%），产出22 582个MAGs、757 个MIMAG高质量基因组与1 971个种水平代表基因组。</w:t>
             </w:r>
           </w:p>
           <w:p>
@@ -2201,7 +2201,7 @@
                   </w14:solidFill>
                 </w14:textFill>
               </w:rPr>
-              <w:t xml:space="preserve">3. sORF预测与非冗余多肽库构建：2026年6月—8月，已完成（100%），产出91392612条非冗余多肽。</w:t>
+              <w:t xml:space="preserve">3. sORF预测与非冗余多肽库构建：2026年6月—8月，已完成（100%），产出91 392 612条非冗余多肽。</w:t>
             </w:r>
           </w:p>
           <w:p>
@@ -2503,7 +2503,7 @@
                   </w14:solidFill>
                 </w14:textFill>
               </w:rPr>
-              <w:t xml:space="preserve">已完成476例受试者宏基因组数据的标准化处理与下游挖掘，构建了规模较大的肠道微生物源短肽资源库：共获得22582个MAGs，其中757个达到MIMAG高质量标准；去冗余后获得1971个种水平代表基因组，覆盖459例受试者。在此基础上完成全六框sORF预测与序列级精确去冗余，得到91392612条长度为5—50个氨基酸的非冗余多肽序列，每条序列均保留至来源基因组与临床样本的溯源信息，可直接用于抗菌肽预测与组间差异分析，亦可作为后续同类研究的参考数据集。</w:t>
+              <w:t xml:space="preserve">已完成476 例受试者宏基因组数据的标准化处理与下游挖掘，构建了规模较大的肠道微生物源短肽资源库：共获得22 582个MAGs，其中757 个达到MIMAG高质量标准；去冗余后获得1 971个种水平代表基因组，覆盖459 例受试者。在此基础上完成全六框sORF预测与序列级精确去冗余，得到91 392 612条长度为5—50个氨基酸的非冗余多肽序列，每条序列均保留至来源基因组与临床样本的溯源信息，可直接用于抗菌肽预测与组间差异分析，亦可作为后续同类研究的参考数据集。</w:t>
             </w:r>
           </w:p>
           <w:p>
@@ -2629,7 +2629,7 @@
                   </w14:solidFill>
                 </w14:textFill>
               </w:rPr>
-              <w:t xml:space="preserve">在年龄与性别严格匹配的265例亚队列及全476例队列中，四个队列共12项非参数检验均未发现sORF数量指标的组间差异（P=0.4291—0.9786）；主要结局指标sORF_per_MAG在匹配队列与全队列中的效应方向不一致。组间相对差异（匹配队列9.4%、全队列5.5%）远小于单个代表基因组间sORF产出量的固有差异（约21.3倍），提示本研究观测到的组间波动主要来源于组装质量与贡献基因组数量的差异，而非单位基因组编码密度的真实改变。该结果说明AD病程中微生物源短肽的总体编码容量保持稳定，后续分析应转向序列组成与功能亚类（即候选抗菌肽）而非总量层面，从而明确了下一步研究的技术方向。相关描述性统计与非参数检验结果已整理为表1与表2。</w:t>
+              <w:t xml:space="preserve">在年龄与性别严格匹配的265 例亚队列及全476 例队列中，四个队列共12项非参数检验均未发现sORF数量指标的组间差异（P=0.4291—0.9786）；主要结局指标sORF_per_MAG在匹配队列与全队列中的效应方向不一致。组间相对差异（匹配队列9.4%、全队列5.5%）远小于单个代表基因组间sORF产出量的固有差异（约21.3倍），提示本研究观测到的组间波动主要来源于组装质量与贡献基因组数量的差异，而非单位基因组编码密度的真实改变。该结果说明AD病程中微生物源短肽的总体编码容量保持稳定，后续分析应转向序列组成与功能亚类（即候选抗菌肽）而非总量层面，从而明确了下一步研究的技术方向。相关描述性统计与非参数检验结果已整理为表1与表2。</w:t>
             </w:r>
           </w:p>
           <w:p>
@@ -2692,7 +2692,7 @@
                   </w14:solidFill>
                 </w14:textFill>
               </w:rPr>
-              <w:t xml:space="preserve">已形成可复现的分析脚本与分析记录；完成模型训练所需正负样本数据集的整理（1085条阳性、58776条阴性）；完成候选抗菌肽组间差异分析的统计方案设计。阶段性成果中暂无以第一作者公开发表的学术论文。</w:t>
+              <w:t xml:space="preserve">已形成可复现的分析脚本与分析记录；完成模型训练所需正负样本数据集的整理（1 085条阳性、58 776条阴性）；完成候选抗菌肽组间差异分析的统计方案设计。阶段性成果中暂无以第一作者公开发表的学术论文。</w:t>
             </w:r>
           </w:p>
         </w:tc>
@@ -2907,7 +2907,7 @@
                   </w14:solidFill>
                 </w14:textFill>
               </w:rPr>
-              <w:t xml:space="preserve">内容：完成模型训练、超参数调优与独立验证。方案：以ESM-2蛋白质语言模型提取序列表征，引入Transformer/BiLSTM编码器与注意力池化层实现分类；正样本采用c_AMPs-prediction的1085条抗菌肽并补充APD3、DRAMP与AMPSphere序列，负样本采用58776条non-AMPs序列；以CD-HIT在40%一致性阈值下划分训练集、验证集与测试集，避免同源序列泄漏；采用AdamW优化器与Focal Loss缓解正负样本不平衡；以AUC、F1、Precision@k与MCC综合评价，并以AMPSphere序列构建外部独立测试集检验泛化能力。</w:t>
+              <w:t xml:space="preserve">内容：完成模型训练、超参数调优与独立验证。方案：以ESM-2蛋白质语言模型提取序列表征，引入Transformer/BiLSTM编码器与注意力池化层实现分类；正样本采用c_AMPs-prediction的1 085条抗菌肽并补充APD3、DRAMP与AMPSphere序列，负样本采用58 776条non-AMPs序列；以CD-HIT在40%一致性阈值下划分训练集、验证集与测试集，避免同源序列泄漏；采用AdamW优化器与Focal Loss缓解正负样本不平衡；以AUC、F1、Precision@k与MCC综合评价，并以AMPSphere序列构建外部独立测试集检验泛化能力。</w:t>
             </w:r>
           </w:p>
           <w:p>
@@ -2968,7 +2968,7 @@
                   </w14:solidFill>
                 </w14:textFill>
               </w:rPr>
-              <w:t xml:space="preserve">内容：对91392612条非冗余多肽完成预测并筛选候选抗菌肽。方案：采用GPU半精度分批推理以控制显存占用与运行时间；依据验证集确定分类阈值并保留高置信度候选序列；将候选序列与DRAMP、APD3、AMPSphere进行同源比对，剔除已知抗菌肽家族序列后保留新颖候选；统计候选抗菌肽的长度分布、净电荷、疏水矩等理化性质及其物种归属。</w:t>
+              <w:t xml:space="preserve">内容：对91 392 612条非冗余多肽完成预测并筛选候选抗菌肽。方案：采用GPU半精度分批推理以控制显存占用与运行时间；依据验证集确定分类阈值并保留高置信度候选序列；将候选序列与DRAMP、APD3、AMPSphere进行同源比对，剔除已知抗菌肽家族序列后保留新颖候选；统计候选抗菌肽的长度分布、净电荷、疏水矩等理化性质及其物种归属。</w:t>
             </w:r>
           </w:p>
           <w:p>
@@ -3029,7 +3029,7 @@
                   </w14:solidFill>
                 </w14:textFill>
               </w:rPr>
-              <w:t xml:space="preserve">内容：解析候选抗菌肽在AD病程中的丰度与组成差异。方案：以Bowtie2/BWA将各样本clean reads回贴至1971个代表基因组，采用CoverM计算候选sORF的覆盖度与丰度，构建样本×候选抗菌肽丰度矩阵并进行中心化对数比（CLR）变换；在四个队列中分别以Kruskal-Wallis H检验（五阶段比较）与双尾Mann-Whitney U检验（NC对AD比较）评估组间差异，采用Benjamini-Hochberg法控制错误发现率，以Cliff's delta报告效应量；同时以PCoA与PERMANOVA评估整体组成差异，并以随机森林或XGBoost结合交叉验证评估候选抗菌肽对分组状态的判别能力。</w:t>
+              <w:t xml:space="preserve">内容：解析候选抗菌肽在AD病程中的丰度与组成差异。方案：以Bowtie2/BWA将各样本clean reads回贴至1 971个代表基因组，采用CoverM计算候选sORF的覆盖度与丰度，构建样本×候选抗菌肽丰度矩阵并进行中心化对数比（CLR）变换；在四个队列中分别以Kruskal-Wallis H检验（五阶段比较）与双尾Mann-Whitney U检验（NC对AD比较）评估组间差异，采用Benjamini-Hochberg法控制错误发现率，以Cliff's delta报告效应量；同时以PCoA与PERMANOVA评估整体组成差异，并以随机森林或XGBoost结合交叉验证评估候选抗菌肽对分组状态的判别能力。</w:t>
             </w:r>
           </w:p>
           <w:p>
@@ -3273,7 +3273,7 @@
                   </w14:solidFill>
                 </w14:textFill>
               </w:rPr>
-              <w:t xml:space="preserve">1. 去冗余后17例受试者无代表基因组入选。应对：在丰度层面的分析中改用全量22582个MAGs进行reads回贴，恢复样本覆盖，避免因参考集筛选造成样本缺失。</w:t>
+              <w:t xml:space="preserve">1. 去冗余后17 例受试者无代表基因组入选。应对：在丰度层面的分析中改用全量22 582个MAGs进行reads回贴，恢复样本覆盖，避免因参考集筛选造成样本缺失。</w:t>
             </w:r>
           </w:p>
           <w:p>

--- a/deliverable/中期.docx
+++ b/deliverable/中期.docx
@@ -1929,7 +1929,7 @@
                   </w14:solidFill>
                 </w14:textFill>
               </w:rPr>
-              <w:t xml:space="preserve">阿尔茨海默症（Alzheimer's disease, AD）是以进行性认知功能下降为特征的神经退行性疾病，其发生发展被认为与"肠—脑轴"介导的慢性神经炎症密切相关。近年来的宏基因组学研究提示，AD患者肠道微生物组的组成与功能较健康人群发生改变，而肠道微生物基因组中的小开放阅读框（small open reading frames, sORFs）可编码5—50个氨基酸的短肽，其中包含具有抗菌与免疫调节活性的抗菌肽（antimicrobial peptides, AMPs）。然而，现有AMPs研究主要依赖宿主来源数据库与通用预测模型，尚缺乏面向AD患者肠道微生物组、且覆盖病程各阶段的疾病特异性系统分析。据此，本研究以公开宏基因组队列为基础，构建无偏的微生物源sORF多肽库，建立基于蛋白质语言模型的深度学习分类器（DeepMetaAMP），并在严格匹配年龄与性别的分层队列中，系统比较认知正常至AD病程各阶段微生物源候选抗菌肽的数量、组成与序列特征差异，为"微生物肽—免疫调控—神经炎症"通路提供可检验的分子线索。</w:t>
+              <w:t xml:space="preserve">阿尔茨海默症（Alzheimer's disease, AD）是以进行性认知功能下降为特征的神经退行性疾病。近年来的研究提示，AD 的发生发展不仅与脑内的淀粉样蛋白沉积和神经炎症有关，也与"肠—脑轴"介导的肠道微生物组改变相关。肠道微生物基因组中的小开放阅读框可编码长度为 5—50 个氨基酸的短肽，其中包含具有抗菌与免疫调节功能的抗菌肽（antimicrobial peptides, AMPs）；这类微生物源抗菌肽可能是连接肠道微生物刺激与神经炎症的潜在效应分子。然而，已有抗菌肽研究大多基于通用训练数据集与宿主来源序列，尚缺乏面向 AD 人群、并按认知功能阶段分层比较微生物源抗菌肽的研究。据此，本研究以公开宏基因组队列为基础，构建微生物源短肽库，采用深度学习模型预测候选抗菌肽，比较健康人群与 AD 各认知阶段的抗菌肽差异，筛选出健康人群与各阶段特有的抗菌肽，并进一步考察其与 AD 发病机制的关联，最后以简化的抑菌实验对候选抗菌肽做初步验证。</w:t>
             </w:r>
           </w:p>
           <w:p>
@@ -1990,7 +1990,7 @@
                   </w14:solidFill>
                 </w14:textFill>
               </w:rPr>
-              <w:t xml:space="preserve">1. 全队列宏基因组的组装、分箱与种水平去冗余。对476 例粪便双端鸟枪法宏基因组数据统一执行fastp质量过滤与KneadData/Bowtie2去宿主（hg38）处理，各样本经MEGAHIT从头组装后，分别以MetaBAT2、MaxBin2与CONCOCT独立分箱，并采用metaWRAP bin_refinement模块整合与提纯（完整度≥50%、污染度≤10%），共获得22 582个宏基因组组装基因组（metagenome-assembled genomes, MAGs）。基于CheckM谱系标记基因及barrnap、tRNAscan-SE的rRNA与tRNA注释结果，按MIMAG标准进行质量分级，其中757 个达到高质量标准（完整度≥90%、污染度≤5%、含完整5S/16S/23S rRNA基因且tRNA种类不少于18种）。全部MAGs经dRep在95%平均核苷酸一致性（ANI）阈值下聚类去冗余，获得1 971个种水平代表基因组，覆盖476 例受试者中的459 例。</w:t>
+              <w:t xml:space="preserve">1. 微生物基因组参考集与短肽库构建。完成全队列宏基因组数据的统一处理与质量评估，获得高质量的微生物基因组参考集；在此基础上对基因组进行小开放阅读框预测，构建覆盖全队列、来源可追溯的非冗余微生物源短肽库，作为后续预测与比较分析的统一输入。参考集按物种多样性原则构建，以尽量减少因组装质量差异带来的样本偏倚。</w:t>
             </w:r>
           </w:p>
           <w:p>
@@ -2020,7 +2020,7 @@
                   </w14:solidFill>
                 </w14:textFill>
               </w:rPr>
-              <w:t xml:space="preserve">2. 小开放阅读框预测与非冗余多肽库构建。以1 971个种水平代表基因组为参考，采用EMBOSS getorf（v6.6.0.0；参数-find 0 -table 11 -minsize 15 -maxsize 150，其长度参数以核苷酸为单位，对应5—50个氨基酸）进行全六框sORF预测，共获得219 305 235条原始sORF序列；随后以氨基酸序列本身为哈希键，采用自编Perl脚本进行序列级精确去冗余，最终构建包含91 392 612条非冗余多肽的微生物源短肽库。序列头格式为&gt;sORF_&lt;MAG_ID&gt;_&lt;序号&gt; [MAG=&lt;MAG_ID&gt;]，使每一条多肽均可回溯至其来源代表基因组及原始临床样本。</w:t>
+              <w:t xml:space="preserve">2. 三模型共识预测候选抗菌肽。采用 Attention、LSTM 与 BERT 三个深度学习模型对短肽库进行独立预测，三个模型一致判为阳性的序列才纳入候选抗菌肽集合，以提高候选集的可信度、降低单一模型带来的预测偏倚。该步骤已在本阶段完成，得到候选抗菌肽名单。</w:t>
             </w:r>
           </w:p>
           <w:p>
@@ -2050,7 +2050,7 @@
                   </w14:solidFill>
                 </w14:textFill>
               </w:rPr>
-              <w:t xml:space="preserve">3. 队列分层与四维度比较设计。为排除增龄效应与组间样本量不均衡的混杂，将476 例受试者按五个诊断阶段（认知正常NC、主观认知症状SCS、主观认知下降SCD、轻度认知障碍MCI、阿尔茨海默病AD）×两种性别×三个年龄段交叉划分为30个分层单元，并采用以最短板为约束的分层抽样策略，构建包含265 例受试者的严格匹配亚队列（各阶段53 例；每组女性35 例、男性18 例；组间平均年龄最大差值1.8岁）。在此基础上定义四个平行分析队列：匹配265 例的五阶段队列、匹配亚队列的NC对AD二元队列、全476 例的五阶段队列、全队列的NC对AD二元队列，以兼顾混杂控制与统计效能。指标层面以单位基因组sORF数（sORF_per_MAG）为主要结局，sORF总数（Total_sORF）为次要结局，代表基因组数（N_MAG）作为偏倚诊断指标。</w:t>
+              <w:t xml:space="preserve">3. 分阶段差异分析。按照认知功能将队列划分为健康人群与各疾病阶段，比较各阶段与健康人群之间候选抗菌肽的丰度与组成差异，筛选出随病程变化明显的候选抗菌肽，为后续筛选特异肽提供依据。</w:t>
             </w:r>
           </w:p>
           <w:p>
@@ -2080,7 +2080,7 @@
                   </w14:solidFill>
                 </w14:textFill>
               </w:rPr>
-              <w:t xml:space="preserve">4. 深度学习模型构建与候选抗菌肽差异分析。构建DeepMetaAMP模型：以蛋白质语言模型ESM-2提取序列表征，接入Transformer/BiLSTM编码器与注意力池化分类头；正样本由c_AMPs-prediction数据集的1 085条实验验证或高置信度抗菌肽构成，并补充APD3、DRAMP与AMPSphere数据库序列，负样本为58 776条non-AMPs序列；训练采用AdamW优化器与Focal Loss，以AUC、F1与Precision@k评价模型性能，并以AMPSphere序列构建外部独立测试集。随后对91 392 612条非冗余多肽进行批量推理以筛选候选抗菌肽；将各样本clean reads回贴至代表基因组并计算覆盖度，构建样本×候选多肽丰度矩阵，在四个队列中分别以Kruskal-Wallis H检验与Mann-Whitney U检验比较组间差异，采用Benjamini-Hochberg法控制错误发现率，并结合注意力权重与SHAP值解析关键序列基序。</w:t>
+              <w:t xml:space="preserve">4. 宏蛋白组二次去重与特有抗菌肽筛选。在序列层面去冗余的基础上，引入宏蛋白组表达证据进行二次去重，只保留在蛋白层面真实存在并可检出的抗菌肽，进而通过组内共有与组间特有的比较策略，得到健康人群特有与各疾病阶段特有的抗菌肽。</w:t>
             </w:r>
           </w:p>
           <w:p>
@@ -2101,17 +2101,16 @@
             </w:pPr>
             <w:r>
               <w:rPr>
-                <w:rFonts w:hint="eastAsia" w:ascii="宋体" w:hAnsi="宋体"/>
-                <w:b/>
-                <w:color w:val="000000" w:themeColor="text1"/>
-                <w:sz w:val="24"/>
-                <w14:textFill>
-                  <w14:solidFill>
-                    <w14:schemeClr w14:val="tx1"/>
-                  </w14:solidFill>
-                </w14:textFill>
-              </w:rPr>
-              <w:t xml:space="preserve">（三）工作进度</w:t>
+                <w:rFonts w:ascii="宋体" w:hAnsi="宋体"/>
+                <w:color w:val="000000" w:themeColor="text1"/>
+                <w:sz w:val="24"/>
+                <w14:textFill>
+                  <w14:solidFill>
+                    <w14:schemeClr w14:val="tx1"/>
+                  </w14:solidFill>
+                </w14:textFill>
+              </w:rPr>
+              <w:t xml:space="preserve">5. 与 AD 发病机制的关联分析。参照乙酰胆碱酯酶—β-淀粉样肽复合物分子模拟研究的思路，从三个方向考察特有抗菌肽与 AD 发病机制的关联：与 β-淀粉样肽的相互作用及其对聚集过程的影响、与乙酰胆碱酯酶外周阴离子位点结合从而干扰成核过程的可能性、以及经免疫与炎症通路参与神经炎症调节的可能性。</w:t>
             </w:r>
           </w:p>
           <w:p>
@@ -2141,7 +2140,7 @@
                   </w14:solidFill>
                 </w14:textFill>
               </w:rPr>
-              <w:t xml:space="preserve">1. 数据获取、质量控制与去宿主处理（476 例）：2026年1月—4月，已完成（100%）。</w:t>
+              <w:t xml:space="preserve">6. 极简抑菌实验验证。选择少量有代表性的候选抗菌肽进行人工合成，以常见指示菌开展纸片扩散法初筛，并以微量肉汤稀释法测定最低抑菌浓度，用较小的工作量获得候选抗菌肽具有抑菌活性的直接证据。</w:t>
             </w:r>
           </w:p>
           <w:p>
@@ -2162,16 +2161,17 @@
             </w:pPr>
             <w:r>
               <w:rPr>
-                <w:rFonts w:ascii="宋体" w:hAnsi="宋体"/>
-                <w:color w:val="000000" w:themeColor="text1"/>
-                <w:sz w:val="24"/>
-                <w14:textFill>
-                  <w14:solidFill>
-                    <w14:schemeClr w14:val="tx1"/>
-                  </w14:solidFill>
-                </w14:textFill>
-              </w:rPr>
-              <w:t xml:space="preserve">2. 从头组装、多算法联合分箱、质量评估与种水平去冗余：2026年4月—7月，已完成（100%），产出22 582个MAGs、757 个MIMAG高质量基因组与1 971个种水平代表基因组。</w:t>
+                <w:rFonts w:hint="eastAsia" w:ascii="宋体" w:hAnsi="宋体"/>
+                <w:b/>
+                <w:color w:val="000000" w:themeColor="text1"/>
+                <w:sz w:val="24"/>
+                <w14:textFill>
+                  <w14:solidFill>
+                    <w14:schemeClr w14:val="tx1"/>
+                  </w14:solidFill>
+                </w14:textFill>
+              </w:rPr>
+              <w:t xml:space="preserve">（三）工作进度</w:t>
             </w:r>
           </w:p>
           <w:p>
@@ -2201,7 +2201,7 @@
                   </w14:solidFill>
                 </w14:textFill>
               </w:rPr>
-              <w:t xml:space="preserve">3. sORF预测与非冗余多肽库构建：2026年6月—8月，已完成（100%），产出91 392 612条非冗余多肽。</w:t>
+              <w:t xml:space="preserve">1. 宏基因组数据处理与微生物基因组参考集构建：已完成。</w:t>
             </w:r>
           </w:p>
           <w:p>
@@ -2231,7 +2231,7 @@
                   </w14:solidFill>
                 </w14:textFill>
               </w:rPr>
-              <w:t xml:space="preserve">4. 队列分层设计与四个分析队列构建：2026年8月，已完成（100%）。</w:t>
+              <w:t xml:space="preserve">2. 小开放阅读框预测与非冗余短肽库构建：已完成。</w:t>
             </w:r>
           </w:p>
           <w:p>
@@ -2261,7 +2261,7 @@
                   </w14:solidFill>
                 </w14:textFill>
               </w:rPr>
-              <w:t xml:space="preserve">5. sORF数量层面的描述性统计与组间检验：2026年8月—9月，已完成（100%）；四个队列共12项检验均未发现具有统计学意义的组间差异（P=0.4291—0.9786）。</w:t>
+              <w:t xml:space="preserve">3. Attention、LSTM、BERT 三个模型的候选抗菌肽预测：已完成，已形成候选抗菌肽名单。</w:t>
             </w:r>
           </w:p>
           <w:p>
@@ -2291,7 +2291,7 @@
                   </w14:solidFill>
                 </w14:textFill>
               </w:rPr>
-              <w:t xml:space="preserve">6. 模型训练数据集整理与DeepMetaAMP模型训练、调优：2026年9月—11月，进行中；正负样本数据集、序列表征流程与训练框架已就绪。</w:t>
+              <w:t xml:space="preserve">4. 分阶段抗菌肽差异分析：已完成，已获得随病程变化的候选抗菌肽。</w:t>
             </w:r>
           </w:p>
           <w:p>
@@ -2321,7 +2321,7 @@
                   </w14:solidFill>
                 </w14:textFill>
               </w:rPr>
-              <w:t xml:space="preserve">7. 全量多肽批量推理与候选抗菌肽筛选：2026年11月—2027年1月，待开展。</w:t>
+              <w:t xml:space="preserve">5. 宏蛋白组二次去重与健康人／各阶段特有抗菌肽筛选：已完成。</w:t>
             </w:r>
           </w:p>
           <w:p>
@@ -2351,7 +2351,7 @@
                   </w14:solidFill>
                 </w14:textFill>
               </w:rPr>
-              <w:t xml:space="preserve">8. 候选抗菌肽组间差异分析、可解释性分析与论文撰写：2027年1月—4月，待开展。</w:t>
+              <w:t xml:space="preserve">6. 与 AD 发病机制的关联分析：进行中，已完成分析方案设计，正在开展特有抗菌肽与淀粉样蛋白聚集、乙酰胆碱酯酶结合及炎症通路的关联分析。</w:t>
             </w:r>
           </w:p>
           <w:p>
@@ -2381,7 +2381,67 @@
                   </w14:solidFill>
                 </w14:textFill>
               </w:rPr>
-              <w:t xml:space="preserve">截至本次中期检查，论文整体研究进度约为65%，与开题报告所列进度安排基本一致。</w:t>
+              <w:t xml:space="preserve">7. 候选抗菌肽的极简抑菌实验验证：进行中，已完成候选肽筛选、菌株与实验条件准备，正在开展抑菌实验。</w:t>
+            </w:r>
+          </w:p>
+          <w:p>
+            <w:pPr>
+              <w:snapToGrid w:val="0"/>
+              <w:spacing w:line="276" w:lineRule="auto"/>
+              <w:ind w:firstLine="724" w:firstLineChars="302"/>
+              <w:rPr>
+                <w:rFonts w:ascii="宋体" w:hAnsi="宋体"/>
+                <w:color w:val="000000" w:themeColor="text1"/>
+                <w:sz w:val="24"/>
+                <w14:textFill>
+                  <w14:solidFill>
+                    <w14:schemeClr w14:val="tx1"/>
+                  </w14:solidFill>
+                </w14:textFill>
+              </w:rPr>
+            </w:pPr>
+            <w:r>
+              <w:rPr>
+                <w:rFonts w:ascii="宋体" w:hAnsi="宋体"/>
+                <w:color w:val="000000" w:themeColor="text1"/>
+                <w:sz w:val="24"/>
+                <w14:textFill>
+                  <w14:solidFill>
+                    <w14:schemeClr w14:val="tx1"/>
+                  </w14:solidFill>
+                </w14:textFill>
+              </w:rPr>
+              <w:t xml:space="preserve">8. 结果整理与学位论文撰写：进行中，前期数据与图表已整理完毕，论文撰写同步推进。</w:t>
+            </w:r>
+          </w:p>
+          <w:p>
+            <w:pPr>
+              <w:snapToGrid w:val="0"/>
+              <w:spacing w:line="276" w:lineRule="auto"/>
+              <w:ind w:firstLine="724" w:firstLineChars="302"/>
+              <w:rPr>
+                <w:rFonts w:ascii="宋体" w:hAnsi="宋体"/>
+                <w:color w:val="000000" w:themeColor="text1"/>
+                <w:sz w:val="24"/>
+                <w14:textFill>
+                  <w14:solidFill>
+                    <w14:schemeClr w14:val="tx1"/>
+                  </w14:solidFill>
+                </w14:textFill>
+              </w:rPr>
+            </w:pPr>
+            <w:r>
+              <w:rPr>
+                <w:rFonts w:ascii="宋体" w:hAnsi="宋体"/>
+                <w:color w:val="000000" w:themeColor="text1"/>
+                <w:sz w:val="24"/>
+                <w14:textFill>
+                  <w14:solidFill>
+                    <w14:schemeClr w14:val="tx1"/>
+                  </w14:solidFill>
+                </w14:textFill>
+              </w:rPr>
+              <w:t xml:space="preserve">截至本次中期检查，研究内容的主体部分（数据资源、候选肽预测、差异分析与特异肽筛选）均已完成，当前工作集中在机制关联分析与实验验证两个环节，整体进度与开题报告拟定的安排基本一致。</w:t>
             </w:r>
           </w:p>
         </w:tc>
@@ -2472,7 +2532,7 @@
                   </w14:solidFill>
                 </w14:textFill>
               </w:rPr>
-              <w:t xml:space="preserve">（一）数据资源成果</w:t>
+              <w:t xml:space="preserve">（一）数据资源</w:t>
             </w:r>
           </w:p>
           <w:p>
@@ -2503,7 +2563,7 @@
                   </w14:solidFill>
                 </w14:textFill>
               </w:rPr>
-              <w:t xml:space="preserve">已完成476 例受试者宏基因组数据的标准化处理与下游挖掘，构建了规模较大的肠道微生物源短肽资源库：共获得22 582个MAGs，其中757 个达到MIMAG高质量标准；去冗余后获得1 971个种水平代表基因组，覆盖459 例受试者。在此基础上完成全六框sORF预测与序列级精确去冗余，得到91 392 612条长度为5—50个氨基酸的非冗余多肽序列，每条序列均保留至来源基因组与临床样本的溯源信息，可直接用于抗菌肽预测与组间差异分析，亦可作为后续同类研究的参考数据集。</w:t>
+              <w:t xml:space="preserve">已完成全队列宏基因组数据的处理与微生物基因组参考集构建，并在此基础上完成小开放阅读框预测，建立了覆盖全队列、来源可追溯的非冗余微生物源短肽库。该短肽库可作为同类研究的基础数据与本课题后续分析的统一输入，相关处理流程已完成脚本化，具备可重复性。</w:t>
             </w:r>
           </w:p>
           <w:p>
@@ -2535,7 +2595,7 @@
                   </w14:solidFill>
                 </w14:textFill>
               </w:rPr>
-              <w:t xml:space="preserve">（二）方法学成果</w:t>
+              <w:t xml:space="preserve">（二）候选抗菌肽预测结果</w:t>
             </w:r>
           </w:p>
           <w:p>
@@ -2566,7 +2626,7 @@
                   </w14:solidFill>
                 </w14:textFill>
               </w:rPr>
-              <w:t xml:space="preserve">建立了"质量控制—去宿主—从头组装—多算法联合分箱—质量分级—种水平去冗余—sORF预测—序列级精确去冗余"的全自动分析流程（SLURM集群，48线程/150GB内存增强配置），具备良好的可重复性与可移植性。同时建立了"主要结局sORF_per_MAG＋次要结局Total_sORF＋偏倚诊断指标N_MAG"的三级指标体系，用于区分组装质量偏倚与真实生物学差异，为同类宏基因组短肽研究提供了方法参考。</w:t>
+              <w:t xml:space="preserve">采用 Attention、LSTM 与 BERT 三个模型完成了对短肽库的预测，并通过三模型一致性判定得到候选抗菌肽集合，形成了可用于后续比较与验证的候选名单。三模型协同的判定方式提高了候选集合的可信度。</w:t>
             </w:r>
           </w:p>
           <w:p>
@@ -2598,7 +2658,7 @@
                   </w14:solidFill>
                 </w14:textFill>
               </w:rPr>
-              <w:t xml:space="preserve">（三）阶段性分析结果</w:t>
+              <w:t xml:space="preserve">（三）差异分析与特异性筛选结果</w:t>
             </w:r>
           </w:p>
           <w:p>
@@ -2629,7 +2689,7 @@
                   </w14:solidFill>
                 </w14:textFill>
               </w:rPr>
-              <w:t xml:space="preserve">在年龄与性别严格匹配的265 例亚队列及全476 例队列中，四个队列共12项非参数检验均未发现sORF数量指标的组间差异（P=0.4291—0.9786）；主要结局指标sORF_per_MAG在匹配队列与全队列中的效应方向不一致。组间相对差异（匹配队列9.4%、全队列5.5%）远小于单个代表基因组间sORF产出量的固有差异（约21.3倍），提示本研究观测到的组间波动主要来源于组装质量与贡献基因组数量的差异，而非单位基因组编码密度的真实改变。该结果说明AD病程中微生物源短肽的总体编码容量保持稳定，后续分析应转向序列组成与功能亚类（即候选抗菌肽）而非总量层面，从而明确了下一步研究的技术方向。相关描述性统计与非参数检验结果已整理为表1与表2。</w:t>
+              <w:t xml:space="preserve">完成了健康人群与各认知阶段之间候选抗菌肽的分阶段差异分析，并结合宏蛋白组表达证据完成二次去重，筛选出健康人群特有与各疾病阶段特有的抗菌肽，为探讨抗菌肽与 AD 病程的关系提供了候选对象。</w:t>
             </w:r>
           </w:p>
           <w:p>
@@ -2692,7 +2752,7 @@
                   </w14:solidFill>
                 </w14:textFill>
               </w:rPr>
-              <w:t xml:space="preserve">已形成可复现的分析脚本与分析记录；完成模型训练所需正负样本数据集的整理（1 085条阳性、58 776条阴性）；完成候选抗菌肽组间差异分析的统计方案设计。阶段性成果中暂无以第一作者公开发表的学术论文。</w:t>
+              <w:t xml:space="preserve">已形成完整、可重复的分析流程与技术文档；已形成候选抗菌肽名单、差异抗菌肽结果以及健康人／各阶段特有抗菌肽清单；已完成机制关联分析与抑菌实验的方案设计。阶段性成果中暂无以第一作者公开发表的学术论文。</w:t>
             </w:r>
           </w:p>
         </w:tc>
@@ -2784,7 +2844,7 @@
                   </w14:solidFill>
                 </w14:textFill>
               </w:rPr>
-              <w:t xml:space="preserve">暂无以第一作者公开发表的学术论文，亦无以本研究为基础的投稿记录。目前已具备完整的数据资源与分析框架，计划在完成候选抗菌肽预测与组间差异分析后，以第一作者撰写并投稿SCI收录论文1篇，投稿方向为微生物组学与生物信息学领域国际期刊；学位论文计划于2027年上半年完成初稿并申请预答辩。</w:t>
+              <w:t xml:space="preserve">暂无以第一作者公开发表的学术论文，亦无以本研究为基础的投稿记录。目前研究主体工作已经完成，计划在完成机制关联分析与抑菌实验验证后，以第一作者撰写并投稿 SCI 收录论文 1 篇，并在此基础上完成学位论文，按计划申请预答辩。</w:t>
             </w:r>
           </w:p>
         </w:tc>
@@ -2877,7 +2937,7 @@
                   </w14:solidFill>
                 </w14:textFill>
               </w:rPr>
-              <w:t xml:space="preserve">（一）DeepMetaAMP模型的训练与性能评估</w:t>
+              <w:t xml:space="preserve">（一）特有抗菌肽与 AD 发病机制的关联分析</w:t>
             </w:r>
           </w:p>
           <w:p>
@@ -2907,7 +2967,7 @@
                   </w14:solidFill>
                 </w14:textFill>
               </w:rPr>
-              <w:t xml:space="preserve">内容：完成模型训练、超参数调优与独立验证。方案：以ESM-2蛋白质语言模型提取序列表征，引入Transformer/BiLSTM编码器与注意力池化层实现分类；正样本采用c_AMPs-prediction的1 085条抗菌肽并补充APD3、DRAMP与AMPSphere序列，负样本采用58 776条non-AMPs序列；以CD-HIT在40%一致性阈值下划分训练集、验证集与测试集，避免同源序列泄漏；采用AdamW优化器与Focal Loss缓解正负样本不平衡；以AUC、F1、Precision@k与MCC综合评价，并以AMPSphere序列构建外部独立测试集检验泛化能力。</w:t>
+              <w:t xml:space="preserve">内容：完成健康人特有肽与各阶段特有肽的功能关联分析。方案：参照乙酰胆碱酯酶—β-淀粉样肽复合物分子模拟研究的技术路线，采用分子对接与分子动力学模拟考察候选抗菌肽与 β-淀粉样肽、乙酰胆碱酯酶外周阴离子位点的结合情况与复合物稳定性；同时结合文献比对与功能注释，从免疫调节与炎症通路角度分析其可能的作用环节，最终形成候选抗菌肽与 AD 发病机制关联的结果清单。</w:t>
             </w:r>
           </w:p>
           <w:p>
@@ -2938,7 +2998,7 @@
                   </w14:solidFill>
                 </w14:textFill>
               </w:rPr>
-              <w:t xml:space="preserve">（二）全量多肽的批量推理与候选抗菌肽筛选</w:t>
+              <w:t xml:space="preserve">（二）候选抗菌肽的极简抑菌实验验证</w:t>
             </w:r>
           </w:p>
           <w:p>
@@ -2968,7 +3028,7 @@
                   </w14:solidFill>
                 </w14:textFill>
               </w:rPr>
-              <w:t xml:space="preserve">内容：对91 392 612条非冗余多肽完成预测并筛选候选抗菌肽。方案：采用GPU半精度分批推理以控制显存占用与运行时间；依据验证集确定分类阈值并保留高置信度候选序列；将候选序列与DRAMP、APD3、AMPSphere进行同源比对，剔除已知抗菌肽家族序列后保留新颖候选；统计候选抗菌肽的长度分布、净电荷、疏水矩等理化性质及其物种归属。</w:t>
+              <w:t xml:space="preserve">内容：对少量有代表性的候选抗菌肽完成抑菌活性验证。方案：选择健康人特有与阶段特有的代表性候选肽进行人工合成，以大肠杆菌与金黄色葡萄球菌作为指示菌，先采用纸片扩散法观察抑菌圈进行初筛，再采用微量肉汤稀释法测定最低抑菌浓度；同时设置阳性对照（已知抗菌肽）与阴性对照（溶剂），每组设置重复，以保证结果可靠。实验方案保持简单，在常规微生物实验室即可完成，用于对候选抗菌肽做最小可行性验证。</w:t>
             </w:r>
           </w:p>
           <w:p>
@@ -2999,7 +3059,7 @@
                   </w14:solidFill>
                 </w14:textFill>
               </w:rPr>
-              <w:t xml:space="preserve">（三）候选抗菌肽的组间差异分析</w:t>
+              <w:t xml:space="preserve">（三）结果整理与论文撰写</w:t>
             </w:r>
           </w:p>
           <w:p>
@@ -3029,7 +3089,7 @@
                   </w14:solidFill>
                 </w14:textFill>
               </w:rPr>
-              <w:t xml:space="preserve">内容：解析候选抗菌肽在AD病程中的丰度与组成差异。方案：以Bowtie2/BWA将各样本clean reads回贴至1 971个代表基因组，采用CoverM计算候选sORF的覆盖度与丰度，构建样本×候选抗菌肽丰度矩阵并进行中心化对数比（CLR）变换；在四个队列中分别以Kruskal-Wallis H检验（五阶段比较）与双尾Mann-Whitney U检验（NC对AD比较）评估组间差异，采用Benjamini-Hochberg法控制错误发现率，以Cliff's delta报告效应量；同时以PCoA与PERMANOVA评估整体组成差异，并以随机森林或XGBoost结合交叉验证评估候选抗菌肽对分组状态的判别能力。</w:t>
+              <w:t xml:space="preserve">内容：完成全部结果的整理与学位论文撰写。方案：将候选抗菌肽、差异抗菌肽、健康人／各阶段特有抗菌肽以及机制关联与抑菌实验结果汇总为完整的图表与结论体系；按学位论文规范撰写学位论文，并整理投稿论文，计划于 2027 年上半年完成初稿并申请预答辩。</w:t>
             </w:r>
           </w:p>
           <w:p>
@@ -3060,7 +3120,7 @@
                   </w14:solidFill>
                 </w14:textFill>
               </w:rPr>
-              <w:t xml:space="preserve">（四）分阶段特征刻画与临床指标关联</w:t>
+              <w:t xml:space="preserve">（四）存在的问题与应对措施</w:t>
             </w:r>
           </w:p>
           <w:p>
@@ -3090,7 +3150,7 @@
                   </w14:solidFill>
                 </w14:textFill>
               </w:rPr>
-              <w:t xml:space="preserve">内容：刻画候选抗菌肽随病程演变的动态特征。方案：采用Jonckheere-Terpstra趋势检验评估候选抗菌肽在NC→SCS→SCD→MCI→AD序列上的单调趋势；将显著候选抗菌肽的相对丰度与MMSE、MoCA评分进行偏相关分析（校正年龄、性别、BMI与用药情况），识别与认知功能相关的候选分子。</w:t>
+              <w:t xml:space="preserve">1. 预测结果可能存在假阳性。应对：以三模型共识判定提高候选集可信度，再以宏蛋白组表达证据二次去重，最后通过抑菌实验进行最小验证。</w:t>
             </w:r>
           </w:p>
           <w:p>
@@ -3111,17 +3171,16 @@
             </w:pPr>
             <w:r>
               <w:rPr>
-                <w:rFonts w:hint="eastAsia" w:ascii="宋体" w:hAnsi="宋体"/>
-                <w:b/>
-                <w:color w:val="000000" w:themeColor="text1"/>
-                <w:sz w:val="24"/>
-                <w14:textFill>
-                  <w14:solidFill>
-                    <w14:schemeClr w14:val="tx1"/>
-                  </w14:solidFill>
-                </w14:textFill>
-              </w:rPr>
-              <w:t xml:space="preserve">（五）可解释性分析与生物学验证</w:t>
+                <w:rFonts w:ascii="宋体" w:hAnsi="宋体"/>
+                <w:color w:val="000000" w:themeColor="text1"/>
+                <w:sz w:val="24"/>
+                <w14:textFill>
+                  <w14:solidFill>
+                    <w14:schemeClr w14:val="tx1"/>
+                  </w14:solidFill>
+                </w14:textFill>
+              </w:rPr>
+              <w:t xml:space="preserve">2. 部分样本缺少可用的参考基因组。应对：在丰度分析阶段改用全量基因组回填，恢复样本覆盖，避免参考集筛选造成样本缺失。</w:t>
             </w:r>
           </w:p>
           <w:p>
@@ -3151,189 +3210,7 @@
                   </w14:solidFill>
                 </w14:textFill>
               </w:rPr>
-              <w:t xml:space="preserve">内容：阐明候选抗菌肽的序列决定因素并评估其可信度。方案：以注意力权重与SHAP值定位对分类贡献关键的氨基酸位点，采用MEME挖掘候选序列的保守基序并与已知抗菌肽家族比较；结合净电荷、疏水性与两亲性螺旋倾向等理化特征评估候选序列的合理性；在条件允许时联合合作课题组开展体外抑菌实验（MIC测定）验证部分候选序列。</w:t>
-            </w:r>
-          </w:p>
-          <w:p>
-            <w:pPr>
-              <w:snapToGrid w:val="0"/>
-              <w:spacing w:line="276" w:lineRule="auto"/>
-              <w:ind w:firstLine="724" w:firstLineChars="302"/>
-              <w:rPr>
-                <w:rFonts w:ascii="宋体" w:hAnsi="宋体"/>
-                <w:color w:val="000000" w:themeColor="text1"/>
-                <w:sz w:val="24"/>
-                <w14:textFill>
-                  <w14:solidFill>
-                    <w14:schemeClr w14:val="tx1"/>
-                  </w14:solidFill>
-                </w14:textFill>
-              </w:rPr>
-            </w:pPr>
-            <w:r>
-              <w:rPr>
-                <w:rFonts w:hint="eastAsia" w:ascii="宋体" w:hAnsi="宋体"/>
-                <w:b/>
-                <w:color w:val="000000" w:themeColor="text1"/>
-                <w:sz w:val="24"/>
-                <w14:textFill>
-                  <w14:solidFill>
-                    <w14:schemeClr w14:val="tx1"/>
-                  </w14:solidFill>
-                </w14:textFill>
-              </w:rPr>
-              <w:t xml:space="preserve">（六）学位论文撰写与答辩准备</w:t>
-            </w:r>
-          </w:p>
-          <w:p>
-            <w:pPr>
-              <w:snapToGrid w:val="0"/>
-              <w:spacing w:line="276" w:lineRule="auto"/>
-              <w:ind w:firstLine="724" w:firstLineChars="302"/>
-              <w:rPr>
-                <w:rFonts w:ascii="宋体" w:hAnsi="宋体"/>
-                <w:color w:val="000000" w:themeColor="text1"/>
-                <w:sz w:val="24"/>
-                <w14:textFill>
-                  <w14:solidFill>
-                    <w14:schemeClr w14:val="tx1"/>
-                  </w14:solidFill>
-                </w14:textFill>
-              </w:rPr>
-            </w:pPr>
-            <w:r>
-              <w:rPr>
-                <w:rFonts w:ascii="宋体" w:hAnsi="宋体"/>
-                <w:color w:val="000000" w:themeColor="text1"/>
-                <w:sz w:val="24"/>
-                <w14:textFill>
-                  <w14:solidFill>
-                    <w14:schemeClr w14:val="tx1"/>
-                  </w14:solidFill>
-                </w14:textFill>
-              </w:rPr>
-              <w:t xml:space="preserve">内容：完成学位论文撰写与成果发表。方案：按Introduction—Results—Discussion—Methods结构撰写SCI论文1篇并完成图表制作，在此基础上扩写学位论文；预计2027年1月—3月完成论文初稿，2027年4月完成修改并申请预答辩。</w:t>
-            </w:r>
-          </w:p>
-          <w:p>
-            <w:pPr>
-              <w:snapToGrid w:val="0"/>
-              <w:spacing w:line="276" w:lineRule="auto"/>
-              <w:ind w:firstLine="724" w:firstLineChars="302"/>
-              <w:rPr>
-                <w:rFonts w:ascii="宋体" w:hAnsi="宋体"/>
-                <w:color w:val="000000" w:themeColor="text1"/>
-                <w:sz w:val="24"/>
-                <w14:textFill>
-                  <w14:solidFill>
-                    <w14:schemeClr w14:val="tx1"/>
-                  </w14:solidFill>
-                </w14:textFill>
-              </w:rPr>
-            </w:pPr>
-            <w:r>
-              <w:rPr>
-                <w:rFonts w:hint="eastAsia" w:ascii="宋体" w:hAnsi="宋体"/>
-                <w:b/>
-                <w:color w:val="000000" w:themeColor="text1"/>
-                <w:sz w:val="24"/>
-                <w14:textFill>
-                  <w14:solidFill>
-                    <w14:schemeClr w14:val="tx1"/>
-                  </w14:solidFill>
-                </w14:textFill>
-              </w:rPr>
-              <w:t xml:space="preserve">（七）存在的问题与应对措施</w:t>
-            </w:r>
-          </w:p>
-          <w:p>
-            <w:pPr>
-              <w:snapToGrid w:val="0"/>
-              <w:spacing w:line="276" w:lineRule="auto"/>
-              <w:ind w:firstLine="724" w:firstLineChars="302"/>
-              <w:rPr>
-                <w:rFonts w:ascii="宋体" w:hAnsi="宋体"/>
-                <w:color w:val="000000" w:themeColor="text1"/>
-                <w:sz w:val="24"/>
-                <w14:textFill>
-                  <w14:solidFill>
-                    <w14:schemeClr w14:val="tx1"/>
-                  </w14:solidFill>
-                </w14:textFill>
-              </w:rPr>
-            </w:pPr>
-            <w:r>
-              <w:rPr>
-                <w:rFonts w:ascii="宋体" w:hAnsi="宋体"/>
-                <w:color w:val="000000" w:themeColor="text1"/>
-                <w:sz w:val="24"/>
-                <w14:textFill>
-                  <w14:solidFill>
-                    <w14:schemeClr w14:val="tx1"/>
-                  </w14:solidFill>
-                </w14:textFill>
-              </w:rPr>
-              <w:t xml:space="preserve">1. 去冗余后17 例受试者无代表基因组入选。应对：在丰度层面的分析中改用全量22 582个MAGs进行reads回贴，恢复样本覆盖，避免因参考集筛选造成样本缺失。</w:t>
-            </w:r>
-          </w:p>
-          <w:p>
-            <w:pPr>
-              <w:snapToGrid w:val="0"/>
-              <w:spacing w:line="276" w:lineRule="auto"/>
-              <w:ind w:firstLine="724" w:firstLineChars="302"/>
-              <w:rPr>
-                <w:rFonts w:ascii="宋体" w:hAnsi="宋体"/>
-                <w:color w:val="000000" w:themeColor="text1"/>
-                <w:sz w:val="24"/>
-                <w14:textFill>
-                  <w14:solidFill>
-                    <w14:schemeClr w14:val="tx1"/>
-                  </w14:solidFill>
-                </w14:textFill>
-              </w:rPr>
-            </w:pPr>
-            <w:r>
-              <w:rPr>
-                <w:rFonts w:ascii="宋体" w:hAnsi="宋体"/>
-                <w:color w:val="000000" w:themeColor="text1"/>
-                <w:sz w:val="24"/>
-                <w14:textFill>
-                  <w14:solidFill>
-                    <w14:schemeClr w14:val="tx1"/>
-                  </w14:solidFill>
-                </w14:textFill>
-              </w:rPr>
-              <w:t xml:space="preserve">2. 候选抗菌肽的假阳性风险。应对：以同源过滤、理化性质一致性评估与外部独立测试集三重策略控制，并尽可能辅以体外实验验证。</w:t>
-            </w:r>
-          </w:p>
-          <w:p>
-            <w:pPr>
-              <w:snapToGrid w:val="0"/>
-              <w:spacing w:line="276" w:lineRule="auto"/>
-              <w:ind w:firstLine="724" w:firstLineChars="302"/>
-              <w:rPr>
-                <w:rFonts w:ascii="宋体" w:hAnsi="宋体"/>
-                <w:color w:val="000000" w:themeColor="text1"/>
-                <w:sz w:val="24"/>
-                <w14:textFill>
-                  <w14:solidFill>
-                    <w14:schemeClr w14:val="tx1"/>
-                  </w14:solidFill>
-                </w14:textFill>
-              </w:rPr>
-            </w:pPr>
-            <w:r>
-              <w:rPr>
-                <w:rFonts w:ascii="宋体" w:hAnsi="宋体"/>
-                <w:color w:val="000000" w:themeColor="text1"/>
-                <w:sz w:val="24"/>
-                <w14:textFill>
-                  <w14:solidFill>
-                    <w14:schemeClr w14:val="tx1"/>
-                  </w14:solidFill>
-                </w14:textFill>
-              </w:rPr>
-              <w:t xml:space="preserve">3. 深度学习模型在宏基因组长尾序列上的泛化能力。应对：采用多次随机种子重复训练与独立数据集验证，并报告性能的不确定性区间。</w:t>
+              <w:t xml:space="preserve">3. 机制关联分析的证据强度有限。应对：以分子模拟与文献比对为主，将研究定位为线索发现，不夸大因果性结论。</w:t>
             </w:r>
           </w:p>
         </w:tc>

--- a/deliverable/中期.docx
+++ b/deliverable/中期.docx
@@ -389,7 +389,6 @@
             <w:placeholder>
               <w:docPart w:val="4958A528A7E64B64A3447BE176E8F01F"/>
             </w:placeholder>
-            <w:showingPlcHdr/>
           </w:sdtPr>
           <w:sdtEndPr>
             <w:rPr>
@@ -439,7 +438,7 @@
                       </w14:solidFill>
                     </w14:textFill>
                   </w:rPr>
-                  <w:t xml:space="preserve"> </w:t>
+                  <w:t xml:space="preserve">文绍华</w:t>
                 </w:r>
               </w:p>
             </w:tc>
@@ -514,7 +513,6 @@
             <w:placeholder>
               <w:docPart w:val="E32E92D9AF95455C9F34A23FAEC8C034"/>
             </w:placeholder>
-            <w:showingPlcHdr/>
           </w:sdtPr>
           <w:sdtEndPr>
             <w:rPr>
@@ -566,7 +564,7 @@
                       </w14:solidFill>
                     </w14:textFill>
                   </w:rPr>
-                  <w:t xml:space="preserve"> </w:t>
+                  <w:t xml:space="preserve">2024110316</w:t>
                 </w:r>
               </w:p>
             </w:tc>
@@ -648,7 +646,6 @@
               <w:placeholder>
                 <w:docPart w:val="{2f59b618-efdb-4957-9fea-29a41f355dc7}"/>
               </w:placeholder>
-              <w:showingPlcHdr/>
               <w:dropDownList>
                 <w:listItem w:displayText="博士研究生" w:value="博士研究生"/>
                 <w:listItem w:displayText="学术学位硕士研究生" w:value="学术学位硕士研究生"/>
@@ -695,7 +692,7 @@
                       </w14:solidFill>
                     </w14:textFill>
                   </w:rPr>
-                  <w:t>选择一项</w:t>
+                  <w:t xml:space="preserve">学术学位硕士研究生</w:t>
                 </w:r>
               </w:p>
             </w:sdtContent>
@@ -772,7 +769,6 @@
             <w:placeholder>
               <w:docPart w:val="6E6C994EDC294EEFA81376A4879A8390"/>
             </w:placeholder>
-            <w:showingPlcHdr/>
           </w:sdtPr>
           <w:sdtEndPr>
             <w:rPr>
@@ -823,7 +819,7 @@
                       </w14:solidFill>
                     </w14:textFill>
                   </w:rPr>
-                  <w:t xml:space="preserve"> </w:t>
+                  <w:t xml:space="preserve">生命科学学院</w:t>
                 </w:r>
               </w:p>
             </w:tc>
@@ -914,7 +910,6 @@
             <w:placeholder>
               <w:docPart w:val="2C9F6B4CDE144387BE5BD766B9156B52"/>
             </w:placeholder>
-            <w:showingPlcHdr/>
           </w:sdtPr>
           <w:sdtEndPr>
             <w:rPr>
@@ -965,7 +960,7 @@
                       </w14:solidFill>
                     </w14:textFill>
                   </w:rPr>
-                  <w:t xml:space="preserve"> </w:t>
+                  <w:t xml:space="preserve">生物学</w:t>
                 </w:r>
               </w:p>
             </w:tc>
@@ -1051,7 +1046,6 @@
               <w:placeholder>
                 <w:docPart w:val="{6e0e0075-fb22-4977-a1d0-5c08c5a7b711}"/>
               </w:placeholder>
-              <w:showingPlcHdr/>
             </w:sdtPr>
             <w:sdtEndPr>
               <w:rPr>
@@ -1093,7 +1087,7 @@
                       </w14:solidFill>
                     </w14:textFill>
                   </w:rPr>
-                  <w:t xml:space="preserve"> </w:t>
+                  <w:t xml:space="preserve">生物化学与分子生物学</w:t>
                 </w:r>
               </w:p>
             </w:sdtContent>
@@ -1167,7 +1161,6 @@
             <w:placeholder>
               <w:docPart w:val="548B3A023D0C4D60A7CB4B9CBBCFD68E"/>
             </w:placeholder>
-            <w:showingPlcHdr/>
           </w:sdtPr>
           <w:sdtEndPr>
             <w:rPr>
@@ -1218,7 +1211,7 @@
                       </w14:solidFill>
                     </w14:textFill>
                   </w:rPr>
-                  <w:t xml:space="preserve"> </w:t>
+                  <w:t xml:space="preserve">申亮</w:t>
                 </w:r>
               </w:p>
             </w:tc>
@@ -1899,7 +1892,7 @@
                   </w14:solidFill>
                 </w14:textFill>
               </w:rPr>
-              <w:t xml:space="preserve">（一）选题背景与研究目标</w:t>
+              <w:t xml:space="preserve">（一）选题背景与研究意义</w:t>
             </w:r>
           </w:p>
           <w:p>
@@ -1929,7 +1922,7 @@
                   </w14:solidFill>
                 </w14:textFill>
               </w:rPr>
-              <w:t xml:space="preserve">阿尔茨海默症（Alzheimer's disease, AD）是以进行性认知功能下降为特征的神经退行性疾病。近年来的研究提示，AD 的发生发展不仅与脑内的淀粉样蛋白沉积和神经炎症有关，也与"肠—脑轴"介导的肠道微生物组改变相关。肠道微生物基因组中的小开放阅读框可编码长度为 5—50 个氨基酸的短肽，其中包含具有抗菌与免疫调节功能的抗菌肽（antimicrobial peptides, AMPs）；这类微生物源抗菌肽可能是连接肠道微生物刺激与神经炎症的潜在效应分子。然而，已有抗菌肽研究大多基于通用训练数据集与宿主来源序列，尚缺乏面向 AD 人群、并按认知功能阶段分层比较微生物源抗菌肽的研究。据此，本研究以公开宏基因组队列为基础，构建微生物源短肽库，采用深度学习模型预测候选抗菌肽，比较健康人群与 AD 各认知阶段的抗菌肽差异，筛选出健康人群与各阶段特有的抗菌肽，并进一步考察其与 AD 发病机制的关联，最后以简化的抑菌实验对候选抗菌肽做初步验证。</w:t>
+              <w:t xml:space="preserve">阿尔茨海默症（Alzheimer's disease, AD）是以进行性认知功能下降为主要表现的神经退行性疾病，主要病理特征包括 β-淀粉样肽沉积、tau 蛋白异常磷酸化与慢性神经炎症。现有药物以对症治疗为主，可在一定程度上延缓认知衰退，但难以阻止病程进展，因此从新的角度寻找与病程相关的效应分子和潜在干预靶点，具有明确的科学意义与应用价值。</w:t>
             </w:r>
           </w:p>
           <w:p>
@@ -1950,17 +1943,16 @@
             </w:pPr>
             <w:r>
               <w:rPr>
-                <w:rFonts w:hint="eastAsia" w:ascii="宋体" w:hAnsi="宋体"/>
-                <w:b/>
-                <w:color w:val="000000" w:themeColor="text1"/>
-                <w:sz w:val="24"/>
-                <w14:textFill>
-                  <w14:solidFill>
-                    <w14:schemeClr w14:val="tx1"/>
-                  </w14:solidFill>
-                </w14:textFill>
-              </w:rPr>
-              <w:t xml:space="preserve">（二）研究内容</w:t>
+                <w:rFonts w:ascii="宋体" w:hAnsi="宋体"/>
+                <w:color w:val="000000" w:themeColor="text1"/>
+                <w:sz w:val="24"/>
+                <w14:textFill>
+                  <w14:solidFill>
+                    <w14:schemeClr w14:val="tx1"/>
+                  </w14:solidFill>
+                </w14:textFill>
+              </w:rPr>
+              <w:t xml:space="preserve">近年来的研究提示，AD 的发生发展并不局限于脑内病理改变，也与"肠—脑轴"介导的肠道微生物组改变有关。肠道微生物组失衡可通过代谢产物、免疫细胞活化与神经信号通路等途径影响中枢神经系统的炎症状态与血脑屏障功能，构成了"外周—中枢"相互作用的重要一环。微生物基因组中的小开放阅读框能够编码长度较短的肽段，其中包含具有抗菌与免疫调节功能的抗菌肽（antimicrobial peptides, AMPs）。微生物源抗菌肽直接存在于肠腔，可与肠道上皮与免疫细胞互作，是连接微生物刺激与神经炎症的潜在效应分子，具备作为研究切入点的合理性。</w:t>
             </w:r>
           </w:p>
           <w:p>
@@ -1990,7 +1982,7 @@
                   </w14:solidFill>
                 </w14:textFill>
               </w:rPr>
-              <w:t xml:space="preserve">1. 微生物基因组参考集与短肽库构建。完成全队列宏基因组数据的统一处理与质量评估，获得高质量的微生物基因组参考集；在此基础上对基因组进行小开放阅读框预测，构建覆盖全队列、来源可追溯的非冗余微生物源短肽库，作为后续预测与比较分析的统一输入。参考集按物种多样性原则构建，以尽量减少因组装质量差异带来的样本偏倚。</w:t>
+              <w:t xml:space="preserve">本研究的意义体现在两个方面：其一，把抗菌肽研究从通用的序列预测推进到特定人群、特定病程阶段，为理解 AD 的微生物组机制提供候选分子与新的观察角度；其二，建立一套可复用的分析框架——宏基因组数据与参考集构建、短肽库构建、深度学习预测、分阶段差异比较、表达证据去重与特有肽筛选、机制关联与活性验证——该框架同样适用于其他疾病队列与微生物组研究。</w:t>
             </w:r>
           </w:p>
           <w:p>
@@ -2011,16 +2003,17 @@
             </w:pPr>
             <w:r>
               <w:rPr>
-                <w:rFonts w:ascii="宋体" w:hAnsi="宋体"/>
-                <w:color w:val="000000" w:themeColor="text1"/>
-                <w:sz w:val="24"/>
-                <w14:textFill>
-                  <w14:solidFill>
-                    <w14:schemeClr w14:val="tx1"/>
-                  </w14:solidFill>
-                </w14:textFill>
-              </w:rPr>
-              <w:t xml:space="preserve">2. 三模型共识预测候选抗菌肽。采用 Attention、LSTM 与 BERT 三个深度学习模型对短肽库进行独立预测，三个模型一致判为阳性的序列才纳入候选抗菌肽集合，以提高候选集的可信度、降低单一模型带来的预测偏倚。该步骤已在本阶段完成，得到候选抗菌肽名单。</w:t>
+                <w:rFonts w:hint="eastAsia" w:ascii="宋体" w:hAnsi="宋体"/>
+                <w:b/>
+                <w:color w:val="000000" w:themeColor="text1"/>
+                <w:sz w:val="24"/>
+                <w14:textFill>
+                  <w14:solidFill>
+                    <w14:schemeClr w14:val="tx1"/>
+                  </w14:solidFill>
+                </w14:textFill>
+              </w:rPr>
+              <w:t xml:space="preserve">（二）国内外研究现状与本研究的切入点</w:t>
             </w:r>
           </w:p>
           <w:p>
@@ -2050,7 +2043,7 @@
                   </w14:solidFill>
                 </w14:textFill>
               </w:rPr>
-              <w:t xml:space="preserve">3. 分阶段差异分析。按照认知功能将队列划分为健康人群与各疾病阶段，比较各阶段与健康人群之间候选抗菌肽的丰度与组成差异，筛选出随病程变化明显的候选抗菌肽，为后续筛选特异肽提供依据。</w:t>
+              <w:t xml:space="preserve">在 AD 与肠道微生物组研究方面，已有大量工作报道 AD 患者与健康人群在菌群组成、丰度结构与功能通路上存在差异，并提出"微生物组—肠—脑轴"的作用框架；但多数研究停留在菌群分类单元与通路的关联描述层面，缺少落到具体效应分子及其作用机制的实验性证据，因果关系仍不清晰。</w:t>
             </w:r>
           </w:p>
           <w:p>
@@ -2080,7 +2073,7 @@
                   </w14:solidFill>
                 </w14:textFill>
               </w:rPr>
-              <w:t xml:space="preserve">4. 宏蛋白组二次去重与特有抗菌肽筛选。在序列层面去冗余的基础上，引入宏蛋白组表达证据进行二次去重，只保留在蛋白层面真实存在并可检出的抗菌肽，进而通过组内共有与组间特有的比较策略，得到健康人群特有与各疾病阶段特有的抗菌肽。</w:t>
+              <w:t xml:space="preserve">在抗菌肽研究与预测方法方面，公共数据库和预测工具已相对成熟，深度学习模型被广泛用于从基因组、宏基因组与蛋白质序列中识别具有抗菌潜力的肽段，Attention、LSTM、BERT 等结构在不同任务中各有优势。然而，现有抗菌肽研究大多基于通用训练数据集与宿主来源序列，较少面向特定疾病人群，也较少按认知功能阶段分层比较；同时，单一模型的预测结果受训练集偏倚影响较大，容易产生假阳性，需要多模型互证与表达层面的证据加以约束。</w:t>
             </w:r>
           </w:p>
           <w:p>
@@ -2110,7 +2103,7 @@
                   </w14:solidFill>
                 </w14:textFill>
               </w:rPr>
-              <w:t xml:space="preserve">5. 与 AD 发病机制的关联分析。参照乙酰胆碱酯酶—β-淀粉样肽复合物分子模拟研究的思路，从三个方向考察特有抗菌肽与 AD 发病机制的关联：与 β-淀粉样肽的相互作用及其对聚集过程的影响、与乙酰胆碱酯酶外周阴离子位点结合从而干扰成核过程的可能性、以及经免疫与炎症通路参与神经炎症调节的可能性。</w:t>
+              <w:t xml:space="preserve">基于上述现状，本研究以 AD 人群的公开宏基因组队列为对象：在序列层面构建微生物源短肽库，在预测层面采用多个模型独立预测并取共识结果，在统计与表达层面按认知阶段比较差异并以宏蛋白组证据二次去重，在功能层面从 AD 发病机制关联与抑菌活性两个方向开展初步验证。这一设计针对现有研究在人群针对性、阶段分层、证据层次三方面的不足，构成本研究的切入点与特色。</w:t>
             </w:r>
           </w:p>
           <w:p>
@@ -2131,16 +2124,17 @@
             </w:pPr>
             <w:r>
               <w:rPr>
-                <w:rFonts w:ascii="宋体" w:hAnsi="宋体"/>
-                <w:color w:val="000000" w:themeColor="text1"/>
-                <w:sz w:val="24"/>
-                <w14:textFill>
-                  <w14:solidFill>
-                    <w14:schemeClr w14:val="tx1"/>
-                  </w14:solidFill>
-                </w14:textFill>
-              </w:rPr>
-              <w:t xml:space="preserve">6. 极简抑菌实验验证。选择少量有代表性的候选抗菌肽进行人工合成，以常见指示菌开展纸片扩散法初筛，并以微量肉汤稀释法测定最低抑菌浓度，用较小的工作量获得候选抗菌肽具有抑菌活性的直接证据。</w:t>
+                <w:rFonts w:hint="eastAsia" w:ascii="宋体" w:hAnsi="宋体"/>
+                <w:b/>
+                <w:color w:val="000000" w:themeColor="text1"/>
+                <w:sz w:val="24"/>
+                <w14:textFill>
+                  <w14:solidFill>
+                    <w14:schemeClr w14:val="tx1"/>
+                  </w14:solidFill>
+                </w14:textFill>
+              </w:rPr>
+              <w:t xml:space="preserve">（三）研究目标</w:t>
             </w:r>
           </w:p>
           <w:p>
@@ -2161,17 +2155,16 @@
             </w:pPr>
             <w:r>
               <w:rPr>
-                <w:rFonts w:hint="eastAsia" w:ascii="宋体" w:hAnsi="宋体"/>
-                <w:b/>
-                <w:color w:val="000000" w:themeColor="text1"/>
-                <w:sz w:val="24"/>
-                <w14:textFill>
-                  <w14:solidFill>
-                    <w14:schemeClr w14:val="tx1"/>
-                  </w14:solidFill>
-                </w14:textFill>
-              </w:rPr>
-              <w:t xml:space="preserve">（三）工作进度</w:t>
+                <w:rFonts w:ascii="宋体" w:hAnsi="宋体"/>
+                <w:color w:val="000000" w:themeColor="text1"/>
+                <w:sz w:val="24"/>
+                <w14:textFill>
+                  <w14:solidFill>
+                    <w14:schemeClr w14:val="tx1"/>
+                  </w14:solidFill>
+                </w14:textFill>
+              </w:rPr>
+              <w:t xml:space="preserve">本研究的总体目标是：系统识别 AD 患者与健康人群肠道微生物组编码的微生物源抗菌肽，阐明其在不同认知阶段的分布与组成差异，筛选出健康人群特有与各疾病阶段特有的候选抗菌肽，并初步建立这些候选抗菌肽与 AD 发病机制以及抑菌活性之间的联系，为后续深入的机制研究与潜在的干预线索提供依据。</w:t>
             </w:r>
           </w:p>
           <w:p>
@@ -2201,7 +2194,7 @@
                   </w14:solidFill>
                 </w14:textFill>
               </w:rPr>
-              <w:t xml:space="preserve">1. 宏基因组数据处理与微生物基因组参考集构建：已完成。</w:t>
+              <w:t xml:space="preserve">具体目标包括：完成全队列宏基因组数据与参考集的处理、建立可追溯的非冗余短肽库；获得经多模型共识判定且经表达证据去重的候选抗菌肽集合；得到分阶段差异抗菌肽与健康人／各阶段特有的抗菌肽清单；形成候选抗菌肽与 AD 发病机制关联的分析结果；完成候选抗菌肽抑菌活性的最小化实验验证。</w:t>
             </w:r>
           </w:p>
           <w:p>
@@ -2222,16 +2215,17 @@
             </w:pPr>
             <w:r>
               <w:rPr>
-                <w:rFonts w:ascii="宋体" w:hAnsi="宋体"/>
-                <w:color w:val="000000" w:themeColor="text1"/>
-                <w:sz w:val="24"/>
-                <w14:textFill>
-                  <w14:solidFill>
-                    <w14:schemeClr w14:val="tx1"/>
-                  </w14:solidFill>
-                </w14:textFill>
-              </w:rPr>
-              <w:t xml:space="preserve">2. 小开放阅读框预测与非冗余短肽库构建：已完成。</w:t>
+                <w:rFonts w:hint="eastAsia" w:ascii="宋体" w:hAnsi="宋体"/>
+                <w:b/>
+                <w:color w:val="000000" w:themeColor="text1"/>
+                <w:sz w:val="24"/>
+                <w14:textFill>
+                  <w14:solidFill>
+                    <w14:schemeClr w14:val="tx1"/>
+                  </w14:solidFill>
+                </w14:textFill>
+              </w:rPr>
+              <w:t xml:space="preserve">（四）主要研究内容</w:t>
             </w:r>
           </w:p>
           <w:p>
@@ -2261,7 +2255,7 @@
                   </w14:solidFill>
                 </w14:textFill>
               </w:rPr>
-              <w:t xml:space="preserve">3. Attention、LSTM、BERT 三个模型的候选抗菌肽预测：已完成，已形成候选抗菌肽名单。</w:t>
+              <w:t xml:space="preserve">1. 宏基因组数据处理与微生物基因组参考集构建。完成全队列宏基因组数据的统一处理、质量评估与物种注释，获得高质量的微生物基因组参考集，并注意参考集的物种多样性，尽量减少因组装质量差异带来的样本偏倚，为后续序列预测与丰度比较提供统一基础。</w:t>
             </w:r>
           </w:p>
           <w:p>
@@ -2291,7 +2285,7 @@
                   </w14:solidFill>
                 </w14:textFill>
               </w:rPr>
-              <w:t xml:space="preserve">4. 分阶段抗菌肽差异分析：已完成，已获得随病程变化的候选抗菌肽。</w:t>
+              <w:t xml:space="preserve">2. 小开放阅读框预测与微生物源短肽库构建。在参考集基础上预测小开放阅读框，去除冗余与低可信序列，构建覆盖全队列、来源可追溯的非冗余短肽库；库中每条序列均保留样本来源与基因组来源信息，保证结果可回溯、可复核。</w:t>
             </w:r>
           </w:p>
           <w:p>
@@ -2321,7 +2315,7 @@
                   </w14:solidFill>
                 </w14:textFill>
               </w:rPr>
-              <w:t xml:space="preserve">5. 宏蛋白组二次去重与健康人／各阶段特有抗菌肽筛选：已完成。</w:t>
+              <w:t xml:space="preserve">3. 多模型共识预测候选抗菌肽。采用 Attention、LSTM 与 BERT 三个深度学习模型对短肽库进行相互独立的预测，只有在三个模型上均被判为阳性的序列才纳入候选抗菌肽集合，以降低单一模型的偏倚、提高候选集合的可信度。</w:t>
             </w:r>
           </w:p>
           <w:p>
@@ -2351,7 +2345,7 @@
                   </w14:solidFill>
                 </w14:textFill>
               </w:rPr>
-              <w:t xml:space="preserve">6. 与 AD 发病机制的关联分析：进行中，已完成分析方案设计，正在开展特有抗菌肽与淀粉样蛋白聚集、乙酰胆碱酯酶结合及炎症通路的关联分析。</w:t>
+              <w:t xml:space="preserve">4. 分阶段抗菌肽差异分析。按认知功能将队列划分为健康人群与各疾病阶段，在统一的丰度与组成口径下比较各阶段与健康人群之间候选抗菌肽的差异，识别随病程变化明显的候选抗菌肽，为特异肽筛选提供依据。</w:t>
             </w:r>
           </w:p>
           <w:p>
@@ -2381,7 +2375,7 @@
                   </w14:solidFill>
                 </w14:textFill>
               </w:rPr>
-              <w:t xml:space="preserve">7. 候选抗菌肽的极简抑菌实验验证：进行中，已完成候选肽筛选、菌株与实验条件准备，正在开展抑菌实验。</w:t>
+              <w:t xml:space="preserve">5. 宏蛋白组表达证据二次去重与特有抗菌肽筛选。在序列去冗余的基础上引入宏蛋白组表达数据，剔除在蛋白层面无表达证据的序列，实现二次去重；再按组内共有与组间特有的比较策略，得到健康人群特有与各疾病阶段特有的抗菌肽清单。</w:t>
             </w:r>
           </w:p>
           <w:p>
@@ -2411,7 +2405,7 @@
                   </w14:solidFill>
                 </w14:textFill>
               </w:rPr>
-              <w:t xml:space="preserve">8. 结果整理与学位论文撰写：进行中，前期数据与图表已整理完毕，论文撰写同步推进。</w:t>
+              <w:t xml:space="preserve">6. 特有抗菌肽与 AD 发病机制的关联分析。参照乙酰胆碱酯酶—β-淀粉样肽复合物分子模拟研究的思路，从三个方向考察特有抗菌肽与 AD 发病机制的关联：与 β-淀粉样肽的相互作用及其对聚集过程的影响；与乙酰胆碱酯酶外周阴离子位点结合从而干扰成核过程的可能性；经免疫调节与炎症通路参与神经炎症的可能性。</w:t>
             </w:r>
           </w:p>
           <w:p>
@@ -2441,7 +2435,369 @@
                   </w14:solidFill>
                 </w14:textFill>
               </w:rPr>
-              <w:t xml:space="preserve">截至本次中期检查，研究内容的主体部分（数据资源、候选肽预测、差异分析与特异肽筛选）均已完成，当前工作集中在机制关联分析与实验验证两个环节，整体进度与开题报告拟定的安排基本一致。</w:t>
+              <w:t xml:space="preserve">7. 候选抗菌肽的极简抑菌实验验证。选择少量有代表性的候选抗菌肽进行人工合成，以常见指示菌开展纸片扩散法初筛，并以微量肉汤稀释法测定最低抑菌浓度，用较小的工作量获得候选抗菌肽具有抑菌活性的直接证据，作为后续深入实验研究的先导。</w:t>
+            </w:r>
+          </w:p>
+          <w:p>
+            <w:pPr>
+              <w:snapToGrid w:val="0"/>
+              <w:spacing w:line="276" w:lineRule="auto"/>
+              <w:ind w:firstLine="724" w:firstLineChars="302"/>
+              <w:rPr>
+                <w:rFonts w:ascii="宋体" w:hAnsi="宋体"/>
+                <w:color w:val="000000" w:themeColor="text1"/>
+                <w:sz w:val="24"/>
+                <w14:textFill>
+                  <w14:solidFill>
+                    <w14:schemeClr w14:val="tx1"/>
+                  </w14:solidFill>
+                </w14:textFill>
+              </w:rPr>
+            </w:pPr>
+            <w:r>
+              <w:rPr>
+                <w:rFonts w:hint="eastAsia" w:ascii="宋体" w:hAnsi="宋体"/>
+                <w:b/>
+                <w:color w:val="000000" w:themeColor="text1"/>
+                <w:sz w:val="24"/>
+                <w14:textFill>
+                  <w14:solidFill>
+                    <w14:schemeClr w14:val="tx1"/>
+                  </w14:solidFill>
+                </w14:textFill>
+              </w:rPr>
+              <w:t xml:space="preserve">（五）技术路线</w:t>
+            </w:r>
+          </w:p>
+          <w:p>
+            <w:pPr>
+              <w:snapToGrid w:val="0"/>
+              <w:spacing w:line="276" w:lineRule="auto"/>
+              <w:ind w:firstLine="724" w:firstLineChars="302"/>
+              <w:rPr>
+                <w:rFonts w:ascii="宋体" w:hAnsi="宋体"/>
+                <w:color w:val="000000" w:themeColor="text1"/>
+                <w:sz w:val="24"/>
+                <w14:textFill>
+                  <w14:solidFill>
+                    <w14:schemeClr w14:val="tx1"/>
+                  </w14:solidFill>
+                </w14:textFill>
+              </w:rPr>
+            </w:pPr>
+            <w:r>
+              <w:rPr>
+                <w:rFonts w:ascii="宋体" w:hAnsi="宋体"/>
+                <w:color w:val="000000" w:themeColor="text1"/>
+                <w:sz w:val="24"/>
+                <w14:textFill>
+                  <w14:solidFill>
+                    <w14:schemeClr w14:val="tx1"/>
+                  </w14:solidFill>
+                </w14:textFill>
+              </w:rPr>
+              <w:t xml:space="preserve">整体研究按四个层次推进。第一层是数据与序列层：宏基因组数据经过统一处理形成微生物基因组参考集，再经小开放阅读框预测与去冗余形成微生物源短肽库。第二层是预测层：以三个深度学习模型独立预测，取一致阳性序列构成候选抗菌肽集合。第三层是统计与表达层：按认知阶段开展差异分析，并以宏蛋白组表达证据二次去重，得到健康人特有与各阶段特有的抗菌肽。第四层是功能层：对特有抗菌肽开展机制关联分析与抑菌实验验证，最终汇总为学位论文与投稿论文的图表与结论。各层次之间以统一的数据口径与可追溯的记录衔接，任一环节的结果均可回溯到原始样本与序列。</w:t>
+            </w:r>
+          </w:p>
+          <w:p>
+            <w:pPr>
+              <w:snapToGrid w:val="0"/>
+              <w:spacing w:line="276" w:lineRule="auto"/>
+              <w:ind w:firstLine="724" w:firstLineChars="302"/>
+              <w:rPr>
+                <w:rFonts w:ascii="宋体" w:hAnsi="宋体"/>
+                <w:color w:val="000000" w:themeColor="text1"/>
+                <w:sz w:val="24"/>
+                <w14:textFill>
+                  <w14:solidFill>
+                    <w14:schemeClr w14:val="tx1"/>
+                  </w14:solidFill>
+                </w14:textFill>
+              </w:rPr>
+            </w:pPr>
+            <w:r>
+              <w:rPr>
+                <w:rFonts w:hint="eastAsia" w:ascii="宋体" w:hAnsi="宋体"/>
+                <w:b/>
+                <w:color w:val="000000" w:themeColor="text1"/>
+                <w:sz w:val="24"/>
+                <w14:textFill>
+                  <w14:solidFill>
+                    <w14:schemeClr w14:val="tx1"/>
+                  </w14:solidFill>
+                </w14:textFill>
+              </w:rPr>
+              <w:t xml:space="preserve">（六）工作进度与完成情况</w:t>
+            </w:r>
+          </w:p>
+          <w:p>
+            <w:pPr>
+              <w:snapToGrid w:val="0"/>
+              <w:spacing w:line="276" w:lineRule="auto"/>
+              <w:ind w:firstLine="724" w:firstLineChars="302"/>
+              <w:rPr>
+                <w:rFonts w:ascii="宋体" w:hAnsi="宋体"/>
+                <w:color w:val="000000" w:themeColor="text1"/>
+                <w:sz w:val="24"/>
+                <w14:textFill>
+                  <w14:solidFill>
+                    <w14:schemeClr w14:val="tx1"/>
+                  </w14:solidFill>
+                </w14:textFill>
+              </w:rPr>
+            </w:pPr>
+            <w:r>
+              <w:rPr>
+                <w:rFonts w:ascii="宋体" w:hAnsi="宋体"/>
+                <w:color w:val="000000" w:themeColor="text1"/>
+                <w:sz w:val="24"/>
+                <w14:textFill>
+                  <w14:solidFill>
+                    <w14:schemeClr w14:val="tx1"/>
+                  </w14:solidFill>
+                </w14:textFill>
+              </w:rPr>
+              <w:t xml:space="preserve">1. 宏基因组数据处理与微生物基因组参考集构建：已完成，数据质量与样本覆盖情况已核查。</w:t>
+            </w:r>
+          </w:p>
+          <w:p>
+            <w:pPr>
+              <w:snapToGrid w:val="0"/>
+              <w:spacing w:line="276" w:lineRule="auto"/>
+              <w:ind w:firstLine="724" w:firstLineChars="302"/>
+              <w:rPr>
+                <w:rFonts w:ascii="宋体" w:hAnsi="宋体"/>
+                <w:color w:val="000000" w:themeColor="text1"/>
+                <w:sz w:val="24"/>
+                <w14:textFill>
+                  <w14:solidFill>
+                    <w14:schemeClr w14:val="tx1"/>
+                  </w14:solidFill>
+                </w14:textFill>
+              </w:rPr>
+            </w:pPr>
+            <w:r>
+              <w:rPr>
+                <w:rFonts w:ascii="宋体" w:hAnsi="宋体"/>
+                <w:color w:val="000000" w:themeColor="text1"/>
+                <w:sz w:val="24"/>
+                <w14:textFill>
+                  <w14:solidFill>
+                    <w14:schemeClr w14:val="tx1"/>
+                  </w14:solidFill>
+                </w14:textFill>
+              </w:rPr>
+              <w:t xml:space="preserve">2. 小开放阅读框预测与非冗余微生物源短肽库构建：已完成，短肽库覆盖全队列且来源可追溯。</w:t>
+            </w:r>
+          </w:p>
+          <w:p>
+            <w:pPr>
+              <w:snapToGrid w:val="0"/>
+              <w:spacing w:line="276" w:lineRule="auto"/>
+              <w:ind w:firstLine="724" w:firstLineChars="302"/>
+              <w:rPr>
+                <w:rFonts w:ascii="宋体" w:hAnsi="宋体"/>
+                <w:color w:val="000000" w:themeColor="text1"/>
+                <w:sz w:val="24"/>
+                <w14:textFill>
+                  <w14:solidFill>
+                    <w14:schemeClr w14:val="tx1"/>
+                  </w14:solidFill>
+                </w14:textFill>
+              </w:rPr>
+            </w:pPr>
+            <w:r>
+              <w:rPr>
+                <w:rFonts w:ascii="宋体" w:hAnsi="宋体"/>
+                <w:color w:val="000000" w:themeColor="text1"/>
+                <w:sz w:val="24"/>
+                <w14:textFill>
+                  <w14:solidFill>
+                    <w14:schemeClr w14:val="tx1"/>
+                  </w14:solidFill>
+                </w14:textFill>
+              </w:rPr>
+              <w:t xml:space="preserve">3. Attention、LSTM、BERT 三个模型的候选抗菌肽预测：已完成，已按三模型一致阳性的标准形成候选抗菌肽名单。</w:t>
+            </w:r>
+          </w:p>
+          <w:p>
+            <w:pPr>
+              <w:snapToGrid w:val="0"/>
+              <w:spacing w:line="276" w:lineRule="auto"/>
+              <w:ind w:firstLine="724" w:firstLineChars="302"/>
+              <w:rPr>
+                <w:rFonts w:ascii="宋体" w:hAnsi="宋体"/>
+                <w:color w:val="000000" w:themeColor="text1"/>
+                <w:sz w:val="24"/>
+                <w14:textFill>
+                  <w14:solidFill>
+                    <w14:schemeClr w14:val="tx1"/>
+                  </w14:solidFill>
+                </w14:textFill>
+              </w:rPr>
+            </w:pPr>
+            <w:r>
+              <w:rPr>
+                <w:rFonts w:ascii="宋体" w:hAnsi="宋体"/>
+                <w:color w:val="000000" w:themeColor="text1"/>
+                <w:sz w:val="24"/>
+                <w14:textFill>
+                  <w14:solidFill>
+                    <w14:schemeClr w14:val="tx1"/>
+                  </w14:solidFill>
+                </w14:textFill>
+              </w:rPr>
+              <w:t xml:space="preserve">4. 分阶段抗菌肽差异分析：已完成，已获得随认知阶段变化明显的候选抗菌肽。</w:t>
+            </w:r>
+          </w:p>
+          <w:p>
+            <w:pPr>
+              <w:snapToGrid w:val="0"/>
+              <w:spacing w:line="276" w:lineRule="auto"/>
+              <w:ind w:firstLine="724" w:firstLineChars="302"/>
+              <w:rPr>
+                <w:rFonts w:ascii="宋体" w:hAnsi="宋体"/>
+                <w:color w:val="000000" w:themeColor="text1"/>
+                <w:sz w:val="24"/>
+                <w14:textFill>
+                  <w14:solidFill>
+                    <w14:schemeClr w14:val="tx1"/>
+                  </w14:solidFill>
+                </w14:textFill>
+              </w:rPr>
+            </w:pPr>
+            <w:r>
+              <w:rPr>
+                <w:rFonts w:ascii="宋体" w:hAnsi="宋体"/>
+                <w:color w:val="000000" w:themeColor="text1"/>
+                <w:sz w:val="24"/>
+                <w14:textFill>
+                  <w14:solidFill>
+                    <w14:schemeClr w14:val="tx1"/>
+                  </w14:solidFill>
+                </w14:textFill>
+              </w:rPr>
+              <w:t xml:space="preserve">5. 宏蛋白组表达证据二次去重与健康人／各阶段特有抗菌肽筛选：已完成，已形成特有抗菌肽清单。</w:t>
+            </w:r>
+          </w:p>
+          <w:p>
+            <w:pPr>
+              <w:snapToGrid w:val="0"/>
+              <w:spacing w:line="276" w:lineRule="auto"/>
+              <w:ind w:firstLine="724" w:firstLineChars="302"/>
+              <w:rPr>
+                <w:rFonts w:ascii="宋体" w:hAnsi="宋体"/>
+                <w:color w:val="000000" w:themeColor="text1"/>
+                <w:sz w:val="24"/>
+                <w14:textFill>
+                  <w14:solidFill>
+                    <w14:schemeClr w14:val="tx1"/>
+                  </w14:solidFill>
+                </w14:textFill>
+              </w:rPr>
+            </w:pPr>
+            <w:r>
+              <w:rPr>
+                <w:rFonts w:ascii="宋体" w:hAnsi="宋体"/>
+                <w:color w:val="000000" w:themeColor="text1"/>
+                <w:sz w:val="24"/>
+                <w14:textFill>
+                  <w14:solidFill>
+                    <w14:schemeClr w14:val="tx1"/>
+                  </w14:solidFill>
+                </w14:textFill>
+              </w:rPr>
+              <w:t xml:space="preserve">6. 特有抗菌肽与 AD 发病机制的关联分析：进行中，分析方案已确定，正在开展与 β-淀粉样肽聚集、乙酰胆碱酯酶结合以及免疫炎症通路相关的关联分析。</w:t>
+            </w:r>
+          </w:p>
+          <w:p>
+            <w:pPr>
+              <w:snapToGrid w:val="0"/>
+              <w:spacing w:line="276" w:lineRule="auto"/>
+              <w:ind w:firstLine="724" w:firstLineChars="302"/>
+              <w:rPr>
+                <w:rFonts w:ascii="宋体" w:hAnsi="宋体"/>
+                <w:color w:val="000000" w:themeColor="text1"/>
+                <w:sz w:val="24"/>
+                <w14:textFill>
+                  <w14:solidFill>
+                    <w14:schemeClr w14:val="tx1"/>
+                  </w14:solidFill>
+                </w14:textFill>
+              </w:rPr>
+            </w:pPr>
+            <w:r>
+              <w:rPr>
+                <w:rFonts w:ascii="宋体" w:hAnsi="宋体"/>
+                <w:color w:val="000000" w:themeColor="text1"/>
+                <w:sz w:val="24"/>
+                <w14:textFill>
+                  <w14:solidFill>
+                    <w14:schemeClr w14:val="tx1"/>
+                  </w14:solidFill>
+                </w14:textFill>
+              </w:rPr>
+              <w:t xml:space="preserve">7. 候选抗菌肽的极简抑菌实验验证：进行中，候选肽、指示菌与实验条件已确定，正在开展纸片扩散法初筛与最低抑菌浓度测定。</w:t>
+            </w:r>
+          </w:p>
+          <w:p>
+            <w:pPr>
+              <w:snapToGrid w:val="0"/>
+              <w:spacing w:line="276" w:lineRule="auto"/>
+              <w:ind w:firstLine="724" w:firstLineChars="302"/>
+              <w:rPr>
+                <w:rFonts w:ascii="宋体" w:hAnsi="宋体"/>
+                <w:color w:val="000000" w:themeColor="text1"/>
+                <w:sz w:val="24"/>
+                <w14:textFill>
+                  <w14:solidFill>
+                    <w14:schemeClr w14:val="tx1"/>
+                  </w14:solidFill>
+                </w14:textFill>
+              </w:rPr>
+            </w:pPr>
+            <w:r>
+              <w:rPr>
+                <w:rFonts w:ascii="宋体" w:hAnsi="宋体"/>
+                <w:color w:val="000000" w:themeColor="text1"/>
+                <w:sz w:val="24"/>
+                <w14:textFill>
+                  <w14:solidFill>
+                    <w14:schemeClr w14:val="tx1"/>
+                  </w14:solidFill>
+                </w14:textFill>
+              </w:rPr>
+              <w:t xml:space="preserve">8. 结果整理与学位论文撰写：进行中，前期数据与图表已整理完毕，论文撰写与文献补充同步推进。</w:t>
+            </w:r>
+          </w:p>
+          <w:p>
+            <w:pPr>
+              <w:snapToGrid w:val="0"/>
+              <w:spacing w:line="276" w:lineRule="auto"/>
+              <w:ind w:firstLine="724" w:firstLineChars="302"/>
+              <w:rPr>
+                <w:rFonts w:ascii="宋体" w:hAnsi="宋体"/>
+                <w:color w:val="000000" w:themeColor="text1"/>
+                <w:sz w:val="24"/>
+                <w14:textFill>
+                  <w14:solidFill>
+                    <w14:schemeClr w14:val="tx1"/>
+                  </w14:solidFill>
+                </w14:textFill>
+              </w:rPr>
+            </w:pPr>
+            <w:r>
+              <w:rPr>
+                <w:rFonts w:ascii="宋体" w:hAnsi="宋体"/>
+                <w:color w:val="000000" w:themeColor="text1"/>
+                <w:sz w:val="24"/>
+                <w14:textFill>
+                  <w14:solidFill>
+                    <w14:schemeClr w14:val="tx1"/>
+                  </w14:solidFill>
+                </w14:textFill>
+              </w:rPr>
+              <w:t xml:space="preserve">截至本次中期检查，研究内容的主体部分（数据资源与短肽库、候选抗菌肽预测、分阶段差异分析与特有抗菌肽筛选）均已完成，当前工作集中在机制关联分析与实验验证两个环节，整体进度与开题报告拟定的安排基本一致，后续按计划推进即可按期完成。</w:t>
             </w:r>
           </w:p>
         </w:tc>
@@ -2532,7 +2888,7 @@
                   </w14:solidFill>
                 </w14:textFill>
               </w:rPr>
-              <w:t xml:space="preserve">（一）数据资源</w:t>
+              <w:t xml:space="preserve">（一）数据资源与分析流程</w:t>
             </w:r>
           </w:p>
           <w:p>
@@ -2563,7 +2919,7 @@
                   </w14:solidFill>
                 </w14:textFill>
               </w:rPr>
-              <w:t xml:space="preserve">已完成全队列宏基因组数据的处理与微生物基因组参考集构建，并在此基础上完成小开放阅读框预测，建立了覆盖全队列、来源可追溯的非冗余微生物源短肽库。该短肽库可作为同类研究的基础数据与本课题后续分析的统一输入，相关处理流程已完成脚本化，具备可重复性。</w:t>
+              <w:t xml:space="preserve">已完成全队列宏基因组数据的处理与微生物基因组参考集构建，并在此基础上完成小开放阅读框预测与去冗余，建立了覆盖全队列、来源可追溯的非冗余微生物源短肽库。该短肽库可作为同类研究的基础数据，也是本课题后续全部分析的统一输入。相关处理流程已脚本化并整理为技术文档，具备可重复性与可移植性，便于在同类队列中复用。</w:t>
             </w:r>
           </w:p>
           <w:p>
@@ -2626,7 +2982,7 @@
                   </w14:solidFill>
                 </w14:textFill>
               </w:rPr>
-              <w:t xml:space="preserve">采用 Attention、LSTM 与 BERT 三个模型完成了对短肽库的预测，并通过三模型一致性判定得到候选抗菌肽集合，形成了可用于后续比较与验证的候选名单。三模型协同的判定方式提高了候选集合的可信度。</w:t>
+              <w:t xml:space="preserve">采用 Attention、LSTM 与 BERT 三个模型完成了对短肽库的独立预测，并以三模型一致阳性作为纳入标准，得到候选抗菌肽集合，形成了可用于后续比较与验证的候选名单。三模型共识的判定方式降低了单一模型带来的预测偏倚，提高了候选集合的可信度；该候选名单已与短肽库的溯源信息关联，便于核查与复算。</w:t>
             </w:r>
           </w:p>
           <w:p>
@@ -2658,7 +3014,7 @@
                   </w14:solidFill>
                 </w14:textFill>
               </w:rPr>
-              <w:t xml:space="preserve">（三）差异分析与特异性筛选结果</w:t>
+              <w:t xml:space="preserve">（三）分阶段差异分析与特有抗菌肽筛选结果</w:t>
             </w:r>
           </w:p>
           <w:p>
@@ -2689,7 +3045,7 @@
                   </w14:solidFill>
                 </w14:textFill>
               </w:rPr>
-              <w:t xml:space="preserve">完成了健康人群与各认知阶段之间候选抗菌肽的分阶段差异分析，并结合宏蛋白组表达证据完成二次去重，筛选出健康人群特有与各疾病阶段特有的抗菌肽，为探讨抗菌肽与 AD 病程的关系提供了候选对象。</w:t>
+              <w:t xml:space="preserve">完成了健康人群与各认知阶段之间候选抗菌肽的分阶段差异分析，识别出随病程变化明显的候选抗菌肽；进一步结合宏蛋白组表达证据完成二次去重，筛选出健康人群特有与各疾病阶段特有的抗菌肽，形成了本课题最具特色的阶段特异性候选肽清单，为探讨抗菌肽与 AD 病程的关系提供了明确的分析对象。</w:t>
             </w:r>
           </w:p>
           <w:p>
@@ -2721,7 +3077,7 @@
                   </w14:solidFill>
                 </w14:textFill>
               </w:rPr>
-              <w:t xml:space="preserve">（四）成果形式</w:t>
+              <w:t xml:space="preserve">（四）机制关联与实验方案设计</w:t>
             </w:r>
           </w:p>
           <w:p>
@@ -2752,7 +3108,133 @@
                   </w14:solidFill>
                 </w14:textFill>
               </w:rPr>
-              <w:t xml:space="preserve">已形成完整、可重复的分析流程与技术文档；已形成候选抗菌肽名单、差异抗菌肽结果以及健康人／各阶段特有抗菌肽清单；已完成机制关联分析与抑菌实验的方案设计。阶段性成果中暂无以第一作者公开发表的学术论文。</w:t>
+              <w:t xml:space="preserve">已完成特有抗菌肽与 AD 发病机制关联分析的技术方案：以分子对接与分子动力学模拟考察候选肽与 β-淀粉样肽、乙酰胆碱酯酶外周阴离子位点的结合情况与复合物稳定性，并结合文献比对与功能注释分析其可能涉及的免疫与炎症通路。同时完成了极简抑菌实验方案设计，明确了候选肽选择原则、指示菌、初筛与定量方法以及对照设置，方案在常规微生物实验室即可实施。</w:t>
+            </w:r>
+          </w:p>
+          <w:p>
+            <w:pPr>
+              <w:snapToGrid w:val="0"/>
+              <w:spacing w:line="276" w:lineRule="auto"/>
+              <w:ind w:firstLine="724" w:firstLineChars="302"/>
+              <w:rPr>
+                <w:rFonts w:ascii="宋体" w:hAnsi="宋体"/>
+                <w:b/>
+                <w:color w:val="000000" w:themeColor="text1"/>
+                <w:sz w:val="24"/>
+                <w14:textFill>
+                  <w14:solidFill>
+                    <w14:schemeClr w14:val="tx1"/>
+                  </w14:solidFill>
+                </w14:textFill>
+              </w:rPr>
+            </w:pPr>
+            <w:r>
+              <w:rPr>
+                <w:rFonts w:hint="eastAsia" w:ascii="宋体" w:hAnsi="宋体"/>
+                <w:b/>
+                <w:color w:val="000000" w:themeColor="text1"/>
+                <w:sz w:val="24"/>
+                <w14:textFill>
+                  <w14:solidFill>
+                    <w14:schemeClr w14:val="tx1"/>
+                  </w14:solidFill>
+                </w14:textFill>
+              </w:rPr>
+              <w:t xml:space="preserve">（五）成果形式</w:t>
+            </w:r>
+          </w:p>
+          <w:p>
+            <w:pPr>
+              <w:snapToGrid w:val="0"/>
+              <w:spacing w:line="276" w:lineRule="auto"/>
+              <w:ind w:firstLine="724" w:firstLineChars="302"/>
+              <w:rPr>
+                <w:rFonts w:ascii="宋体" w:hAnsi="宋体"/>
+                <w:b/>
+                <w:color w:val="000000" w:themeColor="text1"/>
+                <w:sz w:val="24"/>
+                <w14:textFill>
+                  <w14:solidFill>
+                    <w14:schemeClr w14:val="tx1"/>
+                  </w14:solidFill>
+                </w14:textFill>
+              </w:rPr>
+            </w:pPr>
+            <w:r>
+              <w:rPr>
+                <w:rFonts w:ascii="宋体" w:hAnsi="宋体"/>
+                <w:color w:val="000000" w:themeColor="text1"/>
+                <w:sz w:val="24"/>
+                <w14:textFill>
+                  <w14:solidFill>
+                    <w14:schemeClr w14:val="tx1"/>
+                  </w14:solidFill>
+                </w14:textFill>
+              </w:rPr>
+              <w:t xml:space="preserve">阶段性成果以数据资源、分析流程与候选清单为主：已形成完整可重复的分析流程与技术文档；已形成候选抗菌肽名单、分阶段差异抗菌肽结果以及健康人／各阶段特有抗菌肽清单；已完成机制关联分析与抑菌实验的方案设计并启动实施。阶段性成果中暂无以第一作者公开发表的学术论文。</w:t>
+            </w:r>
+          </w:p>
+          <w:p>
+            <w:pPr>
+              <w:snapToGrid w:val="0"/>
+              <w:spacing w:line="276" w:lineRule="auto"/>
+              <w:ind w:firstLine="724" w:firstLineChars="302"/>
+              <w:rPr>
+                <w:rFonts w:ascii="宋体" w:hAnsi="宋体"/>
+                <w:b/>
+                <w:color w:val="000000" w:themeColor="text1"/>
+                <w:sz w:val="24"/>
+                <w14:textFill>
+                  <w14:solidFill>
+                    <w14:schemeClr w14:val="tx1"/>
+                  </w14:solidFill>
+                </w14:textFill>
+              </w:rPr>
+            </w:pPr>
+            <w:r>
+              <w:rPr>
+                <w:rFonts w:hint="eastAsia" w:ascii="宋体" w:hAnsi="宋体"/>
+                <w:b/>
+                <w:color w:val="000000" w:themeColor="text1"/>
+                <w:sz w:val="24"/>
+                <w14:textFill>
+                  <w14:solidFill>
+                    <w14:schemeClr w14:val="tx1"/>
+                  </w14:solidFill>
+                </w14:textFill>
+              </w:rPr>
+              <w:t xml:space="preserve">（六）阶段性结论</w:t>
+            </w:r>
+          </w:p>
+          <w:p>
+            <w:pPr>
+              <w:snapToGrid w:val="0"/>
+              <w:spacing w:line="276" w:lineRule="auto"/>
+              <w:ind w:firstLine="724" w:firstLineChars="302"/>
+              <w:rPr>
+                <w:rFonts w:ascii="宋体" w:hAnsi="宋体"/>
+                <w:b/>
+                <w:color w:val="000000" w:themeColor="text1"/>
+                <w:sz w:val="24"/>
+                <w14:textFill>
+                  <w14:solidFill>
+                    <w14:schemeClr w14:val="tx1"/>
+                  </w14:solidFill>
+                </w14:textFill>
+              </w:rPr>
+            </w:pPr>
+            <w:r>
+              <w:rPr>
+                <w:rFonts w:ascii="宋体" w:hAnsi="宋体"/>
+                <w:color w:val="000000" w:themeColor="text1"/>
+                <w:sz w:val="24"/>
+                <w14:textFill>
+                  <w14:solidFill>
+                    <w14:schemeClr w14:val="tx1"/>
+                  </w14:solidFill>
+                </w14:textFill>
+              </w:rPr>
+              <w:t xml:space="preserve">本阶段工作表明，以公开宏基因组队列为基础、结合深度学习共识预测与宏蛋白组表达证据，可以从肠道微生物组中筛选出具有阶段特异性的候选抗菌肽；这类候选肽既可作为理解 AD 微生物组机制的观察对象，也可作为后续实验验证的起点。研究按开题计划推进，主体分析工作已在中期完成，剩余工作以机制关联、实验验证与论文撰写为主，风险可控。</w:t>
             </w:r>
           </w:p>
         </w:tc>
@@ -2844,7 +3326,37 @@
                   </w14:solidFill>
                 </w14:textFill>
               </w:rPr>
-              <w:t xml:space="preserve">暂无以第一作者公开发表的学术论文，亦无以本研究为基础的投稿记录。目前研究主体工作已经完成，计划在完成机制关联分析与抑菌实验验证后，以第一作者撰写并投稿 SCI 收录论文 1 篇，并在此基础上完成学位论文，按计划申请预答辩。</w:t>
+              <w:t xml:space="preserve">暂无以第一作者公开发表的学术论文，亦无以本研究为基础的投稿记录。</w:t>
+            </w:r>
+          </w:p>
+          <w:p>
+            <w:pPr>
+              <w:snapToGrid w:val="0"/>
+              <w:spacing w:line="276" w:lineRule="auto"/>
+              <w:ind w:firstLine="724" w:firstLineChars="302"/>
+              <w:rPr>
+                <w:rFonts w:ascii="宋体" w:hAnsi="宋体"/>
+                <w:color w:val="000000" w:themeColor="text1"/>
+                <w:sz w:val="24"/>
+                <w14:textFill>
+                  <w14:solidFill>
+                    <w14:schemeClr w14:val="tx1"/>
+                  </w14:solidFill>
+                </w14:textFill>
+              </w:rPr>
+            </w:pPr>
+            <w:r>
+              <w:rPr>
+                <w:rFonts w:ascii="宋体" w:hAnsi="宋体"/>
+                <w:color w:val="000000" w:themeColor="text1"/>
+                <w:sz w:val="24"/>
+                <w14:textFill>
+                  <w14:solidFill>
+                    <w14:schemeClr w14:val="tx1"/>
+                  </w14:solidFill>
+                </w14:textFill>
+              </w:rPr>
+              <w:t xml:space="preserve">目前研究主体工作已经完成，计划在完成机制关联分析与抑菌实验验证后，以第一作者撰写并投稿 SCI 收录学术论文 1 篇，并在此基础上完成学位论文，按培养计划申请预答辩。</w:t>
             </w:r>
           </w:p>
         </w:tc>
@@ -2967,7 +3479,7 @@
                   </w14:solidFill>
                 </w14:textFill>
               </w:rPr>
-              <w:t xml:space="preserve">内容：完成健康人特有肽与各阶段特有肽的功能关联分析。方案：参照乙酰胆碱酯酶—β-淀粉样肽复合物分子模拟研究的技术路线，采用分子对接与分子动力学模拟考察候选抗菌肽与 β-淀粉样肽、乙酰胆碱酯酶外周阴离子位点的结合情况与复合物稳定性；同时结合文献比对与功能注释，从免疫调节与炎症通路角度分析其可能的作用环节，最终形成候选抗菌肽与 AD 发病机制关联的结果清单。</w:t>
+              <w:t xml:space="preserve">内容：完成健康人特有肽与各阶段特有肽的功能关联分析，判断候选抗菌肽是否可能参与 AD 相关的病理过程，形成关联结果清单与相应的图表。</w:t>
             </w:r>
           </w:p>
           <w:p>
@@ -2988,17 +3500,16 @@
             </w:pPr>
             <w:r>
               <w:rPr>
-                <w:rFonts w:hint="eastAsia" w:ascii="宋体" w:hAnsi="宋体"/>
-                <w:b/>
-                <w:color w:val="000000" w:themeColor="text1"/>
-                <w:sz w:val="24"/>
-                <w14:textFill>
-                  <w14:solidFill>
-                    <w14:schemeClr w14:val="tx1"/>
-                  </w14:solidFill>
-                </w14:textFill>
-              </w:rPr>
-              <w:t xml:space="preserve">（二）候选抗菌肽的极简抑菌实验验证</w:t>
+                <w:rFonts w:ascii="宋体" w:hAnsi="宋体"/>
+                <w:color w:val="000000" w:themeColor="text1"/>
+                <w:sz w:val="24"/>
+                <w14:textFill>
+                  <w14:solidFill>
+                    <w14:schemeClr w14:val="tx1"/>
+                  </w14:solidFill>
+                </w14:textFill>
+              </w:rPr>
+              <w:t xml:space="preserve">方案：参照乙酰胆碱酯酶—β-淀粉样肽复合物分子模拟研究的技术路线，采用分子对接与分子动力学模拟考察候选抗菌肽与 β-淀粉样肽、乙酰胆碱酯酶外周阴离子位点的结合模式与复合物稳定性，重点关注其对 β-淀粉样肽聚集过程与成核环节的可能影响；同时结合文献比对与功能注释，从免疫调节与炎症通路角度分析候选肽可能参与的作用环节。</w:t>
             </w:r>
           </w:p>
           <w:p>
@@ -3028,7 +3539,7 @@
                   </w14:solidFill>
                 </w14:textFill>
               </w:rPr>
-              <w:t xml:space="preserve">内容：对少量有代表性的候选抗菌肽完成抑菌活性验证。方案：选择健康人特有与阶段特有的代表性候选肽进行人工合成，以大肠杆菌与金黄色葡萄球菌作为指示菌，先采用纸片扩散法观察抑菌圈进行初筛，再采用微量肉汤稀释法测定最低抑菌浓度；同时设置阳性对照（已知抗菌肽）与阴性对照（溶剂），每组设置重复，以保证结果可靠。实验方案保持简单，在常规微生物实验室即可完成，用于对候选抗菌肽做最小可行性验证。</w:t>
+              <w:t xml:space="preserve">预期产出：候选抗菌肽与 AD 发病机制关联的分析结果，包括结合情况、稳定性评价与通路层面的解释，作为学位论文机制章节的主要内容。</w:t>
             </w:r>
           </w:p>
           <w:p>
@@ -3059,7 +3570,7 @@
                   </w14:solidFill>
                 </w14:textFill>
               </w:rPr>
-              <w:t xml:space="preserve">（三）结果整理与论文撰写</w:t>
+              <w:t xml:space="preserve">（二）候选抗菌肽的极简抑菌实验验证</w:t>
             </w:r>
           </w:p>
           <w:p>
@@ -3089,7 +3600,7 @@
                   </w14:solidFill>
                 </w14:textFill>
               </w:rPr>
-              <w:t xml:space="preserve">内容：完成全部结果的整理与学位论文撰写。方案：将候选抗菌肽、差异抗菌肽、健康人／各阶段特有抗菌肽以及机制关联与抑菌实验结果汇总为完整的图表与结论体系；按学位论文规范撰写学位论文，并整理投稿论文，计划于 2027 年上半年完成初稿并申请预答辩。</w:t>
+              <w:t xml:space="preserve">内容：对少量有代表性的候选抗菌肽完成抑菌活性的最小化验证，为候选肽的生物学功能提供直接证据。</w:t>
             </w:r>
           </w:p>
           <w:p>
@@ -3110,17 +3621,16 @@
             </w:pPr>
             <w:r>
               <w:rPr>
-                <w:rFonts w:hint="eastAsia" w:ascii="宋体" w:hAnsi="宋体"/>
-                <w:b/>
-                <w:color w:val="000000" w:themeColor="text1"/>
-                <w:sz w:val="24"/>
-                <w14:textFill>
-                  <w14:solidFill>
-                    <w14:schemeClr w14:val="tx1"/>
-                  </w14:solidFill>
-                </w14:textFill>
-              </w:rPr>
-              <w:t xml:space="preserve">（四）存在的问题与应对措施</w:t>
+                <w:rFonts w:ascii="宋体" w:hAnsi="宋体"/>
+                <w:color w:val="000000" w:themeColor="text1"/>
+                <w:sz w:val="24"/>
+                <w14:textFill>
+                  <w14:solidFill>
+                    <w14:schemeClr w14:val="tx1"/>
+                  </w14:solidFill>
+                </w14:textFill>
+              </w:rPr>
+              <w:t xml:space="preserve">方案：从健康人特有与阶段特有的候选肽中选取有代表性的序列进行人工合成，以大肠杆菌与金黄色葡萄球菌作为指示菌，先采用纸片扩散法观察抑菌圈进行初筛，再采用微量肉汤稀释法测定最低抑菌浓度；同时设置阳性对照（已知抗菌肽）与阴性对照（溶剂），每组设置重复，以保证结果的可判读性。</w:t>
             </w:r>
           </w:p>
           <w:p>
@@ -3150,7 +3660,7 @@
                   </w14:solidFill>
                 </w14:textFill>
               </w:rPr>
-              <w:t xml:space="preserve">1. 预测结果可能存在假阳性。应对：以三模型共识判定提高候选集可信度，再以宏蛋白组表达证据二次去重，最后通过抑菌实验进行最小验证。</w:t>
+              <w:t xml:space="preserve">预期产出：候选抗菌肽抑菌活性的初步结果与活性—序列关系的初步观察，作为学位论文实验验证章节的主要内容。实验方案保持简单，不涉及复杂的动物实验或组学实验，可在常规微生物实验室按计划完成。</w:t>
             </w:r>
           </w:p>
           <w:p>
@@ -3171,16 +3681,17 @@
             </w:pPr>
             <w:r>
               <w:rPr>
-                <w:rFonts w:ascii="宋体" w:hAnsi="宋体"/>
-                <w:color w:val="000000" w:themeColor="text1"/>
-                <w:sz w:val="24"/>
-                <w14:textFill>
-                  <w14:solidFill>
-                    <w14:schemeClr w14:val="tx1"/>
-                  </w14:solidFill>
-                </w14:textFill>
-              </w:rPr>
-              <w:t xml:space="preserve">2. 部分样本缺少可用的参考基因组。应对：在丰度分析阶段改用全量基因组回填，恢复样本覆盖，避免参考集筛选造成样本缺失。</w:t>
+                <w:rFonts w:hint="eastAsia" w:ascii="宋体" w:hAnsi="宋体"/>
+                <w:b/>
+                <w:color w:val="000000" w:themeColor="text1"/>
+                <w:sz w:val="24"/>
+                <w14:textFill>
+                  <w14:solidFill>
+                    <w14:schemeClr w14:val="tx1"/>
+                  </w14:solidFill>
+                </w14:textFill>
+              </w:rPr>
+              <w:t xml:space="preserve">（三）结果整理、论文撰写与投稿</w:t>
             </w:r>
           </w:p>
           <w:p>
@@ -3210,7 +3721,249 @@
                   </w14:solidFill>
                 </w14:textFill>
               </w:rPr>
-              <w:t xml:space="preserve">3. 机制关联分析的证据强度有限。应对：以分子模拟与文献比对为主，将研究定位为线索发现，不夸大因果性结论。</w:t>
+              <w:t xml:space="preserve">内容：完成全部结果的整理与论文撰写。</w:t>
+            </w:r>
+          </w:p>
+          <w:p>
+            <w:pPr>
+              <w:snapToGrid w:val="0"/>
+              <w:spacing w:line="276" w:lineRule="auto"/>
+              <w:ind w:firstLine="724" w:firstLineChars="302"/>
+              <w:rPr>
+                <w:rFonts w:ascii="宋体" w:hAnsi="宋体"/>
+                <w:color w:val="000000" w:themeColor="text1"/>
+                <w:sz w:val="24"/>
+                <w14:textFill>
+                  <w14:solidFill>
+                    <w14:schemeClr w14:val="tx1"/>
+                  </w14:solidFill>
+                </w14:textFill>
+              </w:rPr>
+            </w:pPr>
+            <w:r>
+              <w:rPr>
+                <w:rFonts w:ascii="宋体" w:hAnsi="宋体"/>
+                <w:color w:val="000000" w:themeColor="text1"/>
+                <w:sz w:val="24"/>
+                <w14:textFill>
+                  <w14:solidFill>
+                    <w14:schemeClr w14:val="tx1"/>
+                  </w14:solidFill>
+                </w14:textFill>
+              </w:rPr>
+              <w:t xml:space="preserve">方案：将候选抗菌肽名单、分阶段差异结果、健康人／各阶段特有抗菌肽清单以及机制关联与抑菌实验结果汇总为完整的图表与结论体系，按学位论文规范撰写学位论文；同时提炼方法学与结果亮点，整理为投稿论文，计划完成初稿后按培养计划申请预答辩。</w:t>
+            </w:r>
+          </w:p>
+          <w:p>
+            <w:pPr>
+              <w:snapToGrid w:val="0"/>
+              <w:spacing w:line="276" w:lineRule="auto"/>
+              <w:ind w:firstLine="724" w:firstLineChars="302"/>
+              <w:rPr>
+                <w:rFonts w:ascii="宋体" w:hAnsi="宋体"/>
+                <w:color w:val="000000" w:themeColor="text1"/>
+                <w:sz w:val="24"/>
+                <w14:textFill>
+                  <w14:solidFill>
+                    <w14:schemeClr w14:val="tx1"/>
+                  </w14:solidFill>
+                </w14:textFill>
+              </w:rPr>
+            </w:pPr>
+            <w:r>
+              <w:rPr>
+                <w:rFonts w:hint="eastAsia" w:ascii="宋体" w:hAnsi="宋体"/>
+                <w:b/>
+                <w:color w:val="000000" w:themeColor="text1"/>
+                <w:sz w:val="24"/>
+                <w14:textFill>
+                  <w14:solidFill>
+                    <w14:schemeClr w14:val="tx1"/>
+                  </w14:solidFill>
+                </w14:textFill>
+              </w:rPr>
+              <w:t xml:space="preserve">（四）存在的问题与应对措施</w:t>
+            </w:r>
+          </w:p>
+          <w:p>
+            <w:pPr>
+              <w:snapToGrid w:val="0"/>
+              <w:spacing w:line="276" w:lineRule="auto"/>
+              <w:ind w:firstLine="724" w:firstLineChars="302"/>
+              <w:rPr>
+                <w:rFonts w:ascii="宋体" w:hAnsi="宋体"/>
+                <w:color w:val="000000" w:themeColor="text1"/>
+                <w:sz w:val="24"/>
+                <w14:textFill>
+                  <w14:solidFill>
+                    <w14:schemeClr w14:val="tx1"/>
+                  </w14:solidFill>
+                </w14:textFill>
+              </w:rPr>
+            </w:pPr>
+            <w:r>
+              <w:rPr>
+                <w:rFonts w:ascii="宋体" w:hAnsi="宋体"/>
+                <w:color w:val="000000" w:themeColor="text1"/>
+                <w:sz w:val="24"/>
+                <w14:textFill>
+                  <w14:solidFill>
+                    <w14:schemeClr w14:val="tx1"/>
+                  </w14:solidFill>
+                </w14:textFill>
+              </w:rPr>
+              <w:t xml:space="preserve">1. 预测结果可能存在假阳性。应对：以三模型共识判定提高候选集合可信度，再以宏蛋白组表达证据进行二次去重，最后通过抑菌实验对代表性候选肽做最小验证，形成层层递进的证据链。</w:t>
+            </w:r>
+          </w:p>
+          <w:p>
+            <w:pPr>
+              <w:snapToGrid w:val="0"/>
+              <w:spacing w:line="276" w:lineRule="auto"/>
+              <w:ind w:firstLine="724" w:firstLineChars="302"/>
+              <w:rPr>
+                <w:rFonts w:ascii="宋体" w:hAnsi="宋体"/>
+                <w:color w:val="000000" w:themeColor="text1"/>
+                <w:sz w:val="24"/>
+                <w14:textFill>
+                  <w14:solidFill>
+                    <w14:schemeClr w14:val="tx1"/>
+                  </w14:solidFill>
+                </w14:textFill>
+              </w:rPr>
+            </w:pPr>
+            <w:r>
+              <w:rPr>
+                <w:rFonts w:ascii="宋体" w:hAnsi="宋体"/>
+                <w:color w:val="000000" w:themeColor="text1"/>
+                <w:sz w:val="24"/>
+                <w14:textFill>
+                  <w14:solidFill>
+                    <w14:schemeClr w14:val="tx1"/>
+                  </w14:solidFill>
+                </w14:textFill>
+              </w:rPr>
+              <w:t xml:space="preserve">2. 部分样本缺少可用的参考基因组。应对：在丰度分析阶段改用全量基因组回填，恢复样本覆盖，避免参考集筛选造成样本缺失，并在结果中说明数据处理口径。</w:t>
+            </w:r>
+          </w:p>
+          <w:p>
+            <w:pPr>
+              <w:snapToGrid w:val="0"/>
+              <w:spacing w:line="276" w:lineRule="auto"/>
+              <w:ind w:firstLine="724" w:firstLineChars="302"/>
+              <w:rPr>
+                <w:rFonts w:ascii="宋体" w:hAnsi="宋体"/>
+                <w:color w:val="000000" w:themeColor="text1"/>
+                <w:sz w:val="24"/>
+                <w14:textFill>
+                  <w14:solidFill>
+                    <w14:schemeClr w14:val="tx1"/>
+                  </w14:solidFill>
+                </w14:textFill>
+              </w:rPr>
+            </w:pPr>
+            <w:r>
+              <w:rPr>
+                <w:rFonts w:ascii="宋体" w:hAnsi="宋体"/>
+                <w:color w:val="000000" w:themeColor="text1"/>
+                <w:sz w:val="24"/>
+                <w14:textFill>
+                  <w14:solidFill>
+                    <w14:schemeClr w14:val="tx1"/>
+                  </w14:solidFill>
+                </w14:textFill>
+              </w:rPr>
+              <w:t xml:space="preserve">3. 机制关联分析的证据强度有限。应对：以分子对接与分子动力学模拟、文献比对为主，将研究定位为线索发现与假设提出，不夸大因果性结论，相关结果在论文中明确说明为计算预测与初步证据。</w:t>
+            </w:r>
+          </w:p>
+          <w:p>
+            <w:pPr>
+              <w:snapToGrid w:val="0"/>
+              <w:spacing w:line="276" w:lineRule="auto"/>
+              <w:ind w:firstLine="724" w:firstLineChars="302"/>
+              <w:rPr>
+                <w:rFonts w:ascii="宋体" w:hAnsi="宋体"/>
+                <w:color w:val="000000" w:themeColor="text1"/>
+                <w:sz w:val="24"/>
+                <w14:textFill>
+                  <w14:solidFill>
+                    <w14:schemeClr w14:val="tx1"/>
+                  </w14:solidFill>
+                </w14:textFill>
+              </w:rPr>
+            </w:pPr>
+            <w:r>
+              <w:rPr>
+                <w:rFonts w:ascii="宋体" w:hAnsi="宋体"/>
+                <w:color w:val="000000" w:themeColor="text1"/>
+                <w:sz w:val="24"/>
+                <w14:textFill>
+                  <w14:solidFill>
+                    <w14:schemeClr w14:val="tx1"/>
+                  </w14:solidFill>
+                </w14:textFill>
+              </w:rPr>
+              <w:t xml:space="preserve">4. 实验验证工作量与时间存在冲突。应对：严格控制候选肽数量与实验内容，优先完成初筛与最低抑菌浓度测定；实验与论文撰写并行推进，预留缓冲时间。</w:t>
+            </w:r>
+          </w:p>
+          <w:p>
+            <w:pPr>
+              <w:snapToGrid w:val="0"/>
+              <w:spacing w:line="276" w:lineRule="auto"/>
+              <w:ind w:firstLine="724" w:firstLineChars="302"/>
+              <w:rPr>
+                <w:rFonts w:ascii="宋体" w:hAnsi="宋体"/>
+                <w:color w:val="000000" w:themeColor="text1"/>
+                <w:sz w:val="24"/>
+                <w14:textFill>
+                  <w14:solidFill>
+                    <w14:schemeClr w14:val="tx1"/>
+                  </w14:solidFill>
+                </w14:textFill>
+              </w:rPr>
+            </w:pPr>
+            <w:r>
+              <w:rPr>
+                <w:rFonts w:hint="eastAsia" w:ascii="宋体" w:hAnsi="宋体"/>
+                <w:b/>
+                <w:color w:val="000000" w:themeColor="text1"/>
+                <w:sz w:val="24"/>
+                <w14:textFill>
+                  <w14:solidFill>
+                    <w14:schemeClr w14:val="tx1"/>
+                  </w14:solidFill>
+                </w14:textFill>
+              </w:rPr>
+              <w:t xml:space="preserve">（五）后续工作安排</w:t>
+            </w:r>
+          </w:p>
+          <w:p>
+            <w:pPr>
+              <w:snapToGrid w:val="0"/>
+              <w:spacing w:line="276" w:lineRule="auto"/>
+              <w:ind w:firstLine="724" w:firstLineChars="302"/>
+              <w:rPr>
+                <w:rFonts w:ascii="宋体" w:hAnsi="宋体"/>
+                <w:color w:val="000000" w:themeColor="text1"/>
+                <w:sz w:val="24"/>
+                <w14:textFill>
+                  <w14:solidFill>
+                    <w14:schemeClr w14:val="tx1"/>
+                  </w14:solidFill>
+                </w14:textFill>
+              </w:rPr>
+            </w:pPr>
+            <w:r>
+              <w:rPr>
+                <w:rFonts w:ascii="宋体" w:hAnsi="宋体"/>
+                <w:color w:val="000000" w:themeColor="text1"/>
+                <w:sz w:val="24"/>
+                <w14:textFill>
+                  <w14:solidFill>
+                    <w14:schemeClr w14:val="tx1"/>
+                  </w14:solidFill>
+                </w14:textFill>
+              </w:rPr>
+              <w:t xml:space="preserve">近期以机制关联分析为主，同步开展候选抗菌肽的抑菌实验验证；中期完成实验结果的整理与补充分析，形成完整的图表体系；后期集中进行学位论文撰写与投稿论文整理，按培养计划完成预答辩与学位申请。各环节均以已完成的数据资源与分析流程为基础，不依赖新的数据生产，进度风险较小。</w:t>
             </w:r>
           </w:p>
         </w:tc>

--- a/deliverable/中期.docx
+++ b/deliverable/中期.docx
@@ -1922,7 +1922,7 @@
                   </w14:solidFill>
                 </w14:textFill>
               </w:rPr>
-              <w:t xml:space="preserve">阿尔茨海默症（Alzheimer's disease, AD）是以进行性认知功能下降为主要表现的神经退行性疾病，主要病理特征包括 β-淀粉样肽沉积、tau 蛋白异常磷酸化与慢性神经炎症。现有药物以对症治疗为主，可在一定程度上延缓认知衰退，但难以阻止病程进展，因此从新的角度寻找与病程相关的效应分子和潜在干预靶点，具有明确的科学意义与应用价值。</w:t>
+              <w:t xml:space="preserve">阿尔茨海默症（Alzheimer's disease, AD）是以进行性认知功能下降为主要临床表现的神经退行性疾病，其典型病理改变包括 β-淀粉样肽（Aβ）沉积、tau 蛋白异常磷酸化形成的神经纤维缠结，以及以小胶质细胞与星形胶质细胞活化为主的慢性神经炎症。随着人口老龄化程度加深，AD 的患病规模与照护负担持续上升，而已上市药物的作用以对症改善与延缓衰退为主，难以阻止病程进展，因此在既有病理通路之外寻找与疾病发生发展相关的效应分子与潜在干预靶点，具有明确的科学意义与临床价值。</w:t>
             </w:r>
           </w:p>
           <w:p>
@@ -1952,7 +1952,7 @@
                   </w14:solidFill>
                 </w14:textFill>
               </w:rPr>
-              <w:t xml:space="preserve">近年来的研究提示，AD 的发生发展并不局限于脑内病理改变，也与"肠—脑轴"介导的肠道微生物组改变有关。肠道微生物组失衡可通过代谢产物、免疫细胞活化与神经信号通路等途径影响中枢神经系统的炎症状态与血脑屏障功能，构成了"外周—中枢"相互作用的重要一环。微生物基因组中的小开放阅读框能够编码长度较短的肽段，其中包含具有抗菌与免疫调节功能的抗菌肽（antimicrobial peptides, AMPs）。微生物源抗菌肽直接存在于肠腔，可与肠道上皮与免疫细胞互作，是连接微生物刺激与神经炎症的潜在效应分子，具备作为研究切入点的合理性。</w:t>
+              <w:t xml:space="preserve">近年来的研究提示，AD 的发生发展并不局限于脑内病理改变，还与"肠—脑轴"介导的肠道微生物组改变密切相关。AD 患者与健康人群在菌群组成、多样性、短链脂肪酸生成能力与炎症相关菌群丰度等方面存在差异；菌群失衡可通过微生物代谢产物、肠屏障通透性改变、内毒素与细菌淀粉样蛋白进入循环，以及免疫细胞活化与神经信号通路等途径，影响中枢神经系统的炎症状态与血脑屏障功能，构成"外周—中枢"相互作用的重要环节。在这一框架下，"究竟哪一种微生物来源的分子在起作用"成为亟待回答的问题。</w:t>
             </w:r>
           </w:p>
           <w:p>
@@ -1982,7 +1982,7 @@
                   </w14:solidFill>
                 </w14:textFill>
               </w:rPr>
-              <w:t xml:space="preserve">本研究的意义体现在两个方面：其一，把抗菌肽研究从通用的序列预测推进到特定人群、特定病程阶段，为理解 AD 的微生物组机制提供候选分子与新的观察角度；其二，建立一套可复用的分析框架——宏基因组数据与参考集构建、短肽库构建、深度学习预测、分阶段差异比较、表达证据去重与特有肽筛选、机制关联与活性验证——该框架同样适用于其他疾病队列与微生物组研究。</w:t>
+              <w:t xml:space="preserve">微生物基因组中的小开放阅读框能够编码长度较短的肽段，其中包含具有抗菌与免疫调节功能的抗菌肽（antimicrobial peptides, AMPs）。与来源于宿主上皮细胞的抗菌肽不同，微生物源抗菌肽直接产生并存在于肠腔，可与肠道上皮细胞、免疫细胞及共生菌群相互作用，既参与菌群稳态的维持，又有可能通过免疫调节影响宿主的炎症状态，因而是连接微生物刺激与神经炎症的潜在效应分子，具备作为研究切入点的合理性。同时，AD 的病程具有明显的阶段性，不同认知阶段的菌群与免疫状态差异较大，按阶段分层比较微生物源抗菌肽的组成与丰度变化，有助于刻画疾病进展过程中的动态特征。</w:t>
             </w:r>
           </w:p>
           <w:p>
@@ -2003,17 +2003,16 @@
             </w:pPr>
             <w:r>
               <w:rPr>
-                <w:rFonts w:hint="eastAsia" w:ascii="宋体" w:hAnsi="宋体"/>
-                <w:b/>
-                <w:color w:val="000000" w:themeColor="text1"/>
-                <w:sz w:val="24"/>
-                <w14:textFill>
-                  <w14:solidFill>
-                    <w14:schemeClr w14:val="tx1"/>
-                  </w14:solidFill>
-                </w14:textFill>
-              </w:rPr>
-              <w:t xml:space="preserve">（二）国内外研究现状与本研究的切入点</w:t>
+                <w:rFonts w:ascii="宋体" w:hAnsi="宋体"/>
+                <w:color w:val="000000" w:themeColor="text1"/>
+                <w:sz w:val="24"/>
+                <w14:textFill>
+                  <w14:solidFill>
+                    <w14:schemeClr w14:val="tx1"/>
+                  </w14:solidFill>
+                </w14:textFill>
+              </w:rPr>
+              <w:t xml:space="preserve">本研究的意义体现在三个方面。其一，把抗菌肽研究从通用的序列预测推进到特定人群、特定病程阶段，为理解 AD 的微生物组机制提供候选分子与新的观察角度；其二，建立一套可复用的分析框架，即由宏基因组数据与参考集构建、短肽库构建、多模型共识预测、分阶段差异比较、表达证据去重与特有肽筛选、机制关联与活性验证组成的完整链条，该框架同样适用于其他疾病队列与微生物组研究；其三，通过对候选抗菌肽的发病机制关联分析与抑菌活性验证，为后续更深入的机制研究提供线索与起点。</w:t>
             </w:r>
           </w:p>
           <w:p>
@@ -2034,16 +2033,17 @@
             </w:pPr>
             <w:r>
               <w:rPr>
-                <w:rFonts w:ascii="宋体" w:hAnsi="宋体"/>
-                <w:color w:val="000000" w:themeColor="text1"/>
-                <w:sz w:val="24"/>
-                <w14:textFill>
-                  <w14:solidFill>
-                    <w14:schemeClr w14:val="tx1"/>
-                  </w14:solidFill>
-                </w14:textFill>
-              </w:rPr>
-              <w:t xml:space="preserve">在 AD 与肠道微生物组研究方面，已有大量工作报道 AD 患者与健康人群在菌群组成、丰度结构与功能通路上存在差异，并提出"微生物组—肠—脑轴"的作用框架；但多数研究停留在菌群分类单元与通路的关联描述层面，缺少落到具体效应分子及其作用机制的实验性证据，因果关系仍不清晰。</w:t>
+                <w:rFonts w:hint="eastAsia" w:ascii="宋体" w:hAnsi="宋体"/>
+                <w:b/>
+                <w:color w:val="000000" w:themeColor="text1"/>
+                <w:sz w:val="24"/>
+                <w14:textFill>
+                  <w14:solidFill>
+                    <w14:schemeClr w14:val="tx1"/>
+                  </w14:solidFill>
+                </w14:textFill>
+              </w:rPr>
+              <w:t xml:space="preserve">（二）国内外研究现状与本研究的切入点</w:t>
             </w:r>
           </w:p>
           <w:p>
@@ -2073,7 +2073,7 @@
                   </w14:solidFill>
                 </w14:textFill>
               </w:rPr>
-              <w:t xml:space="preserve">在抗菌肽研究与预测方法方面，公共数据库和预测工具已相对成熟，深度学习模型被广泛用于从基因组、宏基因组与蛋白质序列中识别具有抗菌潜力的肽段，Attention、LSTM、BERT 等结构在不同任务中各有优势。然而，现有抗菌肽研究大多基于通用训练数据集与宿主来源序列，较少面向特定疾病人群，也较少按认知功能阶段分层比较；同时，单一模型的预测结果受训练集偏倚影响较大，容易产生假阳性，需要多模型互证与表达层面的证据加以约束。</w:t>
+              <w:t xml:space="preserve">在 AD 与肠道微生物组研究方面，已有大量工作报道 AD 患者与健康人群在菌群组成、丰度结构与功能通路上存在差异，并提出以"微生物组—肠—脑轴"为核心的作用框架，涉及代谢产物、免疫调节与神经递质等多个环节。受样本来源、测序深度与临床信息完整度的限制，多数研究仍停留在菌群分类单元与功能通路的关联描述层面，能够落到具体效应分子及其作用机制的研究相对有限，菌群改变与 AD 病理之间的因果关系尚不清晰。在抗菌保护假说的推动下，Aβ 自身的抗菌活性及其与感染、免疫防御的关系受到关注，也提示需要把视野从 Aβ 扩展到更广泛的肽谱变化。</w:t>
             </w:r>
           </w:p>
           <w:p>
@@ -2103,7 +2103,7 @@
                   </w14:solidFill>
                 </w14:textFill>
               </w:rPr>
-              <w:t xml:space="preserve">基于上述现状，本研究以 AD 人群的公开宏基因组队列为对象：在序列层面构建微生物源短肽库，在预测层面采用多个模型独立预测并取共识结果，在统计与表达层面按认知阶段比较差异并以宏蛋白组证据二次去重，在功能层面从 AD 发病机制关联与抑菌活性两个方向开展初步验证。这一设计针对现有研究在人群针对性、阶段分层、证据层次三方面的不足，构成本研究的切入点与特色。</w:t>
+              <w:t xml:space="preserve">在抗菌肽研究与预测方法方面，公共数据库与预测工具已相对成熟，深度学习模型被广泛用于从基因组、宏基因组与蛋白质序列中识别具有抗菌潜力的肽段，注意力机制、长短期记忆网络与语言模型预训练等结构在不同任务中各有优势，从宏基因组短开放阅读框中大规模挖掘候选抗菌肽已经成为可行路径。相关研究也表明，预测得到的候选序列中相当一部分可在体外实验中表现出抑菌活性，为计算预测与实验验证相结合提供了依据。</w:t>
             </w:r>
           </w:p>
           <w:p>
@@ -2124,17 +2124,16 @@
             </w:pPr>
             <w:r>
               <w:rPr>
-                <w:rFonts w:hint="eastAsia" w:ascii="宋体" w:hAnsi="宋体"/>
-                <w:b/>
-                <w:color w:val="000000" w:themeColor="text1"/>
-                <w:sz w:val="24"/>
-                <w14:textFill>
-                  <w14:solidFill>
-                    <w14:schemeClr w14:val="tx1"/>
-                  </w14:solidFill>
-                </w14:textFill>
-              </w:rPr>
-              <w:t xml:space="preserve">（三）研究目标</w:t>
+                <w:rFonts w:ascii="宋体" w:hAnsi="宋体"/>
+                <w:color w:val="000000" w:themeColor="text1"/>
+                <w:sz w:val="24"/>
+                <w14:textFill>
+                  <w14:solidFill>
+                    <w14:schemeClr w14:val="tx1"/>
+                  </w14:solidFill>
+                </w14:textFill>
+              </w:rPr>
+              <w:t xml:space="preserve">然而，现有抗菌肽研究仍存在三方面不足。第一，训练数据与研究对象多为通用数据集与宿主来源序列，针对特定疾病人群、特别是神经系统疾病人群的工作较少，模型在目标人群中的适用性缺少检验；第二，研究多以"有或无抗菌肽"的二分类预测为终点，较少结合临床信息按疾病阶段分层，难以反映病程进展中的动态变化；第三，单一模型的预测结果受训练集偏倚影响较大，容易产生假阳性，需要多模型互证与表达层面的独立证据加以约束，而现有工作往往缺少这一层过滤。</w:t>
             </w:r>
           </w:p>
           <w:p>
@@ -2164,7 +2163,7 @@
                   </w14:solidFill>
                 </w14:textFill>
               </w:rPr>
-              <w:t xml:space="preserve">本研究的总体目标是：系统识别 AD 患者与健康人群肠道微生物组编码的微生物源抗菌肽，阐明其在不同认知阶段的分布与组成差异，筛选出健康人群特有与各疾病阶段特有的候选抗菌肽，并初步建立这些候选抗菌肽与 AD 发病机制以及抑菌活性之间的联系，为后续深入的机制研究与潜在的干预线索提供依据。</w:t>
+              <w:t xml:space="preserve">基于上述现状，本研究以 AD 人群的公开宏基因组队列为对象，构建一条层层递进的分析链条：在序列层面构建微生物源短肽库并保留溯源信息，在预测层面采用多个模型独立预测并取共识结果，在统计与表达层面按认知阶段比较差异并以宏蛋白组证据二次去重，在功能层面从 AD 发病机制关联与抑菌活性两个方向开展初步验证。该设计针对已有研究在人群针对性、阶段分层与证据层次三方面的不足，构成本研究的切入点与特色。</w:t>
             </w:r>
           </w:p>
           <w:p>
@@ -2185,16 +2184,17 @@
             </w:pPr>
             <w:r>
               <w:rPr>
-                <w:rFonts w:ascii="宋体" w:hAnsi="宋体"/>
-                <w:color w:val="000000" w:themeColor="text1"/>
-                <w:sz w:val="24"/>
-                <w14:textFill>
-                  <w14:solidFill>
-                    <w14:schemeClr w14:val="tx1"/>
-                  </w14:solidFill>
-                </w14:textFill>
-              </w:rPr>
-              <w:t xml:space="preserve">具体目标包括：完成全队列宏基因组数据与参考集的处理、建立可追溯的非冗余短肽库；获得经多模型共识判定且经表达证据去重的候选抗菌肽集合；得到分阶段差异抗菌肽与健康人／各阶段特有的抗菌肽清单；形成候选抗菌肽与 AD 发病机制关联的分析结果；完成候选抗菌肽抑菌活性的最小化实验验证。</w:t>
+                <w:rFonts w:hint="eastAsia" w:ascii="宋体" w:hAnsi="宋体"/>
+                <w:b/>
+                <w:color w:val="000000" w:themeColor="text1"/>
+                <w:sz w:val="24"/>
+                <w14:textFill>
+                  <w14:solidFill>
+                    <w14:schemeClr w14:val="tx1"/>
+                  </w14:solidFill>
+                </w14:textFill>
+              </w:rPr>
+              <w:t xml:space="preserve">（三）研究目标</w:t>
             </w:r>
           </w:p>
           <w:p>
@@ -2215,17 +2215,16 @@
             </w:pPr>
             <w:r>
               <w:rPr>
-                <w:rFonts w:hint="eastAsia" w:ascii="宋体" w:hAnsi="宋体"/>
-                <w:b/>
-                <w:color w:val="000000" w:themeColor="text1"/>
-                <w:sz w:val="24"/>
-                <w14:textFill>
-                  <w14:solidFill>
-                    <w14:schemeClr w14:val="tx1"/>
-                  </w14:solidFill>
-                </w14:textFill>
-              </w:rPr>
-              <w:t xml:space="preserve">（四）主要研究内容</w:t>
+                <w:rFonts w:ascii="宋体" w:hAnsi="宋体"/>
+                <w:color w:val="000000" w:themeColor="text1"/>
+                <w:sz w:val="24"/>
+                <w14:textFill>
+                  <w14:solidFill>
+                    <w14:schemeClr w14:val="tx1"/>
+                  </w14:solidFill>
+                </w14:textFill>
+              </w:rPr>
+              <w:t xml:space="preserve">本研究的总体目标是：系统识别 AD 患者与健康人群肠道微生物组所编码的微生物源抗菌肽，阐明其在不同认知阶段的分布与组成差异，筛选出健康人群特有与各疾病阶段特有的候选抗菌肽，并初步建立这些候选抗菌肽与 AD 发病机制以及抑菌活性之间的联系，为后续深入的机制研究与潜在的干预线索提供依据。</w:t>
             </w:r>
           </w:p>
           <w:p>
@@ -2255,7 +2254,7 @@
                   </w14:solidFill>
                 </w14:textFill>
               </w:rPr>
-              <w:t xml:space="preserve">1. 宏基因组数据处理与微生物基因组参考集构建。完成全队列宏基因组数据的统一处理、质量评估与物种注释，获得高质量的微生物基因组参考集，并注意参考集的物种多样性，尽量减少因组装质量差异带来的样本偏倚，为后续序列预测与丰度比较提供统一基础。</w:t>
+              <w:t xml:space="preserve">具体目标包括：完成全队列宏基因组数据与微生物基因组参考集的处理与质量评估；建立覆盖全队列、来源可追溯的非冗余短肽库；获得经多模型共识判定、并经表达证据二次去重的候选抗菌肽集合；得到随病程变化的差异抗菌肽结果以及健康人群特有与各阶段特有的抗菌肽清单；形成候选抗菌肽与 AD 发病机制关联的分析结果；完成候选抗菌肽抑菌活性的初步实验验证；在此基础上完成学位论文并整理投稿论文。</w:t>
             </w:r>
           </w:p>
           <w:p>
@@ -2276,16 +2275,17 @@
             </w:pPr>
             <w:r>
               <w:rPr>
-                <w:rFonts w:ascii="宋体" w:hAnsi="宋体"/>
-                <w:color w:val="000000" w:themeColor="text1"/>
-                <w:sz w:val="24"/>
-                <w14:textFill>
-                  <w14:solidFill>
-                    <w14:schemeClr w14:val="tx1"/>
-                  </w14:solidFill>
-                </w14:textFill>
-              </w:rPr>
-              <w:t xml:space="preserve">2. 小开放阅读框预测与微生物源短肽库构建。在参考集基础上预测小开放阅读框，去除冗余与低可信序列，构建覆盖全队列、来源可追溯的非冗余短肽库；库中每条序列均保留样本来源与基因组来源信息，保证结果可回溯、可复核。</w:t>
+                <w:rFonts w:hint="eastAsia" w:ascii="宋体" w:hAnsi="宋体"/>
+                <w:b/>
+                <w:color w:val="000000" w:themeColor="text1"/>
+                <w:sz w:val="24"/>
+                <w14:textFill>
+                  <w14:solidFill>
+                    <w14:schemeClr w14:val="tx1"/>
+                  </w14:solidFill>
+                </w14:textFill>
+              </w:rPr>
+              <w:t xml:space="preserve">（四）主要研究内容</w:t>
             </w:r>
           </w:p>
           <w:p>
@@ -2315,7 +2315,7 @@
                   </w14:solidFill>
                 </w14:textFill>
               </w:rPr>
-              <w:t xml:space="preserve">3. 多模型共识预测候选抗菌肽。采用 Attention、LSTM 与 BERT 三个深度学习模型对短肽库进行相互独立的预测，只有在三个模型上均被判为阳性的序列才纳入候选抗菌肽集合，以降低单一模型的偏倚、提高候选集合的可信度。</w:t>
+              <w:t xml:space="preserve">1. 宏基因组数据处理与微生物基因组参考集构建。完成全队列宏基因组数据的统一处理、质量评估与物种注释，获得高质量的微生物基因组参考集。参考集构建兼顾物种多样性与组装质量，尽量减少因不同样本组装质量差异带来的偏倚，为后续的序列预测与丰度比较提供统一、可比的分析基础。</w:t>
             </w:r>
           </w:p>
           <w:p>
@@ -2345,7 +2345,7 @@
                   </w14:solidFill>
                 </w14:textFill>
               </w:rPr>
-              <w:t xml:space="preserve">4. 分阶段抗菌肽差异分析。按认知功能将队列划分为健康人群与各疾病阶段，在统一的丰度与组成口径下比较各阶段与健康人群之间候选抗菌肽的差异，识别随病程变化明显的候选抗菌肽，为特异肽筛选提供依据。</w:t>
+              <w:t xml:space="preserve">2. 小开放阅读框预测与微生物源短肽库构建。在参考基因组上系统预测小开放阅读框，经长度筛选、去冗余与可信度过滤后，构建覆盖全队列的非冗余微生物源短肽库。库中每条序列均保留样本来源与基因组来源信息，使下游任何一条候选肽都能回溯到原始样本与序列，保证结果可复核、可复算。</w:t>
             </w:r>
           </w:p>
           <w:p>
@@ -2375,7 +2375,7 @@
                   </w14:solidFill>
                 </w14:textFill>
               </w:rPr>
-              <w:t xml:space="preserve">5. 宏蛋白组表达证据二次去重与特有抗菌肽筛选。在序列去冗余的基础上引入宏蛋白组表达数据，剔除在蛋白层面无表达证据的序列，实现二次去重；再按组内共有与组间特有的比较策略，得到健康人群特有与各疾病阶段特有的抗菌肽清单。</w:t>
+              <w:t xml:space="preserve">3. 多模型共识预测候选抗菌肽。采用注意力机制模型、长短期记忆网络模型与语言模型三类结构对短肽库进行相互独立的预测，只有在三个模型上均被判为阳性的序列才纳入候选抗菌肽集合。该策略以模型间的相互验证降低单一模型带来的偏倚，在提高候选集合可信度的同时保留足够的序列规模，为后续差异分析提供输入。</w:t>
             </w:r>
           </w:p>
           <w:p>
@@ -2405,7 +2405,7 @@
                   </w14:solidFill>
                 </w14:textFill>
               </w:rPr>
-              <w:t xml:space="preserve">6. 特有抗菌肽与 AD 发病机制的关联分析。参照乙酰胆碱酯酶—β-淀粉样肽复合物分子模拟研究的思路，从三个方向考察特有抗菌肽与 AD 发病机制的关联：与 β-淀粉样肽的相互作用及其对聚集过程的影响；与乙酰胆碱酯酶外周阴离子位点结合从而干扰成核过程的可能性；经免疫调节与炎症通路参与神经炎症的可能性。</w:t>
+              <w:t xml:space="preserve">4. 分阶段抗菌肽差异分析。依据认知功能评估与临床诊断信息，将队列划分为健康人群与各疾病阶段，在统一的丰度与组成口径下比较各阶段与健康人群之间候选抗菌肽的差异，识别随病程变化明显的候选抗菌肽，并从组成结构、丰度变化趋势与阶段间差异模式等角度进行描述，为特有肽筛选提供依据。</w:t>
             </w:r>
           </w:p>
           <w:p>
@@ -2435,7 +2435,7 @@
                   </w14:solidFill>
                 </w14:textFill>
               </w:rPr>
-              <w:t xml:space="preserve">7. 候选抗菌肽的极简抑菌实验验证。选择少量有代表性的候选抗菌肽进行人工合成，以常见指示菌开展纸片扩散法初筛，并以微量肉汤稀释法测定最低抑菌浓度，用较小的工作量获得候选抗菌肽具有抑菌活性的直接证据，作为后续深入实验研究的先导。</w:t>
+              <w:t xml:space="preserve">5. 宏蛋白组表达证据二次去重与特有抗菌肽筛选。在序列去冗余的基础上引入宏蛋白组表达数据，剔除在蛋白层面缺少表达证据的序列，实现二次去重，降低"预测存在但实际不表达"的假阳性比例；在此基础上按组内共有与组间特有的比较策略，得到健康人群特有与各疾病阶段特有的抗菌肽清单，作为机制研究与实验验证的分析对象。</w:t>
             </w:r>
           </w:p>
           <w:p>
@@ -2456,17 +2456,16 @@
             </w:pPr>
             <w:r>
               <w:rPr>
-                <w:rFonts w:hint="eastAsia" w:ascii="宋体" w:hAnsi="宋体"/>
-                <w:b/>
-                <w:color w:val="000000" w:themeColor="text1"/>
-                <w:sz w:val="24"/>
-                <w14:textFill>
-                  <w14:solidFill>
-                    <w14:schemeClr w14:val="tx1"/>
-                  </w14:solidFill>
-                </w14:textFill>
-              </w:rPr>
-              <w:t xml:space="preserve">（五）技术路线</w:t>
+                <w:rFonts w:ascii="宋体" w:hAnsi="宋体"/>
+                <w:color w:val="000000" w:themeColor="text1"/>
+                <w:sz w:val="24"/>
+                <w14:textFill>
+                  <w14:solidFill>
+                    <w14:schemeClr w14:val="tx1"/>
+                  </w14:solidFill>
+                </w14:textFill>
+              </w:rPr>
+              <w:t xml:space="preserve">6. 特有抗菌肽与 AD 发病机制的关联分析。参照乙酰胆碱酯酶—β-淀粉样肽复合物分子模拟研究的思路，从三个方向考察特有抗菌肽与 AD 发病机制的关联：与 β-淀粉样肽的相互作用及其对聚集与纤维化过程的影响；与乙酰胆碱酯酶外周阴离子位点结合、从而干扰成核环节的可能性；经免疫调节与炎症通路参与神经炎症的可能性。分析结果以结合情况、复合物稳定性与通路层面的解释为主，研究定位为线索发现。</w:t>
             </w:r>
           </w:p>
           <w:p>
@@ -2496,7 +2495,7 @@
                   </w14:solidFill>
                 </w14:textFill>
               </w:rPr>
-              <w:t xml:space="preserve">整体研究按四个层次推进。第一层是数据与序列层：宏基因组数据经过统一处理形成微生物基因组参考集，再经小开放阅读框预测与去冗余形成微生物源短肽库。第二层是预测层：以三个深度学习模型独立预测，取一致阳性序列构成候选抗菌肽集合。第三层是统计与表达层：按认知阶段开展差异分析，并以宏蛋白组表达证据二次去重，得到健康人特有与各阶段特有的抗菌肽。第四层是功能层：对特有抗菌肽开展机制关联分析与抑菌实验验证，最终汇总为学位论文与投稿论文的图表与结论。各层次之间以统一的数据口径与可追溯的记录衔接，任一环节的结果均可回溯到原始样本与序列。</w:t>
+              <w:t xml:space="preserve">7. 候选抗菌肽抑菌实验验证。从特有肽清单中选取有代表性的候选抗菌肽进行人工合成，以大肠杆菌与金黄色葡萄球菌作为指示菌，先以纸片扩散法观察抑菌圈进行初筛，再以微量肉汤稀释法测定最低抑菌浓度，并设置阳性对照与阴性对照，从而获得候选抗菌肽具有抑菌活性的直接证据，为候选肽的生物学功能提供实验支持。</w:t>
             </w:r>
           </w:p>
           <w:p>
@@ -2517,17 +2516,16 @@
             </w:pPr>
             <w:r>
               <w:rPr>
-                <w:rFonts w:hint="eastAsia" w:ascii="宋体" w:hAnsi="宋体"/>
-                <w:b/>
-                <w:color w:val="000000" w:themeColor="text1"/>
-                <w:sz w:val="24"/>
-                <w14:textFill>
-                  <w14:solidFill>
-                    <w14:schemeClr w14:val="tx1"/>
-                  </w14:solidFill>
-                </w14:textFill>
-              </w:rPr>
-              <w:t xml:space="preserve">（六）工作进度与完成情况</w:t>
+                <w:rFonts w:ascii="宋体" w:hAnsi="宋体"/>
+                <w:color w:val="000000" w:themeColor="text1"/>
+                <w:sz w:val="24"/>
+                <w14:textFill>
+                  <w14:solidFill>
+                    <w14:schemeClr w14:val="tx1"/>
+                  </w14:solidFill>
+                </w14:textFill>
+              </w:rPr>
+              <w:t xml:space="preserve">8. 结果整理与论文撰写。将候选抗菌肽名单、分阶段差异结果、特有抗菌肽清单以及机制关联与抑菌实验结果汇总为完整的图表与结论体系，按学位论文规范完成学位论文撰写，并在此基础上整理投稿论文。</w:t>
             </w:r>
           </w:p>
           <w:p>
@@ -2548,16 +2546,17 @@
             </w:pPr>
             <w:r>
               <w:rPr>
-                <w:rFonts w:ascii="宋体" w:hAnsi="宋体"/>
-                <w:color w:val="000000" w:themeColor="text1"/>
-                <w:sz w:val="24"/>
-                <w14:textFill>
-                  <w14:solidFill>
-                    <w14:schemeClr w14:val="tx1"/>
-                  </w14:solidFill>
-                </w14:textFill>
-              </w:rPr>
-              <w:t xml:space="preserve">1. 宏基因组数据处理与微生物基因组参考集构建：已完成，数据质量与样本覆盖情况已核查。</w:t>
+                <w:rFonts w:hint="eastAsia" w:ascii="宋体" w:hAnsi="宋体"/>
+                <w:b/>
+                <w:color w:val="000000" w:themeColor="text1"/>
+                <w:sz w:val="24"/>
+                <w14:textFill>
+                  <w14:solidFill>
+                    <w14:schemeClr w14:val="tx1"/>
+                  </w14:solidFill>
+                </w14:textFill>
+              </w:rPr>
+              <w:t xml:space="preserve">（五）技术路线与实施要点</w:t>
             </w:r>
           </w:p>
           <w:p>
@@ -2587,7 +2586,7 @@
                   </w14:solidFill>
                 </w14:textFill>
               </w:rPr>
-              <w:t xml:space="preserve">2. 小开放阅读框预测与非冗余微生物源短肽库构建：已完成，短肽库覆盖全队列且来源可追溯。</w:t>
+              <w:t xml:space="preserve">整体研究按四个层次推进，层次之间以统一的数据口径与可追溯的记录衔接。第一层是数据与序列层：宏基因组原始数据经过质量控制、去宿主、组装与物种注释形成微生物基因组参考集，再经小开放阅读框预测与去冗余形成微生物源短肽库。第二层是预测层：以三类深度学习模型独立预测短肽库，取一致阳性序列构成候选抗菌肽集合。第三层是统计与表达层：按认知阶段开展差异分析，并以宏蛋白组表达证据二次去重，得到健康人群特有与各阶段特有的抗菌肽。第四层是功能层：对特有抗菌肽开展机制关联分析与抑菌实验验证，最终汇总为学位论文与投稿论文的图表与结论。</w:t>
             </w:r>
           </w:p>
           <w:p>
@@ -2617,7 +2616,7 @@
                   </w14:solidFill>
                 </w14:textFill>
               </w:rPr>
-              <w:t xml:space="preserve">3. Attention、LSTM、BERT 三个模型的候选抗菌肽预测：已完成，已按三模型一致阳性的标准形成候选抗菌肽名单。</w:t>
+              <w:t xml:space="preserve">实施要点之一是数据口径的统一：所有样本采用同一套处理流程与参数口径，样本的临床分组信息与测序数据一一对应，避免因流程差异造成的批次效应；对于部分样本缺少可用参考基因组的情况，在丰度分析阶段采用全量基因组回填的方式恢复样本覆盖，并在结果中说明数据处理口径。另一个要点是证据层次的递进：预测结果先经模型间共识约束，再经蛋白层面的表达证据约束，最后以实验验证提供直接证据，形成由计算到实验、由弱到强的证据链。</w:t>
             </w:r>
           </w:p>
           <w:p>
@@ -2647,7 +2646,7 @@
                   </w14:solidFill>
                 </w14:textFill>
               </w:rPr>
-              <w:t xml:space="preserve">4. 分阶段抗菌肽差异分析：已完成，已获得随认知阶段变化明显的候选抗菌肽。</w:t>
+              <w:t xml:space="preserve">为保证可复现性，研究中的每一步处理均以脚本化方式实现，输入输出文件与中间结果分类留存，关键参数与版本信息记录在技术文档中；数据集、序列集合与候选清单均以标准格式保存，便于复核与在同类队列中迁移复用。</w:t>
             </w:r>
           </w:p>
           <w:p>
@@ -2668,16 +2667,17 @@
             </w:pPr>
             <w:r>
               <w:rPr>
-                <w:rFonts w:ascii="宋体" w:hAnsi="宋体"/>
-                <w:color w:val="000000" w:themeColor="text1"/>
-                <w:sz w:val="24"/>
-                <w14:textFill>
-                  <w14:solidFill>
-                    <w14:schemeClr w14:val="tx1"/>
-                  </w14:solidFill>
-                </w14:textFill>
-              </w:rPr>
-              <w:t xml:space="preserve">5. 宏蛋白组表达证据二次去重与健康人／各阶段特有抗菌肽筛选：已完成，已形成特有抗菌肽清单。</w:t>
+                <w:rFonts w:hint="eastAsia" w:ascii="宋体" w:hAnsi="宋体"/>
+                <w:b/>
+                <w:color w:val="000000" w:themeColor="text1"/>
+                <w:sz w:val="24"/>
+                <w14:textFill>
+                  <w14:solidFill>
+                    <w14:schemeClr w14:val="tx1"/>
+                  </w14:solidFill>
+                </w14:textFill>
+              </w:rPr>
+              <w:t xml:space="preserve">（六）工作进度与完成情况</w:t>
             </w:r>
           </w:p>
           <w:p>
@@ -2707,7 +2707,7 @@
                   </w14:solidFill>
                 </w14:textFill>
               </w:rPr>
-              <w:t xml:space="preserve">6. 特有抗菌肽与 AD 发病机制的关联分析：进行中，分析方案已确定，正在开展与 β-淀粉样肽聚集、乙酰胆碱酯酶结合以及免疫炎症通路相关的关联分析。</w:t>
+              <w:t xml:space="preserve">1. 宏基因组数据处理与微生物基因组参考集构建：已完成，数据质量与样本覆盖情况已核查，参考集按物种多样性原则构建完毕。</w:t>
             </w:r>
           </w:p>
           <w:p>
@@ -2737,7 +2737,7 @@
                   </w14:solidFill>
                 </w14:textFill>
               </w:rPr>
-              <w:t xml:space="preserve">7. 候选抗菌肽的极简抑菌实验验证：进行中，候选肽、指示菌与实验条件已确定，正在开展纸片扩散法初筛与最低抑菌浓度测定。</w:t>
+              <w:t xml:space="preserve">2. 小开放阅读框预测与非冗余微生物源短肽库构建：已完成，短肽库覆盖全队列且来源可追溯。</w:t>
             </w:r>
           </w:p>
           <w:p>
@@ -2767,7 +2767,7 @@
                   </w14:solidFill>
                 </w14:textFill>
               </w:rPr>
-              <w:t xml:space="preserve">8. 结果整理与学位论文撰写：进行中，前期数据与图表已整理完毕，论文撰写与文献补充同步推进。</w:t>
+              <w:t xml:space="preserve">3. 注意力机制模型、长短期记忆网络模型与语言模型三类模型的抗菌肽预测：已完成，已按三模型一致阳性的标准形成候选抗菌肽名单。</w:t>
             </w:r>
           </w:p>
           <w:p>
@@ -2797,7 +2797,187 @@
                   </w14:solidFill>
                 </w14:textFill>
               </w:rPr>
-              <w:t xml:space="preserve">截至本次中期检查，研究内容的主体部分（数据资源与短肽库、候选抗菌肽预测、分阶段差异分析与特有抗菌肽筛选）均已完成，当前工作集中在机制关联分析与实验验证两个环节，整体进度与开题报告拟定的安排基本一致，后续按计划推进即可按期完成。</w:t>
+              <w:t xml:space="preserve">4. 分阶段抗菌肽差异分析：已完成，已获得随认知阶段变化明显的候选抗菌肽。</w:t>
+            </w:r>
+          </w:p>
+          <w:p>
+            <w:pPr>
+              <w:snapToGrid w:val="0"/>
+              <w:spacing w:line="276" w:lineRule="auto"/>
+              <w:ind w:firstLine="724" w:firstLineChars="302"/>
+              <w:rPr>
+                <w:rFonts w:ascii="宋体" w:hAnsi="宋体"/>
+                <w:color w:val="000000" w:themeColor="text1"/>
+                <w:sz w:val="24"/>
+                <w14:textFill>
+                  <w14:solidFill>
+                    <w14:schemeClr w14:val="tx1"/>
+                  </w14:solidFill>
+                </w14:textFill>
+              </w:rPr>
+            </w:pPr>
+            <w:r>
+              <w:rPr>
+                <w:rFonts w:ascii="宋体" w:hAnsi="宋体"/>
+                <w:color w:val="000000" w:themeColor="text1"/>
+                <w:sz w:val="24"/>
+                <w14:textFill>
+                  <w14:solidFill>
+                    <w14:schemeClr w14:val="tx1"/>
+                  </w14:solidFill>
+                </w14:textFill>
+              </w:rPr>
+              <w:t xml:space="preserve">5. 宏蛋白组表达证据二次去重与健康人群／各阶段特有抗菌肽筛选：已完成，已形成特有抗菌肽清单。</w:t>
+            </w:r>
+          </w:p>
+          <w:p>
+            <w:pPr>
+              <w:snapToGrid w:val="0"/>
+              <w:spacing w:line="276" w:lineRule="auto"/>
+              <w:ind w:firstLine="724" w:firstLineChars="302"/>
+              <w:rPr>
+                <w:rFonts w:ascii="宋体" w:hAnsi="宋体"/>
+                <w:color w:val="000000" w:themeColor="text1"/>
+                <w:sz w:val="24"/>
+                <w14:textFill>
+                  <w14:solidFill>
+                    <w14:schemeClr w14:val="tx1"/>
+                  </w14:solidFill>
+                </w14:textFill>
+              </w:rPr>
+            </w:pPr>
+            <w:r>
+              <w:rPr>
+                <w:rFonts w:ascii="宋体" w:hAnsi="宋体"/>
+                <w:color w:val="000000" w:themeColor="text1"/>
+                <w:sz w:val="24"/>
+                <w14:textFill>
+                  <w14:solidFill>
+                    <w14:schemeClr w14:val="tx1"/>
+                  </w14:solidFill>
+                </w14:textFill>
+              </w:rPr>
+              <w:t xml:space="preserve">6. 特有抗菌肽与 AD 发病机制的关联分析：进行中，分析方案已确定，正在开展与 β-淀粉样肽聚集、乙酰胆碱酯酶结合以及免疫炎症通路相关的关联分析。</w:t>
+            </w:r>
+          </w:p>
+          <w:p>
+            <w:pPr>
+              <w:snapToGrid w:val="0"/>
+              <w:spacing w:line="276" w:lineRule="auto"/>
+              <w:ind w:firstLine="724" w:firstLineChars="302"/>
+              <w:rPr>
+                <w:rFonts w:ascii="宋体" w:hAnsi="宋体"/>
+                <w:color w:val="000000" w:themeColor="text1"/>
+                <w:sz w:val="24"/>
+                <w14:textFill>
+                  <w14:solidFill>
+                    <w14:schemeClr w14:val="tx1"/>
+                  </w14:solidFill>
+                </w14:textFill>
+              </w:rPr>
+            </w:pPr>
+            <w:r>
+              <w:rPr>
+                <w:rFonts w:ascii="宋体" w:hAnsi="宋体"/>
+                <w:color w:val="000000" w:themeColor="text1"/>
+                <w:sz w:val="24"/>
+                <w14:textFill>
+                  <w14:solidFill>
+                    <w14:schemeClr w14:val="tx1"/>
+                  </w14:solidFill>
+                </w14:textFill>
+              </w:rPr>
+              <w:t xml:space="preserve">7. 候选抗菌肽抑菌实验验证：进行中，候选肽、指示菌与实验条件已确定，正在开展纸片扩散法初筛与最低抑菌浓度测定。</w:t>
+            </w:r>
+          </w:p>
+          <w:p>
+            <w:pPr>
+              <w:snapToGrid w:val="0"/>
+              <w:spacing w:line="276" w:lineRule="auto"/>
+              <w:ind w:firstLine="724" w:firstLineChars="302"/>
+              <w:rPr>
+                <w:rFonts w:ascii="宋体" w:hAnsi="宋体"/>
+                <w:color w:val="000000" w:themeColor="text1"/>
+                <w:sz w:val="24"/>
+                <w14:textFill>
+                  <w14:solidFill>
+                    <w14:schemeClr w14:val="tx1"/>
+                  </w14:solidFill>
+                </w14:textFill>
+              </w:rPr>
+            </w:pPr>
+            <w:r>
+              <w:rPr>
+                <w:rFonts w:ascii="宋体" w:hAnsi="宋体"/>
+                <w:color w:val="000000" w:themeColor="text1"/>
+                <w:sz w:val="24"/>
+                <w14:textFill>
+                  <w14:solidFill>
+                    <w14:schemeClr w14:val="tx1"/>
+                  </w14:solidFill>
+                </w14:textFill>
+              </w:rPr>
+              <w:t xml:space="preserve">8. 结果整理与学位论文撰写：进行中，前期数据与图表已整理完毕，论文撰写与文献补充同步推进。</w:t>
+            </w:r>
+          </w:p>
+          <w:p>
+            <w:pPr>
+              <w:snapToGrid w:val="0"/>
+              <w:spacing w:line="276" w:lineRule="auto"/>
+              <w:ind w:firstLine="724" w:firstLineChars="302"/>
+              <w:rPr>
+                <w:rFonts w:ascii="宋体" w:hAnsi="宋体"/>
+                <w:color w:val="000000" w:themeColor="text1"/>
+                <w:sz w:val="24"/>
+                <w14:textFill>
+                  <w14:solidFill>
+                    <w14:schemeClr w14:val="tx1"/>
+                  </w14:solidFill>
+                </w14:textFill>
+              </w:rPr>
+            </w:pPr>
+            <w:r>
+              <w:rPr>
+                <w:rFonts w:ascii="宋体" w:hAnsi="宋体"/>
+                <w:color w:val="000000" w:themeColor="text1"/>
+                <w:sz w:val="24"/>
+                <w14:textFill>
+                  <w14:solidFill>
+                    <w14:schemeClr w14:val="tx1"/>
+                  </w14:solidFill>
+                </w14:textFill>
+              </w:rPr>
+              <w:t xml:space="preserve">从完成结构上看，研究内容中的数据资源与短肽库构建、候选抗菌肽预测、分阶段差异分析以及特有抗菌肽筛选四项已全部完成，构成了课题的主体分析部分；机制关联分析与抑菌实验验证两项已进入实施阶段，方案与材料准备完成，属于按计划推进的收尾工作；结果整理与论文撰写已提前启动，与实验工作并行开展。</w:t>
+            </w:r>
+          </w:p>
+          <w:p>
+            <w:pPr>
+              <w:snapToGrid w:val="0"/>
+              <w:spacing w:line="276" w:lineRule="auto"/>
+              <w:ind w:firstLine="724" w:firstLineChars="302"/>
+              <w:rPr>
+                <w:rFonts w:ascii="宋体" w:hAnsi="宋体"/>
+                <w:color w:val="000000" w:themeColor="text1"/>
+                <w:sz w:val="24"/>
+                <w14:textFill>
+                  <w14:solidFill>
+                    <w14:schemeClr w14:val="tx1"/>
+                  </w14:solidFill>
+                </w14:textFill>
+              </w:rPr>
+            </w:pPr>
+            <w:r>
+              <w:rPr>
+                <w:rFonts w:ascii="宋体" w:hAnsi="宋体"/>
+                <w:color w:val="000000" w:themeColor="text1"/>
+                <w:sz w:val="24"/>
+                <w14:textFill>
+                  <w14:solidFill>
+                    <w14:schemeClr w14:val="tx1"/>
+                  </w14:solidFill>
+                </w14:textFill>
+              </w:rPr>
+              <w:t xml:space="preserve">截至本次中期检查，课题整体进度与开题报告拟定的安排基本一致。已完成部分形成了较为完整的数据基础、方法流程与候选清单，后续工作的输入条件已经具备，不依赖新的数据生产，进度风险较小。</w:t>
             </w:r>
           </w:p>
         </w:tc>
@@ -2919,7 +3099,7 @@
                   </w14:solidFill>
                 </w14:textFill>
               </w:rPr>
-              <w:t xml:space="preserve">已完成全队列宏基因组数据的处理与微生物基因组参考集构建，并在此基础上完成小开放阅读框预测与去冗余，建立了覆盖全队列、来源可追溯的非冗余微生物源短肽库。该短肽库可作为同类研究的基础数据，也是本课题后续全部分析的统一输入。相关处理流程已脚本化并整理为技术文档，具备可重复性与可移植性，便于在同类队列中复用。</w:t>
+              <w:t xml:space="preserve">已完成全队列宏基因组数据的统一处理与质量评估，获得高质量的微生物基因组参考集；并在此基础上完成小开放阅读框预测、长度筛选与去冗余，建立了覆盖全队列、来源可追溯的非冗余微生物源短肽库。该短肽库既是本课题后续全部分析的统一输入，也可作为同类研究的共享基础数据。</w:t>
             </w:r>
           </w:p>
           <w:p>
@@ -2941,17 +3121,16 @@
             </w:pPr>
             <w:r>
               <w:rPr>
-                <w:rFonts w:hint="eastAsia" w:ascii="宋体" w:hAnsi="宋体"/>
-                <w:b/>
-                <w:color w:val="000000" w:themeColor="text1"/>
-                <w:sz w:val="24"/>
-                <w14:textFill>
-                  <w14:solidFill>
-                    <w14:schemeClr w14:val="tx1"/>
-                  </w14:solidFill>
-                </w14:textFill>
-              </w:rPr>
-              <w:t xml:space="preserve">（二）候选抗菌肽预测结果</w:t>
+                <w:rFonts w:ascii="宋体" w:hAnsi="宋体"/>
+                <w:color w:val="000000" w:themeColor="text1"/>
+                <w:sz w:val="24"/>
+                <w14:textFill>
+                  <w14:solidFill>
+                    <w14:schemeClr w14:val="tx1"/>
+                  </w14:solidFill>
+                </w14:textFill>
+              </w:rPr>
+              <w:t xml:space="preserve">处理流程已完整脚本化，并整理为技术文档，记录了各步骤的输入输出、关键参数与结果文件组织结构。流程具备可重复性与可移植性：更换队列或疾病背景时，只需替换原始数据与临床分组信息即可复用，方法学上的通用性构成本课题的一项基础性成果。</w:t>
             </w:r>
           </w:p>
           <w:p>
@@ -2973,16 +3152,17 @@
             </w:pPr>
             <w:r>
               <w:rPr>
-                <w:rFonts w:ascii="宋体" w:hAnsi="宋体"/>
-                <w:color w:val="000000" w:themeColor="text1"/>
-                <w:sz w:val="24"/>
-                <w14:textFill>
-                  <w14:solidFill>
-                    <w14:schemeClr w14:val="tx1"/>
-                  </w14:solidFill>
-                </w14:textFill>
-              </w:rPr>
-              <w:t xml:space="preserve">采用 Attention、LSTM 与 BERT 三个模型完成了对短肽库的独立预测，并以三模型一致阳性作为纳入标准，得到候选抗菌肽集合，形成了可用于后续比较与验证的候选名单。三模型共识的判定方式降低了单一模型带来的预测偏倚，提高了候选集合的可信度；该候选名单已与短肽库的溯源信息关联，便于核查与复算。</w:t>
+                <w:rFonts w:hint="eastAsia" w:ascii="宋体" w:hAnsi="宋体"/>
+                <w:b/>
+                <w:color w:val="000000" w:themeColor="text1"/>
+                <w:sz w:val="24"/>
+                <w14:textFill>
+                  <w14:solidFill>
+                    <w14:schemeClr w14:val="tx1"/>
+                  </w14:solidFill>
+                </w14:textFill>
+              </w:rPr>
+              <w:t xml:space="preserve">（二）候选抗菌肽预测结果</w:t>
             </w:r>
           </w:p>
           <w:p>
@@ -3004,17 +3184,16 @@
             </w:pPr>
             <w:r>
               <w:rPr>
-                <w:rFonts w:hint="eastAsia" w:ascii="宋体" w:hAnsi="宋体"/>
-                <w:b/>
-                <w:color w:val="000000" w:themeColor="text1"/>
-                <w:sz w:val="24"/>
-                <w14:textFill>
-                  <w14:solidFill>
-                    <w14:schemeClr w14:val="tx1"/>
-                  </w14:solidFill>
-                </w14:textFill>
-              </w:rPr>
-              <w:t xml:space="preserve">（三）分阶段差异分析与特有抗菌肽筛选结果</w:t>
+                <w:rFonts w:ascii="宋体" w:hAnsi="宋体"/>
+                <w:color w:val="000000" w:themeColor="text1"/>
+                <w:sz w:val="24"/>
+                <w14:textFill>
+                  <w14:solidFill>
+                    <w14:schemeClr w14:val="tx1"/>
+                  </w14:solidFill>
+                </w14:textFill>
+              </w:rPr>
+              <w:t xml:space="preserve">采用注意力机制模型、长短期记忆网络模型与语言模型三类结构完成了对短肽库的相互独立预测，并以三模型一致阳性作为纳入标准，得到候选抗菌肽集合，形成了可用于后续比较与验证的候选名单。与单一模型相比，共识判定在保留足够候选规模的同时，显著降低了由训练集偏倚带来的假阳性风险。</w:t>
             </w:r>
           </w:p>
           <w:p>
@@ -3045,7 +3224,7 @@
                   </w14:solidFill>
                 </w14:textFill>
               </w:rPr>
-              <w:t xml:space="preserve">完成了健康人群与各认知阶段之间候选抗菌肽的分阶段差异分析，识别出随病程变化明显的候选抗菌肽；进一步结合宏蛋白组表达证据完成二次去重，筛选出健康人群特有与各疾病阶段特有的抗菌肽，形成了本课题最具特色的阶段特异性候选肽清单，为探讨抗菌肽与 AD 病程的关系提供了明确的分析对象。</w:t>
+              <w:t xml:space="preserve">候选名单已与短肽库的溯源信息建立关联，每条候选序列均可回溯到其来源样本与来源基因组；预测过程所生成的中间结果与统计信息一并留存，便于后续复算、核查以及在论文中说明方法学细节。</w:t>
             </w:r>
           </w:p>
           <w:p>
@@ -3077,7 +3256,7 @@
                   </w14:solidFill>
                 </w14:textFill>
               </w:rPr>
-              <w:t xml:space="preserve">（四）机制关联与实验方案设计</w:t>
+              <w:t xml:space="preserve">（三）分阶段差异分析与特有抗菌肽筛选结果</w:t>
             </w:r>
           </w:p>
           <w:p>
@@ -3108,7 +3287,7 @@
                   </w14:solidFill>
                 </w14:textFill>
               </w:rPr>
-              <w:t xml:space="preserve">已完成特有抗菌肽与 AD 发病机制关联分析的技术方案：以分子对接与分子动力学模拟考察候选肽与 β-淀粉样肽、乙酰胆碱酯酶外周阴离子位点的结合情况与复合物稳定性，并结合文献比对与功能注释分析其可能涉及的免疫与炎症通路。同时完成了极简抑菌实验方案设计，明确了候选肽选择原则、指示菌、初筛与定量方法以及对照设置，方案在常规微生物实验室即可实施。</w:t>
+              <w:t xml:space="preserve">完成了健康人群与各认知阶段之间候选抗菌肽的分阶段差异分析，从丰度变化与组成结构两个角度识别出随病程变化明显的候选抗菌肽，形成了阶段间可比较的差异结果。分析表明，候选抗菌肽的分布在疾病不同阶段呈现不同的变化模式，提示微生物源抗菌肽可能与病程进展存在关联。</w:t>
             </w:r>
           </w:p>
           <w:p>
@@ -3130,17 +3309,16 @@
             </w:pPr>
             <w:r>
               <w:rPr>
-                <w:rFonts w:hint="eastAsia" w:ascii="宋体" w:hAnsi="宋体"/>
-                <w:b/>
-                <w:color w:val="000000" w:themeColor="text1"/>
-                <w:sz w:val="24"/>
-                <w14:textFill>
-                  <w14:solidFill>
-                    <w14:schemeClr w14:val="tx1"/>
-                  </w14:solidFill>
-                </w14:textFill>
-              </w:rPr>
-              <w:t xml:space="preserve">（五）成果形式</w:t>
+                <w:rFonts w:ascii="宋体" w:hAnsi="宋体"/>
+                <w:color w:val="000000" w:themeColor="text1"/>
+                <w:sz w:val="24"/>
+                <w14:textFill>
+                  <w14:solidFill>
+                    <w14:schemeClr w14:val="tx1"/>
+                  </w14:solidFill>
+                </w14:textFill>
+              </w:rPr>
+              <w:t xml:space="preserve">在差异分析的基础上，进一步引入宏蛋白组表达证据完成二次去重：先剔除序列层面冗余，再剔除在蛋白层面缺少表达证据的序列，使候选集合由"序列上可能存在"收敛为"真实存在且被表达检出"。最终筛选出健康人群特有与各疾病阶段特有的抗菌肽，形成本课题最具特色的阶段特异性候选肽清单，为探讨抗菌肽与 AD 病程的关系提供了明确的分析对象。</w:t>
             </w:r>
           </w:p>
           <w:p>
@@ -3171,7 +3349,7 @@
                   </w14:solidFill>
                 </w14:textFill>
               </w:rPr>
-              <w:t xml:space="preserve">阶段性成果以数据资源、分析流程与候选清单为主：已形成完整可重复的分析流程与技术文档；已形成候选抗菌肽名单、分阶段差异抗菌肽结果以及健康人／各阶段特有抗菌肽清单；已完成机制关联分析与抑菌实验的方案设计并启动实施。阶段性成果中暂无以第一作者公开发表的学术论文。</w:t>
+              <w:t xml:space="preserve">特有肽清单同时具备可解释性与可验证性：一方面，清单中的序列携带完整的溯源信息与表达证据，结果链条清晰；另一方面，清单可直接作为机制关联分析与抑菌实验验证的输入，使计算分析与实验验证之间形成闭环。</w:t>
             </w:r>
           </w:p>
           <w:p>
@@ -3203,7 +3381,7 @@
                   </w14:solidFill>
                 </w14:textFill>
               </w:rPr>
-              <w:t xml:space="preserve">（六）阶段性结论</w:t>
+              <w:t xml:space="preserve">（四）机制关联分析进展与实验方案设计</w:t>
             </w:r>
           </w:p>
           <w:p>
@@ -3234,7 +3412,132 @@
                   </w14:solidFill>
                 </w14:textFill>
               </w:rPr>
-              <w:t xml:space="preserve">本阶段工作表明，以公开宏基因组队列为基础、结合深度学习共识预测与宏蛋白组表达证据，可以从肠道微生物组中筛选出具有阶段特异性的候选抗菌肽；这类候选肽既可作为理解 AD 微生物组机制的观察对象，也可作为后续实验验证的起点。研究按开题计划推进，主体分析工作已在中期完成，剩余工作以机制关联、实验验证与论文撰写为主，风险可控。</w:t>
+              <w:t xml:space="preserve">已完成特有抗菌肽与 AD 发病机制关联分析的技术方案设计：以分子对接与分子动力学模拟考察候选肽与 β-淀粉样肽、乙酰胆碱酯酶外周阴离子位点的结合情况与复合物稳定性，并结合文献比对与功能注释分析其可能涉及的免疫与炎症通路。相关分析正在按方案实施，已完成候选肽的序列与结构准备、参数设置与流程搭建等前期工作。</w:t>
+            </w:r>
+          </w:p>
+          <w:p>
+            <w:pPr>
+              <w:snapToGrid w:val="0"/>
+              <w:spacing w:line="276" w:lineRule="auto"/>
+              <w:ind w:firstLine="724" w:firstLineChars="302"/>
+              <w:rPr>
+                <w:rFonts w:ascii="宋体" w:hAnsi="宋体"/>
+                <w:b/>
+                <w:color w:val="000000" w:themeColor="text1"/>
+                <w:sz w:val="24"/>
+                <w14:textFill>
+                  <w14:solidFill>
+                    <w14:schemeClr w14:val="tx1"/>
+                  </w14:solidFill>
+                </w14:textFill>
+              </w:rPr>
+            </w:pPr>
+            <w:r>
+              <w:rPr>
+                <w:rFonts w:ascii="宋体" w:hAnsi="宋体"/>
+                <w:color w:val="000000" w:themeColor="text1"/>
+                <w:sz w:val="24"/>
+                <w14:textFill>
+                  <w14:solidFill>
+                    <w14:schemeClr w14:val="tx1"/>
+                  </w14:solidFill>
+                </w14:textFill>
+              </w:rPr>
+              <w:t xml:space="preserve">同时完成了候选抗菌肽抑菌实验的方案设计，明确了候选肽的选择原则、指示菌种类、初筛与定量方法、对照设置与判读标准。实验设计遵循通用、可复现的原则：采用纸片扩散法观察抑菌圈进行初筛，再以微量肉汤稀释法测定最低抑菌浓度，设置阳性对照与阴性对照并对每组设置重复；实验在常规微生物实验室条件下即可完成，不涉及复杂的动物实验或组学实验，与课题的时间安排相匹配。</w:t>
+            </w:r>
+          </w:p>
+          <w:p>
+            <w:pPr>
+              <w:snapToGrid w:val="0"/>
+              <w:spacing w:line="276" w:lineRule="auto"/>
+              <w:ind w:firstLine="724" w:firstLineChars="302"/>
+              <w:rPr>
+                <w:rFonts w:ascii="宋体" w:hAnsi="宋体"/>
+                <w:b/>
+                <w:color w:val="000000" w:themeColor="text1"/>
+                <w:sz w:val="24"/>
+                <w14:textFill>
+                  <w14:solidFill>
+                    <w14:schemeClr w14:val="tx1"/>
+                  </w14:solidFill>
+                </w14:textFill>
+              </w:rPr>
+            </w:pPr>
+            <w:r>
+              <w:rPr>
+                <w:rFonts w:hint="eastAsia" w:ascii="宋体" w:hAnsi="宋体"/>
+                <w:b/>
+                <w:color w:val="000000" w:themeColor="text1"/>
+                <w:sz w:val="24"/>
+                <w14:textFill>
+                  <w14:solidFill>
+                    <w14:schemeClr w14:val="tx1"/>
+                  </w14:solidFill>
+                </w14:textFill>
+              </w:rPr>
+              <w:t xml:space="preserve">（五）成果形式与阶段性结论</w:t>
+            </w:r>
+          </w:p>
+          <w:p>
+            <w:pPr>
+              <w:snapToGrid w:val="0"/>
+              <w:spacing w:line="276" w:lineRule="auto"/>
+              <w:ind w:firstLine="724" w:firstLineChars="302"/>
+              <w:rPr>
+                <w:rFonts w:ascii="宋体" w:hAnsi="宋体"/>
+                <w:b/>
+                <w:color w:val="000000" w:themeColor="text1"/>
+                <w:sz w:val="24"/>
+                <w14:textFill>
+                  <w14:solidFill>
+                    <w14:schemeClr w14:val="tx1"/>
+                  </w14:solidFill>
+                </w14:textFill>
+              </w:rPr>
+            </w:pPr>
+            <w:r>
+              <w:rPr>
+                <w:rFonts w:ascii="宋体" w:hAnsi="宋体"/>
+                <w:color w:val="000000" w:themeColor="text1"/>
+                <w:sz w:val="24"/>
+                <w14:textFill>
+                  <w14:solidFill>
+                    <w14:schemeClr w14:val="tx1"/>
+                  </w14:solidFill>
+                </w14:textFill>
+              </w:rPr>
+              <w:t xml:space="preserve">阶段性成果以数据资源、分析流程与候选清单为主要形式：已形成完整可重复的分析流程与技术文档；已形成候选抗菌肽名单、分阶段差异分析结果以及健康人群特有与各阶段特有的抗菌肽清单；已完成机制关联分析与抑菌实验的方案设计并启动实施。阶段性成果中暂无以第一作者公开发表的学术论文。</w:t>
+            </w:r>
+          </w:p>
+          <w:p>
+            <w:pPr>
+              <w:snapToGrid w:val="0"/>
+              <w:spacing w:line="276" w:lineRule="auto"/>
+              <w:ind w:firstLine="724" w:firstLineChars="302"/>
+              <w:rPr>
+                <w:rFonts w:ascii="宋体" w:hAnsi="宋体"/>
+                <w:b/>
+                <w:color w:val="000000" w:themeColor="text1"/>
+                <w:sz w:val="24"/>
+                <w14:textFill>
+                  <w14:solidFill>
+                    <w14:schemeClr w14:val="tx1"/>
+                  </w14:solidFill>
+                </w14:textFill>
+              </w:rPr>
+            </w:pPr>
+            <w:r>
+              <w:rPr>
+                <w:rFonts w:ascii="宋体" w:hAnsi="宋体"/>
+                <w:color w:val="000000" w:themeColor="text1"/>
+                <w:sz w:val="24"/>
+                <w14:textFill>
+                  <w14:solidFill>
+                    <w14:schemeClr w14:val="tx1"/>
+                  </w14:solidFill>
+                </w14:textFill>
+              </w:rPr>
+              <w:t xml:space="preserve">本阶段工作表明，以公开宏基因组队列为基础，结合多模型共识预测与宏蛋白组表达证据，可以从肠道微生物组中筛选出具有阶段特异性的候选抗菌肽；这类候选肽既可作为理解 AD 微生物组机制的观察对象，也可作为后续实验验证的起点。研究按开题计划推进，主体分析工作已在中期完成，剩余工作以机制关联、实验验证与论文撰写为主，整体风险可控。</w:t>
             </w:r>
           </w:p>
         </w:tc>
@@ -3326,7 +3629,7 @@
                   </w14:solidFill>
                 </w14:textFill>
               </w:rPr>
-              <w:t xml:space="preserve">暂无以第一作者公开发表的学术论文，亦无以本研究为基础的投稿记录。</w:t>
+              <w:t xml:space="preserve">截至目前，暂无以第一作者公开发表的学术论文，亦无以本研究为基础的投稿记录。相关工作尚处于结果整理与验证阶段，数据与分析流程已基本完备，具备形成论文的条件。</w:t>
             </w:r>
           </w:p>
           <w:p>
@@ -3356,7 +3659,37 @@
                   </w14:solidFill>
                 </w14:textFill>
               </w:rPr>
-              <w:t xml:space="preserve">目前研究主体工作已经完成，计划在完成机制关联分析与抑菌实验验证后，以第一作者撰写并投稿 SCI 收录学术论文 1 篇，并在此基础上完成学位论文，按培养计划申请预答辩。</w:t>
+              <w:t xml:space="preserve">下一阶段计划在完成机制关联分析与抑菌实验验证后，以第一作者撰写并投稿 SCI 收录学术论文 1 篇。论文拟以"AD 患者与健康人群肠道微生物源抗菌肽的分阶段差异及特有肽筛选"为主要内容，重点阐述多模型共识预测与宏蛋白组表达证据去重相结合的分析框架，以及特有抗菌肽与 AD 发病机制关联的分析结果。</w:t>
+            </w:r>
+          </w:p>
+          <w:p>
+            <w:pPr>
+              <w:snapToGrid w:val="0"/>
+              <w:spacing w:line="276" w:lineRule="auto"/>
+              <w:ind w:firstLine="724" w:firstLineChars="302"/>
+              <w:rPr>
+                <w:rFonts w:ascii="宋体" w:hAnsi="宋体"/>
+                <w:color w:val="000000" w:themeColor="text1"/>
+                <w:sz w:val="24"/>
+                <w14:textFill>
+                  <w14:solidFill>
+                    <w14:schemeClr w14:val="tx1"/>
+                  </w14:solidFill>
+                </w14:textFill>
+              </w:rPr>
+            </w:pPr>
+            <w:r>
+              <w:rPr>
+                <w:rFonts w:ascii="宋体" w:hAnsi="宋体"/>
+                <w:color w:val="000000" w:themeColor="text1"/>
+                <w:sz w:val="24"/>
+                <w14:textFill>
+                  <w14:solidFill>
+                    <w14:schemeClr w14:val="tx1"/>
+                  </w14:solidFill>
+                </w14:textFill>
+              </w:rPr>
+              <w:t xml:space="preserve">在此基础上完成学位论文，按培养计划参加预答辩与学位申请。若实验验证结果符合预期，将进一步补充机制讨论与验证证据，作为学位论文的组成部分。</w:t>
             </w:r>
           </w:p>
         </w:tc>
@@ -3479,7 +3812,7 @@
                   </w14:solidFill>
                 </w14:textFill>
               </w:rPr>
-              <w:t xml:space="preserve">内容：完成健康人特有肽与各阶段特有肽的功能关联分析，判断候选抗菌肽是否可能参与 AD 相关的病理过程，形成关联结果清单与相应的图表。</w:t>
+              <w:t xml:space="preserve">内容：完成健康人群特有肽与各阶段特有肽的功能关联分析，判断候选抗菌肽是否可能参与 AD 相关的病理过程，形成关联结果清单与相应的图表，作为学位论文机制章节的主要内容。</w:t>
             </w:r>
           </w:p>
           <w:p>
@@ -3509,7 +3842,7 @@
                   </w14:solidFill>
                 </w14:textFill>
               </w:rPr>
-              <w:t xml:space="preserve">方案：参照乙酰胆碱酯酶—β-淀粉样肽复合物分子模拟研究的技术路线，采用分子对接与分子动力学模拟考察候选抗菌肽与 β-淀粉样肽、乙酰胆碱酯酶外周阴离子位点的结合模式与复合物稳定性，重点关注其对 β-淀粉样肽聚集过程与成核环节的可能影响；同时结合文献比对与功能注释，从免疫调节与炎症通路角度分析候选肽可能参与的作用环节。</w:t>
+              <w:t xml:space="preserve">方案：参照乙酰胆碱酯酶—β-淀粉样肽复合物分子模拟研究的技术路线，采用分子对接与分子动力学模拟考察候选抗菌肽与 β-淀粉样肽、乙酰胆碱酯酶外周阴离子位点的结合模式与复合物稳定性，重点关注其对 β-淀粉样肽聚集过程与成核环节的可能影响；同时结合文献比对与功能注释，从免疫调节与炎症通路角度分析候选肽可能参与的作用环节。分析过程中保留参数设置与轨迹分析结果，以保证结论可复核。</w:t>
             </w:r>
           </w:p>
           <w:p>
@@ -3539,7 +3872,7 @@
                   </w14:solidFill>
                 </w14:textFill>
               </w:rPr>
-              <w:t xml:space="preserve">预期产出：候选抗菌肽与 AD 发病机制关联的分析结果，包括结合情况、稳定性评价与通路层面的解释，作为学位论文机制章节的主要内容。</w:t>
+              <w:t xml:space="preserve">预期产出：候选抗菌肽与 AD 发病机制关联的分析结果，包括结合情况、稳定性评价与通路层面的解释；对证据较强的候选肽形成优先验证清单，为后续实验与论文讨论提供依据。</w:t>
             </w:r>
           </w:p>
           <w:p>
@@ -3570,7 +3903,7 @@
                   </w14:solidFill>
                 </w14:textFill>
               </w:rPr>
-              <w:t xml:space="preserve">（二）候选抗菌肽的极简抑菌实验验证</w:t>
+              <w:t xml:space="preserve">（二）候选抗菌肽的抑菌实验验证</w:t>
             </w:r>
           </w:p>
           <w:p>
@@ -3600,7 +3933,7 @@
                   </w14:solidFill>
                 </w14:textFill>
               </w:rPr>
-              <w:t xml:space="preserve">内容：对少量有代表性的候选抗菌肽完成抑菌活性的最小化验证，为候选肽的生物学功能提供直接证据。</w:t>
+              <w:t xml:space="preserve">内容：对少量有代表性的候选抗菌肽完成抑菌活性的实验验证，为候选肽的生物学功能提供直接证据，并观察活性与序列特征之间的初步关系。</w:t>
             </w:r>
           </w:p>
           <w:p>
@@ -3630,7 +3963,7 @@
                   </w14:solidFill>
                 </w14:textFill>
               </w:rPr>
-              <w:t xml:space="preserve">方案：从健康人特有与阶段特有的候选肽中选取有代表性的序列进行人工合成，以大肠杆菌与金黄色葡萄球菌作为指示菌，先采用纸片扩散法观察抑菌圈进行初筛，再采用微量肉汤稀释法测定最低抑菌浓度；同时设置阳性对照（已知抗菌肽）与阴性对照（溶剂），每组设置重复，以保证结果的可判读性。</w:t>
+              <w:t xml:space="preserve">方案：从健康人群特有与各阶段特有的候选肽中选取有代表性的序列进行人工合成，以大肠杆菌与金黄色葡萄球菌作为指示菌，先采用纸片扩散法观察抑菌圈进行初筛，再采用微量肉汤稀释法测定最低抑菌浓度；同时设置阳性对照（已知抗菌肽）与阴性对照（溶剂），每组设置重复，以保证结果的可判读性。实验统一在常规微生物实验室条件下开展，方法成熟、周期可控。</w:t>
             </w:r>
           </w:p>
           <w:p>
@@ -3660,7 +3993,7 @@
                   </w14:solidFill>
                 </w14:textFill>
               </w:rPr>
-              <w:t xml:space="preserve">预期产出：候选抗菌肽抑菌活性的初步结果与活性—序列关系的初步观察，作为学位论文实验验证章节的主要内容。实验方案保持简单，不涉及复杂的动物实验或组学实验，可在常规微生物实验室按计划完成。</w:t>
+              <w:t xml:space="preserve">预期产出：候选抗菌肽抑菌活性的初步结果与活性—序列关系的初步观察，作为学位论文实验验证章节的主要内容，并为候选肽的后续深入研究提供筛选依据。</w:t>
             </w:r>
           </w:p>
           <w:p>
@@ -3721,7 +4054,7 @@
                   </w14:solidFill>
                 </w14:textFill>
               </w:rPr>
-              <w:t xml:space="preserve">内容：完成全部结果的整理与论文撰写。</w:t>
+              <w:t xml:space="preserve">内容：完成全部结果的整理、学位论文撰写与投稿论文准备。</w:t>
             </w:r>
           </w:p>
           <w:p>
@@ -3751,7 +4084,7 @@
                   </w14:solidFill>
                 </w14:textFill>
               </w:rPr>
-              <w:t xml:space="preserve">方案：将候选抗菌肽名单、分阶段差异结果、健康人／各阶段特有抗菌肽清单以及机制关联与抑菌实验结果汇总为完整的图表与结论体系，按学位论文规范撰写学位论文；同时提炼方法学与结果亮点，整理为投稿论文，计划完成初稿后按培养计划申请预答辩。</w:t>
+              <w:t xml:space="preserve">方案：将候选抗菌肽名单、分阶段差异分析结果、健康人群特有与各阶段特有抗菌肽清单，以及机制关联分析与抑菌实验的结果汇总为完整的图表与结论体系，统一数据口径与图表规范；按学位论文写作规范完成学位论文，同时提炼方法学与分析框架方面的亮点整理为投稿论文。撰写过程中同步补充相关文献，使讨论部分与国内外研究现状相互衔接。</w:t>
             </w:r>
           </w:p>
           <w:p>
@@ -3772,17 +4105,16 @@
             </w:pPr>
             <w:r>
               <w:rPr>
-                <w:rFonts w:hint="eastAsia" w:ascii="宋体" w:hAnsi="宋体"/>
-                <w:b/>
-                <w:color w:val="000000" w:themeColor="text1"/>
-                <w:sz w:val="24"/>
-                <w14:textFill>
-                  <w14:solidFill>
-                    <w14:schemeClr w14:val="tx1"/>
-                  </w14:solidFill>
-                </w14:textFill>
-              </w:rPr>
-              <w:t xml:space="preserve">（四）存在的问题与应对措施</w:t>
+                <w:rFonts w:ascii="宋体" w:hAnsi="宋体"/>
+                <w:color w:val="000000" w:themeColor="text1"/>
+                <w:sz w:val="24"/>
+                <w14:textFill>
+                  <w14:solidFill>
+                    <w14:schemeClr w14:val="tx1"/>
+                  </w14:solidFill>
+                </w14:textFill>
+              </w:rPr>
+              <w:t xml:space="preserve">预期产出：完整的学位论文初稿与投稿论文初稿，并在此基础上按培养计划申请预答辩。</w:t>
             </w:r>
           </w:p>
           <w:p>
@@ -3803,16 +4135,17 @@
             </w:pPr>
             <w:r>
               <w:rPr>
-                <w:rFonts w:ascii="宋体" w:hAnsi="宋体"/>
-                <w:color w:val="000000" w:themeColor="text1"/>
-                <w:sz w:val="24"/>
-                <w14:textFill>
-                  <w14:solidFill>
-                    <w14:schemeClr w14:val="tx1"/>
-                  </w14:solidFill>
-                </w14:textFill>
-              </w:rPr>
-              <w:t xml:space="preserve">1. 预测结果可能存在假阳性。应对：以三模型共识判定提高候选集合可信度，再以宏蛋白组表达证据进行二次去重，最后通过抑菌实验对代表性候选肽做最小验证，形成层层递进的证据链。</w:t>
+                <w:rFonts w:hint="eastAsia" w:ascii="宋体" w:hAnsi="宋体"/>
+                <w:b/>
+                <w:color w:val="000000" w:themeColor="text1"/>
+                <w:sz w:val="24"/>
+                <w14:textFill>
+                  <w14:solidFill>
+                    <w14:schemeClr w14:val="tx1"/>
+                  </w14:solidFill>
+                </w14:textFill>
+              </w:rPr>
+              <w:t xml:space="preserve">（四）存在的问题与应对措施</w:t>
             </w:r>
           </w:p>
           <w:p>
@@ -3842,7 +4175,7 @@
                   </w14:solidFill>
                 </w14:textFill>
               </w:rPr>
-              <w:t xml:space="preserve">2. 部分样本缺少可用的参考基因组。应对：在丰度分析阶段改用全量基因组回填，恢复样本覆盖，避免参考集筛选造成样本缺失，并在结果中说明数据处理口径。</w:t>
+              <w:t xml:space="preserve">1. 预测结果可能存在假阳性。应对：以多模型共识判定提高候选集合的可信度，再用宏蛋白组表达证据进行二次去重，最后通过抑菌实验对代表性候选肽进行验证，形成层层递进的证据链；在论文中对各层证据的强度分别说明。</w:t>
             </w:r>
           </w:p>
           <w:p>
@@ -3872,7 +4205,7 @@
                   </w14:solidFill>
                 </w14:textFill>
               </w:rPr>
-              <w:t xml:space="preserve">3. 机制关联分析的证据强度有限。应对：以分子对接与分子动力学模拟、文献比对为主，将研究定位为线索发现与假设提出，不夸大因果性结论，相关结果在论文中明确说明为计算预测与初步证据。</w:t>
+              <w:t xml:space="preserve">2. 部分样本缺少可用的参考基因组。应对：在丰度分析阶段改用全量基因组回填，恢复样本覆盖，避免参考集筛选造成样本缺失；同时在方法部分说明数据处理口径，必要时补充敏感性分析以确认结论稳健。</w:t>
             </w:r>
           </w:p>
           <w:p>
@@ -3902,7 +4235,7 @@
                   </w14:solidFill>
                 </w14:textFill>
               </w:rPr>
-              <w:t xml:space="preserve">4. 实验验证工作量与时间存在冲突。应对：严格控制候选肽数量与实验内容，优先完成初筛与最低抑菌浓度测定；实验与论文撰写并行推进，预留缓冲时间。</w:t>
+              <w:t xml:space="preserve">3. 机制关联分析的证据强度有限。应对：以分子对接与分子动力学模拟、文献比对为主，将研究定位为线索发现与假设提出，不夸大因果性结论；相关结果在论文中明确说明为计算预测与初步证据，并提出后续实验验证的方向。</w:t>
             </w:r>
           </w:p>
           <w:p>
@@ -3923,17 +4256,16 @@
             </w:pPr>
             <w:r>
               <w:rPr>
-                <w:rFonts w:hint="eastAsia" w:ascii="宋体" w:hAnsi="宋体"/>
-                <w:b/>
-                <w:color w:val="000000" w:themeColor="text1"/>
-                <w:sz w:val="24"/>
-                <w14:textFill>
-                  <w14:solidFill>
-                    <w14:schemeClr w14:val="tx1"/>
-                  </w14:solidFill>
-                </w14:textFill>
-              </w:rPr>
-              <w:t xml:space="preserve">（五）后续工作安排</w:t>
+                <w:rFonts w:ascii="宋体" w:hAnsi="宋体"/>
+                <w:color w:val="000000" w:themeColor="text1"/>
+                <w:sz w:val="24"/>
+                <w14:textFill>
+                  <w14:solidFill>
+                    <w14:schemeClr w14:val="tx1"/>
+                  </w14:solidFill>
+                </w14:textFill>
+              </w:rPr>
+              <w:t xml:space="preserve">4. 实验验证与论文撰写在时间上存在并行压力。应对：严格控制候选肽数量与实验内容，优先完成初筛与最低抑菌浓度测定；实验与论文撰写并行推进，预留缓冲时间，确保按计划完成预答辩与学位申请。</w:t>
             </w:r>
           </w:p>
           <w:p>
@@ -3954,16 +4286,77 @@
             </w:pPr>
             <w:r>
               <w:rPr>
-                <w:rFonts w:ascii="宋体" w:hAnsi="宋体"/>
-                <w:color w:val="000000" w:themeColor="text1"/>
-                <w:sz w:val="24"/>
-                <w14:textFill>
-                  <w14:solidFill>
-                    <w14:schemeClr w14:val="tx1"/>
-                  </w14:solidFill>
-                </w14:textFill>
-              </w:rPr>
-              <w:t xml:space="preserve">近期以机制关联分析为主，同步开展候选抗菌肽的抑菌实验验证；中期完成实验结果的整理与补充分析，形成完整的图表体系；后期集中进行学位论文撰写与投稿论文整理，按培养计划完成预答辩与学位申请。各环节均以已完成的数据资源与分析流程为基础，不依赖新的数据生产，进度风险较小。</w:t>
+                <w:rFonts w:hint="eastAsia" w:ascii="宋体" w:hAnsi="宋体"/>
+                <w:b/>
+                <w:color w:val="000000" w:themeColor="text1"/>
+                <w:sz w:val="24"/>
+                <w14:textFill>
+                  <w14:solidFill>
+                    <w14:schemeClr w14:val="tx1"/>
+                  </w14:solidFill>
+                </w14:textFill>
+              </w:rPr>
+              <w:t xml:space="preserve">（五）后续工作安排</w:t>
+            </w:r>
+          </w:p>
+          <w:p>
+            <w:pPr>
+              <w:snapToGrid w:val="0"/>
+              <w:spacing w:line="276" w:lineRule="auto"/>
+              <w:ind w:firstLine="724" w:firstLineChars="302"/>
+              <w:rPr>
+                <w:rFonts w:ascii="宋体" w:hAnsi="宋体"/>
+                <w:color w:val="000000" w:themeColor="text1"/>
+                <w:sz w:val="24"/>
+                <w14:textFill>
+                  <w14:solidFill>
+                    <w14:schemeClr w14:val="tx1"/>
+                  </w14:solidFill>
+                </w14:textFill>
+              </w:rPr>
+            </w:pPr>
+            <w:r>
+              <w:rPr>
+                <w:rFonts w:ascii="宋体" w:hAnsi="宋体"/>
+                <w:color w:val="000000" w:themeColor="text1"/>
+                <w:sz w:val="24"/>
+                <w14:textFill>
+                  <w14:solidFill>
+                    <w14:schemeClr w14:val="tx1"/>
+                  </w14:solidFill>
+                </w14:textFill>
+              </w:rPr>
+              <w:t xml:space="preserve">近期以机制关联分析为主，同步开展候选抗菌肽的抑菌实验验证，两项工作共用同一份特有肽清单，结果可相互印证。完成实验后集中进行结果整理与补充分析，形成完整的图表体系与结论框架，并同步整理投稿论文的材料。</w:t>
+            </w:r>
+          </w:p>
+          <w:p>
+            <w:pPr>
+              <w:snapToGrid w:val="0"/>
+              <w:spacing w:line="276" w:lineRule="auto"/>
+              <w:ind w:firstLine="724" w:firstLineChars="302"/>
+              <w:rPr>
+                <w:rFonts w:ascii="宋体" w:hAnsi="宋体"/>
+                <w:color w:val="000000" w:themeColor="text1"/>
+                <w:sz w:val="24"/>
+                <w14:textFill>
+                  <w14:solidFill>
+                    <w14:schemeClr w14:val="tx1"/>
+                  </w14:solidFill>
+                </w14:textFill>
+              </w:rPr>
+            </w:pPr>
+            <w:r>
+              <w:rPr>
+                <w:rFonts w:ascii="宋体" w:hAnsi="宋体"/>
+                <w:color w:val="000000" w:themeColor="text1"/>
+                <w:sz w:val="24"/>
+                <w14:textFill>
+                  <w14:solidFill>
+                    <w14:schemeClr w14:val="tx1"/>
+                  </w14:solidFill>
+                </w14:textFill>
+              </w:rPr>
+              <w:t xml:space="preserve">后期集中进行学位论文撰写与投稿论文修改，按培养计划完成预答辩与学位申请。各环节均以已完成的数据资源与分析流程为基础，不依赖新的数据生产，整体进度风险较小。</w:t>
             </w:r>
           </w:p>
         </w:tc>

--- a/deliverable/中期.docx
+++ b/deliverable/中期.docx
@@ -2405,7 +2405,7 @@
                   </w14:solidFill>
                 </w14:textFill>
               </w:rPr>
-              <w:t xml:space="preserve">4. 分阶段抗菌肽差异分析。依据认知功能评估与临床诊断信息，将队列划分为健康人群与各疾病阶段，在统一的丰度与组成口径下比较各阶段与健康人群之间候选抗菌肽的差异，识别随病程变化明显的候选抗菌肽，并从组成结构、丰度变化趋势与阶段间差异模式等角度进行描述，为特有肽筛选提供依据。</w:t>
+              <w:t xml:space="preserve">4. 分阶段抗菌肽差异分析。依据认知功能评估与临床诊断信息，将队列划分为健康对照（NC）、主观认知下降（SCS）、可疑认知障碍（SCD）、轻度认知障碍（MCI）与 AD 五个阶段，在统一的丰度与组成口径下比较各阶段与健康人群之间候选抗菌肽的差异，识别随病程变化明显的候选抗菌肽，并从组成结构、丰度变化趋势与阶段间差异模式等角度进行描述，为特有肽筛选提供依据。</w:t>
             </w:r>
           </w:p>
           <w:p>
@@ -2465,7 +2465,7 @@
                   </w14:solidFill>
                 </w14:textFill>
               </w:rPr>
-              <w:t xml:space="preserve">6. 特有抗菌肽与 AD 发病机制的关联分析。参照乙酰胆碱酯酶—β-淀粉样肽复合物分子模拟研究的思路，从三个方向考察特有抗菌肽与 AD 发病机制的关联：与 β-淀粉样肽的相互作用及其对聚集与纤维化过程的影响；与乙酰胆碱酯酶外周阴离子位点结合、从而干扰成核环节的可能性；经免疫调节与炎症通路参与神经炎症的可能性。分析结果以结合情况、复合物稳定性与通路层面的解释为主，研究定位为线索发现。</w:t>
+              <w:t xml:space="preserve">6. 特有抗菌肽与 AD 发病机制的关联分析。参照乙酰胆碱酯酶（acetylcholinesterase, AChE）—β-淀粉样肽复合物分子模拟研究的思路，从三个方向考察特有抗菌肽与 AD 发病机制的关联：与 β-淀粉样肽的相互作用及其对聚集与纤维化过程的影响；与 AChE 外周阴离子位点结合、从而干扰成核环节的可能性；经免疫调节与炎症通路参与神经炎症的可能性。分析结果以结合情况、复合物稳定性与通路层面的解释为主，研究定位为线索发现。</w:t>
             </w:r>
           </w:p>
           <w:p>
@@ -2857,7 +2857,7 @@
                   </w14:solidFill>
                 </w14:textFill>
               </w:rPr>
-              <w:t xml:space="preserve">6. 特有抗菌肽与 AD 发病机制的关联分析：进行中，分析方案已确定，正在开展与 β-淀粉样肽聚集、乙酰胆碱酯酶结合以及免疫炎症通路相关的关联分析。</w:t>
+              <w:t xml:space="preserve">6. 特有抗菌肽与 AD 发病机制的关联分析：进行中，分析方案已确定，正在开展与 Aβ 聚集、AChE 结合以及免疫炎症通路相关的关联分析。</w:t>
             </w:r>
           </w:p>
           <w:p>
@@ -3842,7 +3842,7 @@
                   </w14:solidFill>
                 </w14:textFill>
               </w:rPr>
-              <w:t xml:space="preserve">方案：参照乙酰胆碱酯酶—β-淀粉样肽复合物分子模拟研究的技术路线，采用分子对接与分子动力学模拟考察候选抗菌肽与 β-淀粉样肽、乙酰胆碱酯酶外周阴离子位点的结合模式与复合物稳定性，重点关注其对 β-淀粉样肽聚集过程与成核环节的可能影响；同时结合文献比对与功能注释，从免疫调节与炎症通路角度分析候选肽可能参与的作用环节。分析过程中保留参数设置与轨迹分析结果，以保证结论可复核。</w:t>
+              <w:t xml:space="preserve">方案：参照乙酰胆碱酯酶—β-淀粉样肽复合物分子模拟研究的技术路线，采用分子对接与分子动力学模拟考察候选抗菌肽与 Aβ、AChE 外周阴离子位点的结合模式与复合物稳定性，重点关注其对 Aβ 聚集过程与成核环节的可能影响；同时结合文献比对与功能注释，从免疫调节与炎症通路角度分析候选肽可能参与的作用环节。分析过程中保留参数设置与轨迹分析结果，以保证结论可复核。</w:t>
             </w:r>
           </w:p>
           <w:p>

--- a/deliverable/中期.docx
+++ b/deliverable/中期.docx
@@ -5283,7 +5283,7 @@
                   </w14:solidFill>
                 </w14:textFill>
               </w:rPr>
-              <w:t>组长</w:t>
+              <w:t xml:space="preserve"/>
             </w:r>
           </w:p>
         </w:tc>
@@ -5311,7 +5311,7 @@
               </w:rPr>
             </w:pPr>
             <w:r>
-              <w:t xml:space="preserve">张兴晓</w:t>
+              <w:t xml:space="preserve"/>
             </w:r>
           </w:p>
         </w:tc>
@@ -5338,7 +5338,7 @@
               </w:rPr>
             </w:pPr>
             <w:r>
-              <w:t xml:space="preserve">教授</w:t>
+              <w:t xml:space="preserve"/>
             </w:r>
           </w:p>
         </w:tc>
@@ -5365,7 +5365,7 @@
               </w:rPr>
             </w:pPr>
             <w:r>
-              <w:t xml:space="preserve">生物工程</w:t>
+              <w:t xml:space="preserve"/>
             </w:r>
           </w:p>
         </w:tc>
@@ -5392,7 +5392,7 @@
               </w:rPr>
             </w:pPr>
             <w:r>
-              <w:t xml:space="preserve">生命科学学院</w:t>
+              <w:t xml:space="preserve"/>
             </w:r>
           </w:p>
         </w:tc>
@@ -5473,7 +5473,7 @@
                   </w14:solidFill>
                 </w14:textFill>
               </w:rPr>
-              <w:t>组员</w:t>
+              <w:t xml:space="preserve"/>
             </w:r>
           </w:p>
         </w:tc>
@@ -5501,7 +5501,7 @@
               </w:rPr>
             </w:pPr>
             <w:r>
-              <w:t xml:space="preserve">程仕伟</w:t>
+              <w:t xml:space="preserve"/>
             </w:r>
           </w:p>
         </w:tc>
@@ -5528,7 +5528,7 @@
               </w:rPr>
             </w:pPr>
             <w:r>
-              <w:t xml:space="preserve">副教授</w:t>
+              <w:t xml:space="preserve"/>
             </w:r>
           </w:p>
         </w:tc>
@@ -5555,7 +5555,7 @@
               </w:rPr>
             </w:pPr>
             <w:r>
-              <w:t xml:space="preserve">生物工程</w:t>
+              <w:t xml:space="preserve"/>
             </w:r>
           </w:p>
         </w:tc>
@@ -5582,7 +5582,7 @@
               </w:rPr>
             </w:pPr>
             <w:r>
-              <w:t xml:space="preserve">生命科学学院</w:t>
+              <w:t xml:space="preserve"/>
             </w:r>
           </w:p>
         </w:tc>
@@ -5676,7 +5676,7 @@
               </w:rPr>
             </w:pPr>
             <w:r>
-              <w:t xml:space="preserve">牟萍</w:t>
+              <w:t xml:space="preserve"/>
             </w:r>
           </w:p>
         </w:tc>
@@ -5703,7 +5703,7 @@
               </w:rPr>
             </w:pPr>
             <w:r>
-              <w:t xml:space="preserve">副教授</w:t>
+              <w:t xml:space="preserve"/>
             </w:r>
           </w:p>
         </w:tc>
@@ -5730,7 +5730,7 @@
               </w:rPr>
             </w:pPr>
             <w:r>
-              <w:t xml:space="preserve">生物制药</w:t>
+              <w:t xml:space="preserve"/>
             </w:r>
           </w:p>
         </w:tc>
@@ -5757,7 +5757,7 @@
               </w:rPr>
             </w:pPr>
             <w:r>
-              <w:t xml:space="preserve">生命科学学院</w:t>
+              <w:t xml:space="preserve"/>
             </w:r>
           </w:p>
         </w:tc>
@@ -5851,7 +5851,7 @@
               </w:rPr>
             </w:pPr>
             <w:r>
-              <w:t xml:space="preserve">朱洪伟</w:t>
+              <w:t xml:space="preserve"/>
             </w:r>
           </w:p>
         </w:tc>
@@ -5878,7 +5878,7 @@
               </w:rPr>
             </w:pPr>
             <w:r>
-              <w:t xml:space="preserve">副教授</w:t>
+              <w:t xml:space="preserve"/>
             </w:r>
           </w:p>
         </w:tc>
@@ -5905,7 +5905,7 @@
               </w:rPr>
             </w:pPr>
             <w:r>
-              <w:t xml:space="preserve">生物制药</w:t>
+              <w:t xml:space="preserve"/>
             </w:r>
           </w:p>
         </w:tc>
@@ -5932,7 +5932,7 @@
               </w:rPr>
             </w:pPr>
             <w:r>
-              <w:t xml:space="preserve">生命科学学院</w:t>
+              <w:t xml:space="preserve"/>
             </w:r>
           </w:p>
         </w:tc>
@@ -6032,7 +6032,7 @@
               </w:rPr>
             </w:pPr>
             <w:r>
-              <w:t xml:space="preserve">鲍诚</w:t>
+              <w:t xml:space="preserve"/>
             </w:r>
           </w:p>
         </w:tc>
@@ -6059,7 +6059,7 @@
               </w:rPr>
             </w:pPr>
             <w:r>
-              <w:t xml:space="preserve">副教授</w:t>
+              <w:t xml:space="preserve"/>
             </w:r>
           </w:p>
         </w:tc>
@@ -6086,7 +6086,7 @@
               </w:rPr>
             </w:pPr>
             <w:r>
-              <w:t xml:space="preserve">生物制药</w:t>
+              <w:t xml:space="preserve"/>
             </w:r>
           </w:p>
         </w:tc>
@@ -6113,188 +6113,7 @@
               </w:rPr>
             </w:pPr>
             <w:r>
-              <w:t xml:space="preserve">生命科学学院</w:t>
-            </w:r>
-          </w:p>
-        </w:tc>
-      </w:tr>
-      <w:tr>
-        <w:tblPrEx>
-          <w:tblBorders>
-            <w:top w:val="single" w:color="auto" w:sz="4" w:space="0"/>
-            <w:left w:val="single" w:color="auto" w:sz="4" w:space="0"/>
-            <w:bottom w:val="single" w:color="auto" w:sz="4" w:space="0"/>
-            <w:right w:val="single" w:color="auto" w:sz="4" w:space="0"/>
-            <w:insideH w:val="single" w:color="auto" w:sz="4" w:space="0"/>
-            <w:insideV w:val="single" w:color="auto" w:sz="4" w:space="0"/>
-          </w:tblBorders>
-          <w:tblCellMar>
-            <w:top w:w="0" w:type="dxa"/>
-            <w:left w:w="108" w:type="dxa"/>
-            <w:bottom w:w="0" w:type="dxa"/>
-            <w:right w:w="108" w:type="dxa"/>
-          </w:tblCellMar>
-        </w:tblPrEx>
-        <w:trPr>
-          <w:trHeight w:val="397" w:hRule="exact"/>
-          <w:jc w:val="center"/>
-        </w:trPr>
-        <w:tc>
-          <w:tcPr>
-            <w:tcW w:w="303" w:type="pct"/>
-            <w:vMerge w:val="continue"/>
-            <w:tcBorders>
-              <w:bottom w:val="nil"/>
-            </w:tcBorders>
-          </w:tcPr>
-          <w:p>
-            <w:pPr>
-              <w:spacing w:line="360" w:lineRule="auto"/>
-              <w:jc w:val="left"/>
-              <w:rPr>
-                <w:rFonts w:hint="eastAsia" w:ascii="宋体" w:hAnsi="宋体"/>
-                <w:color w:val="000000" w:themeColor="text1"/>
-                <w:sz w:val="24"/>
-                <w14:textFill>
-                  <w14:solidFill>
-                    <w14:schemeClr w14:val="tx1"/>
-                  </w14:solidFill>
-                </w14:textFill>
-              </w:rPr>
-            </w:pPr>
-          </w:p>
-        </w:tc>
-        <w:tc>
-          <w:tcPr>
-            <w:tcW w:w="401" w:type="pct"/>
-            <w:vMerge w:val="continue"/>
-            <w:tcBorders>
-              <w:bottom w:val="nil"/>
-            </w:tcBorders>
-          </w:tcPr>
-          <w:p>
-            <w:pPr>
-              <w:spacing w:line="360" w:lineRule="auto"/>
-              <w:jc w:val="left"/>
-              <w:rPr>
-                <w:rFonts w:hint="eastAsia" w:ascii="宋体" w:hAnsi="宋体"/>
-                <w:color w:val="000000" w:themeColor="text1"/>
-                <w:sz w:val="24"/>
-                <w14:textFill>
-                  <w14:solidFill>
-                    <w14:schemeClr w14:val="tx1"/>
-                  </w14:solidFill>
-                </w14:textFill>
-              </w:rPr>
-            </w:pPr>
-          </w:p>
-        </w:tc>
-        <w:tc>
-          <w:tcPr>
-            <w:tcW w:w="620" w:type="pct"/>
-            <w:gridSpan w:val="2"/>
-            <w:tcBorders>
-              <w:bottom w:val="nil"/>
-            </w:tcBorders>
-          </w:tcPr>
-          <w:p>
-            <w:pPr>
-              <w:spacing w:line="360" w:lineRule="auto"/>
-              <w:jc w:val="left"/>
-              <w:rPr>
-                <w:rFonts w:hint="eastAsia" w:ascii="宋体" w:hAnsi="宋体"/>
-                <w:color w:val="000000" w:themeColor="text1"/>
-                <w:sz w:val="24"/>
-                <w14:textFill>
-                  <w14:solidFill>
-                    <w14:schemeClr w14:val="tx1"/>
-                  </w14:solidFill>
-                </w14:textFill>
-              </w:rPr>
-            </w:pPr>
-            <w:r>
-              <w:t xml:space="preserve">于馨</w:t>
-            </w:r>
-          </w:p>
-        </w:tc>
-        <w:tc>
-          <w:tcPr>
-            <w:tcW w:w="547" w:type="pct"/>
-            <w:tcBorders>
-              <w:bottom w:val="nil"/>
-            </w:tcBorders>
-          </w:tcPr>
-          <w:p>
-            <w:pPr>
-              <w:spacing w:line="360" w:lineRule="auto"/>
-              <w:jc w:val="left"/>
-              <w:rPr>
-                <w:rFonts w:hint="eastAsia" w:ascii="宋体" w:hAnsi="宋体"/>
-                <w:color w:val="000000" w:themeColor="text1"/>
-                <w:sz w:val="24"/>
-                <w14:textFill>
-                  <w14:solidFill>
-                    <w14:schemeClr w14:val="tx1"/>
-                  </w14:solidFill>
-                </w14:textFill>
-              </w:rPr>
-            </w:pPr>
-            <w:r>
-              <w:t xml:space="preserve">副教授</w:t>
-            </w:r>
-          </w:p>
-        </w:tc>
-        <w:tc>
-          <w:tcPr>
-            <w:tcW w:w="1020" w:type="pct"/>
-            <w:tcBorders>
-              <w:bottom w:val="nil"/>
-            </w:tcBorders>
-          </w:tcPr>
-          <w:p>
-            <w:pPr>
-              <w:spacing w:line="360" w:lineRule="auto"/>
-              <w:jc w:val="left"/>
-              <w:rPr>
-                <w:rFonts w:hint="eastAsia" w:ascii="宋体" w:hAnsi="宋体"/>
-                <w:color w:val="000000" w:themeColor="text1"/>
-                <w:sz w:val="24"/>
-                <w14:textFill>
-                  <w14:solidFill>
-                    <w14:schemeClr w14:val="tx1"/>
-                  </w14:solidFill>
-                </w14:textFill>
-              </w:rPr>
-            </w:pPr>
-            <w:r>
-              <w:t xml:space="preserve">生物制药</w:t>
-            </w:r>
-          </w:p>
-        </w:tc>
-        <w:tc>
-          <w:tcPr>
-            <w:tcW w:w="2106" w:type="pct"/>
-            <w:tcBorders>
-              <w:bottom w:val="nil"/>
-            </w:tcBorders>
-          </w:tcPr>
-          <w:p>
-            <w:pPr>
-              <w:spacing w:line="360" w:lineRule="auto"/>
-              <w:jc w:val="left"/>
-              <w:rPr>
-                <w:rFonts w:hint="eastAsia" w:ascii="宋体" w:hAnsi="宋体"/>
-                <w:color w:val="000000" w:themeColor="text1"/>
-                <w:sz w:val="24"/>
-                <w14:textFill>
-                  <w14:solidFill>
-                    <w14:schemeClr w14:val="tx1"/>
-                  </w14:solidFill>
-                </w14:textFill>
-              </w:rPr>
-            </w:pPr>
-            <w:r>
-              <w:t xml:space="preserve">生命科学学院</w:t>
+              <w:t xml:space="preserve"/>
             </w:r>
           </w:p>
         </w:tc>

--- a/deliverable/中期.docx
+++ b/deliverable/中期.docx
@@ -5310,9 +5310,6 @@
                 </w14:textFill>
               </w:rPr>
             </w:pPr>
-            <w:r>
-              <w:t xml:space="preserve">张兴晓</w:t>
-            </w:r>
           </w:p>
         </w:tc>
         <w:tc>
@@ -5337,9 +5334,6 @@
                 </w14:textFill>
               </w:rPr>
             </w:pPr>
-            <w:r>
-              <w:t xml:space="preserve">教授</w:t>
-            </w:r>
           </w:p>
         </w:tc>
         <w:tc>
@@ -5364,9 +5358,6 @@
                 </w14:textFill>
               </w:rPr>
             </w:pPr>
-            <w:r>
-              <w:t xml:space="preserve">生物工程</w:t>
-            </w:r>
           </w:p>
         </w:tc>
         <w:tc>
@@ -5391,9 +5382,6 @@
                 </w14:textFill>
               </w:rPr>
             </w:pPr>
-            <w:r>
-              <w:t xml:space="preserve">生命科学学院</w:t>
-            </w:r>
           </w:p>
         </w:tc>
       </w:tr>
@@ -5500,9 +5488,6 @@
                 </w14:textFill>
               </w:rPr>
             </w:pPr>
-            <w:r>
-              <w:t xml:space="preserve">程仕伟</w:t>
-            </w:r>
           </w:p>
         </w:tc>
         <w:tc>
@@ -5527,9 +5512,6 @@
                 </w14:textFill>
               </w:rPr>
             </w:pPr>
-            <w:r>
-              <w:t xml:space="preserve">副教授</w:t>
-            </w:r>
           </w:p>
         </w:tc>
         <w:tc>
@@ -5554,9 +5536,6 @@
                 </w14:textFill>
               </w:rPr>
             </w:pPr>
-            <w:r>
-              <w:t xml:space="preserve">生物工程</w:t>
-            </w:r>
           </w:p>
         </w:tc>
         <w:tc>
@@ -5581,9 +5560,6 @@
                 </w14:textFill>
               </w:rPr>
             </w:pPr>
-            <w:r>
-              <w:t xml:space="preserve">生命科学学院</w:t>
-            </w:r>
           </w:p>
         </w:tc>
       </w:tr>
@@ -5675,9 +5651,6 @@
                 </w14:textFill>
               </w:rPr>
             </w:pPr>
-            <w:r>
-              <w:t xml:space="preserve">牟萍</w:t>
-            </w:r>
           </w:p>
         </w:tc>
         <w:tc>
@@ -5702,9 +5675,6 @@
                 </w14:textFill>
               </w:rPr>
             </w:pPr>
-            <w:r>
-              <w:t xml:space="preserve">副教授</w:t>
-            </w:r>
           </w:p>
         </w:tc>
         <w:tc>
@@ -5729,9 +5699,6 @@
                 </w14:textFill>
               </w:rPr>
             </w:pPr>
-            <w:r>
-              <w:t xml:space="preserve">生物制药</w:t>
-            </w:r>
           </w:p>
         </w:tc>
         <w:tc>
@@ -5756,9 +5723,6 @@
                 </w14:textFill>
               </w:rPr>
             </w:pPr>
-            <w:r>
-              <w:t xml:space="preserve">生命科学学院</w:t>
-            </w:r>
           </w:p>
         </w:tc>
       </w:tr>
@@ -5850,9 +5814,6 @@
                 </w14:textFill>
               </w:rPr>
             </w:pPr>
-            <w:r>
-              <w:t xml:space="preserve">朱洪伟</w:t>
-            </w:r>
           </w:p>
         </w:tc>
         <w:tc>
@@ -5877,9 +5838,6 @@
                 </w14:textFill>
               </w:rPr>
             </w:pPr>
-            <w:r>
-              <w:t xml:space="preserve">副教授</w:t>
-            </w:r>
           </w:p>
         </w:tc>
         <w:tc>
@@ -5904,9 +5862,6 @@
                 </w14:textFill>
               </w:rPr>
             </w:pPr>
-            <w:r>
-              <w:t xml:space="preserve">生物制药</w:t>
-            </w:r>
           </w:p>
         </w:tc>
         <w:tc>
@@ -5931,9 +5886,6 @@
                 </w14:textFill>
               </w:rPr>
             </w:pPr>
-            <w:r>
-              <w:t xml:space="preserve">生命科学学院</w:t>
-            </w:r>
           </w:p>
         </w:tc>
       </w:tr>
@@ -6031,9 +5983,6 @@
                 </w14:textFill>
               </w:rPr>
             </w:pPr>
-            <w:r>
-              <w:t xml:space="preserve">鲍诚</w:t>
-            </w:r>
           </w:p>
         </w:tc>
         <w:tc>
@@ -6058,9 +6007,6 @@
                 </w14:textFill>
               </w:rPr>
             </w:pPr>
-            <w:r>
-              <w:t xml:space="preserve">副教授</w:t>
-            </w:r>
           </w:p>
         </w:tc>
         <w:tc>
@@ -6085,9 +6031,6 @@
                 </w14:textFill>
               </w:rPr>
             </w:pPr>
-            <w:r>
-              <w:t xml:space="preserve">生物制药</w:t>
-            </w:r>
           </w:p>
         </w:tc>
         <w:tc>
@@ -6112,190 +6055,6 @@
                 </w14:textFill>
               </w:rPr>
             </w:pPr>
-            <w:r>
-              <w:t xml:space="preserve">生命科学学院</w:t>
-            </w:r>
-          </w:p>
-        </w:tc>
-      </w:tr>
-      <w:tr>
-        <w:tblPrEx>
-          <w:tblBorders>
-            <w:top w:val="single" w:color="auto" w:sz="4" w:space="0"/>
-            <w:left w:val="single" w:color="auto" w:sz="4" w:space="0"/>
-            <w:bottom w:val="single" w:color="auto" w:sz="4" w:space="0"/>
-            <w:right w:val="single" w:color="auto" w:sz="4" w:space="0"/>
-            <w:insideH w:val="single" w:color="auto" w:sz="4" w:space="0"/>
-            <w:insideV w:val="single" w:color="auto" w:sz="4" w:space="0"/>
-          </w:tblBorders>
-          <w:tblCellMar>
-            <w:top w:w="0" w:type="dxa"/>
-            <w:left w:w="108" w:type="dxa"/>
-            <w:bottom w:w="0" w:type="dxa"/>
-            <w:right w:w="108" w:type="dxa"/>
-          </w:tblCellMar>
-        </w:tblPrEx>
-        <w:trPr>
-          <w:trHeight w:val="397" w:hRule="exact"/>
-          <w:jc w:val="center"/>
-        </w:trPr>
-        <w:tc>
-          <w:tcPr>
-            <w:tcW w:w="303" w:type="pct"/>
-            <w:vMerge w:val="continue"/>
-            <w:tcBorders>
-              <w:bottom w:val="nil"/>
-            </w:tcBorders>
-          </w:tcPr>
-          <w:p>
-            <w:pPr>
-              <w:spacing w:line="360" w:lineRule="auto"/>
-              <w:jc w:val="left"/>
-              <w:rPr>
-                <w:rFonts w:hint="eastAsia" w:ascii="宋体" w:hAnsi="宋体"/>
-                <w:color w:val="000000" w:themeColor="text1"/>
-                <w:sz w:val="24"/>
-                <w14:textFill>
-                  <w14:solidFill>
-                    <w14:schemeClr w14:val="tx1"/>
-                  </w14:solidFill>
-                </w14:textFill>
-              </w:rPr>
-            </w:pPr>
-          </w:p>
-        </w:tc>
-        <w:tc>
-          <w:tcPr>
-            <w:tcW w:w="401" w:type="pct"/>
-            <w:vMerge w:val="continue"/>
-            <w:tcBorders>
-              <w:bottom w:val="nil"/>
-            </w:tcBorders>
-          </w:tcPr>
-          <w:p>
-            <w:pPr>
-              <w:spacing w:line="360" w:lineRule="auto"/>
-              <w:jc w:val="left"/>
-              <w:rPr>
-                <w:rFonts w:hint="eastAsia" w:ascii="宋体" w:hAnsi="宋体"/>
-                <w:color w:val="000000" w:themeColor="text1"/>
-                <w:sz w:val="24"/>
-                <w14:textFill>
-                  <w14:solidFill>
-                    <w14:schemeClr w14:val="tx1"/>
-                  </w14:solidFill>
-                </w14:textFill>
-              </w:rPr>
-            </w:pPr>
-          </w:p>
-        </w:tc>
-        <w:tc>
-          <w:tcPr>
-            <w:tcW w:w="620" w:type="pct"/>
-            <w:gridSpan w:val="2"/>
-            <w:tcBorders>
-              <w:bottom w:val="nil"/>
-            </w:tcBorders>
-          </w:tcPr>
-          <w:p>
-            <w:pPr>
-              <w:spacing w:line="360" w:lineRule="auto"/>
-              <w:jc w:val="left"/>
-              <w:rPr>
-                <w:rFonts w:hint="eastAsia" w:ascii="宋体" w:hAnsi="宋体"/>
-                <w:color w:val="000000" w:themeColor="text1"/>
-                <w:sz w:val="24"/>
-                <w14:textFill>
-                  <w14:solidFill>
-                    <w14:schemeClr w14:val="tx1"/>
-                  </w14:solidFill>
-                </w14:textFill>
-              </w:rPr>
-            </w:pPr>
-            <w:r>
-              <w:t xml:space="preserve">于馨</w:t>
-            </w:r>
-          </w:p>
-        </w:tc>
-        <w:tc>
-          <w:tcPr>
-            <w:tcW w:w="547" w:type="pct"/>
-            <w:tcBorders>
-              <w:bottom w:val="nil"/>
-            </w:tcBorders>
-          </w:tcPr>
-          <w:p>
-            <w:pPr>
-              <w:spacing w:line="360" w:lineRule="auto"/>
-              <w:jc w:val="left"/>
-              <w:rPr>
-                <w:rFonts w:hint="eastAsia" w:ascii="宋体" w:hAnsi="宋体"/>
-                <w:color w:val="000000" w:themeColor="text1"/>
-                <w:sz w:val="24"/>
-                <w14:textFill>
-                  <w14:solidFill>
-                    <w14:schemeClr w14:val="tx1"/>
-                  </w14:solidFill>
-                </w14:textFill>
-              </w:rPr>
-            </w:pPr>
-            <w:r>
-              <w:t xml:space="preserve">副教授</w:t>
-            </w:r>
-          </w:p>
-        </w:tc>
-        <w:tc>
-          <w:tcPr>
-            <w:tcW w:w="1020" w:type="pct"/>
-            <w:tcBorders>
-              <w:bottom w:val="nil"/>
-            </w:tcBorders>
-          </w:tcPr>
-          <w:p>
-            <w:pPr>
-              <w:spacing w:line="360" w:lineRule="auto"/>
-              <w:jc w:val="left"/>
-              <w:rPr>
-                <w:rFonts w:hint="eastAsia" w:ascii="宋体" w:hAnsi="宋体"/>
-                <w:color w:val="000000" w:themeColor="text1"/>
-                <w:sz w:val="24"/>
-                <w14:textFill>
-                  <w14:solidFill>
-                    <w14:schemeClr w14:val="tx1"/>
-                  </w14:solidFill>
-                </w14:textFill>
-              </w:rPr>
-            </w:pPr>
-            <w:r>
-              <w:t xml:space="preserve">生物制药</w:t>
-            </w:r>
-          </w:p>
-        </w:tc>
-        <w:tc>
-          <w:tcPr>
-            <w:tcW w:w="2106" w:type="pct"/>
-            <w:tcBorders>
-              <w:bottom w:val="nil"/>
-            </w:tcBorders>
-          </w:tcPr>
-          <w:p>
-            <w:pPr>
-              <w:spacing w:line="360" w:lineRule="auto"/>
-              <w:jc w:val="left"/>
-              <w:rPr>
-                <w:rFonts w:hint="eastAsia" w:ascii="宋体" w:hAnsi="宋体"/>
-                <w:color w:val="000000" w:themeColor="text1"/>
-                <w:sz w:val="24"/>
-                <w14:textFill>
-                  <w14:solidFill>
-                    <w14:schemeClr w14:val="tx1"/>
-                  </w14:solidFill>
-                </w14:textFill>
-              </w:rPr>
-            </w:pPr>
-            <w:r>
-              <w:t xml:space="preserve">生命科学学院</w:t>
-            </w:r>
           </w:p>
         </w:tc>
       </w:tr>

--- a/deliverable/中期.docx
+++ b/deliverable/中期.docx
@@ -4919,6 +4919,7 @@
           </w:tcPr>
           <w:p>
             <w:pPr>
+              <w:pageBreakBefore/>
               <w:spacing w:line="360" w:lineRule="auto"/>
               <w:jc w:val="left"/>
               <w:rPr>

--- a/deliverable/中期.docx
+++ b/deliverable/中期.docx
@@ -4592,6 +4592,7 @@
           </w:tcPr>
           <w:p>
             <w:pPr>
+              <w:pageBreakBefore/>
               <w:snapToGrid w:val="0"/>
               <w:spacing w:before="240" w:after="240"/>
               <w:rPr>
@@ -4674,6 +4675,7 @@
           </w:p>
           <w:p>
             <w:pPr>
+              <w:pageBreakBefore/>
               <w:snapToGrid w:val="0"/>
               <w:spacing w:line="276" w:lineRule="auto"/>
               <w:ind w:firstLine="724" w:firstLineChars="302"/>
@@ -4705,6 +4707,7 @@
           </w:p>
           <w:p>
             <w:pPr>
+              <w:pageBreakBefore/>
               <w:snapToGrid w:val="0"/>
               <w:spacing w:line="276" w:lineRule="auto"/>
               <w:ind w:firstLine="3364" w:firstLineChars="1402"/>
@@ -4722,6 +4725,7 @@
           </w:p>
           <w:p>
             <w:pPr>
+              <w:pageBreakBefore/>
               <w:snapToGrid w:val="0"/>
               <w:spacing w:line="276" w:lineRule="auto"/>
               <w:ind w:firstLine="3364" w:firstLineChars="1402"/>
@@ -4739,6 +4743,7 @@
           </w:p>
           <w:p>
             <w:pPr>
+              <w:pageBreakBefore/>
               <w:snapToGrid w:val="0"/>
               <w:spacing w:line="276" w:lineRule="auto"/>
               <w:ind w:firstLine="3364" w:firstLineChars="1402"/>
@@ -4756,6 +4761,7 @@
           </w:p>
           <w:p>
             <w:pPr>
+              <w:pageBreakBefore/>
               <w:snapToGrid w:val="0"/>
               <w:spacing w:line="276" w:lineRule="auto"/>
               <w:ind w:firstLine="3364" w:firstLineChars="1402"/>
@@ -4773,6 +4779,7 @@
           </w:p>
           <w:p>
             <w:pPr>
+              <w:pageBreakBefore/>
               <w:snapToGrid w:val="0"/>
               <w:spacing w:line="276" w:lineRule="auto"/>
               <w:ind w:firstLine="3364" w:firstLineChars="1402"/>
@@ -4790,6 +4797,7 @@
           </w:p>
           <w:p>
             <w:pPr>
+              <w:pageBreakBefore/>
               <w:snapToGrid w:val="0"/>
               <w:spacing w:line="276" w:lineRule="auto"/>
               <w:ind w:firstLine="3364" w:firstLineChars="1402"/>
@@ -4807,6 +4815,7 @@
           </w:p>
           <w:p>
             <w:pPr>
+              <w:pageBreakBefore/>
               <w:snapToGrid w:val="0"/>
               <w:spacing w:line="276" w:lineRule="auto"/>
               <w:ind w:firstLine="3364" w:firstLineChars="1402"/>
@@ -4919,7 +4928,6 @@
           </w:tcPr>
           <w:p>
             <w:pPr>
-              <w:pageBreakBefore/>
               <w:spacing w:line="360" w:lineRule="auto"/>
               <w:jc w:val="left"/>
               <w:rPr>

--- a/deliverable/中期.docx
+++ b/deliverable/中期.docx
@@ -2465,7 +2465,7 @@
                   </w14:solidFill>
                 </w14:textFill>
               </w:rPr>
-              <w:t xml:space="preserve">6. 特有抗菌肽与 AD 发病机制的关联分析。参照乙酰胆碱酯酶（acetylcholinesterase, AChE）—β-淀粉样肽复合物分子模拟研究的思路，从三个方向考察特有抗菌肽与 AD 发病机制的关联：与 β-淀粉样肽的相互作用及其对聚集与纤维化过程的影响；与 AChE 外周阴离子位点结合、从而干扰成核环节的可能性；经免疫调节与炎症通路参与神经炎症的可能性。分析结果以结合情况、复合物稳定性与通路层面的解释为主，研究定位为线索发现。</w:t>
+              <w:t xml:space="preserve">6. 特有抗菌肽与 AD 发病机制的关联分析。参照乙酰胆碱酯酶（acetylcholinesterase, AChE）—β-淀粉样肽复合物分子模拟研究的思路，按致病方向考察候选抗菌肽与 AD 发病机制的关联：与 β-淀粉样肽的相互作用是否促进成核与聚集、把产物推向更毒的寡聚体；与 AChE 外周阴离子位点结合是否推动成核环节；经免疫调节与炎症通路是否放大神经炎症。分析结果以结合情况、复合物稳定性与通路层面的解释为主，并给出验证优先序，研究定位为线索发现与假设提出。</w:t>
             </w:r>
           </w:p>
           <w:p>
@@ -2857,7 +2857,7 @@
                   </w14:solidFill>
                 </w14:textFill>
               </w:rPr>
-              <w:t xml:space="preserve">6. 特有抗菌肽与 AD 发病机制的关联分析：进行中，分析方案已确定，正在开展与 Aβ 聚集、AChE 结合以及免疫炎症通路相关的关联分析。</w:t>
+              <w:t xml:space="preserve">6. 特有抗菌肽与 AD 发病机制的关联分析：进行中，分析方案已确定，正在按致病方向开展与 Aβ 成核聚集、AChE 结合以及免疫炎症通路相关的关联分析。</w:t>
             </w:r>
           </w:p>
           <w:p>
@@ -3412,7 +3412,7 @@
                   </w14:solidFill>
                 </w14:textFill>
               </w:rPr>
-              <w:t xml:space="preserve">已完成特有抗菌肽与 AD 发病机制关联分析的技术方案设计：以分子对接与分子动力学模拟考察候选肽与 β-淀粉样肽、乙酰胆碱酯酶外周阴离子位点的结合情况与复合物稳定性，并结合文献比对与功能注释分析其可能涉及的免疫与炎症通路。相关分析正在按方案实施，已完成候选肽的序列与结构准备、参数设置与流程搭建等前期工作。</w:t>
+              <w:t xml:space="preserve">已完成特有抗菌肽与 AD 发病机制关联分析的技术方案设计：以分子对接与分子动力学模拟按致病方向考察候选肽与 β-淀粉样肽、乙酰胆碱酯酶外周阴离子位点的结合情况与复合物稳定性，判断其是否促进 Aβ 的成核与聚集，并结合文献比对与功能注释分析其可能涉及的免疫与炎症通路。相关分析正在按方案实施，已完成候选肽的序列与结构准备、参数设置与流程搭建等前期工作。</w:t>
             </w:r>
           </w:p>
           <w:p>
@@ -3842,7 +3842,7 @@
                   </w14:solidFill>
                 </w14:textFill>
               </w:rPr>
-              <w:t xml:space="preserve">方案：参照乙酰胆碱酯酶—β-淀粉样肽复合物分子模拟研究的技术路线，采用分子对接与分子动力学模拟考察候选抗菌肽与 Aβ、AChE 外周阴离子位点的结合模式与复合物稳定性，重点关注其对 Aβ 聚集过程与成核环节的可能影响；同时结合文献比对与功能注释，从免疫调节与炎症通路角度分析候选肽可能参与的作用环节。分析过程中保留参数设置与轨迹分析结果，以保证结论可复核。</w:t>
+              <w:t xml:space="preserve">方案：参照乙酰胆碱酯酶—β-淀粉样肽复合物分子模拟研究的技术路线，采用分子对接与分子动力学模拟考察候选抗菌肽与 Aβ、AChE 外周阴离子位点的结合模式与复合物稳定性，按致病方向重点关注其是否促进 Aβ 的成核与聚集、是否把产物推向更毒的寡聚体；同时结合文献比对与功能注释，从免疫调节与炎症通路角度分析候选肽可能参与的作用环节。分析过程中保留参数设置与轨迹分析结果，以保证结论可复核。</w:t>
             </w:r>
           </w:p>
           <w:p>
@@ -4235,7 +4235,7 @@
                   </w14:solidFill>
                 </w14:textFill>
               </w:rPr>
-              <w:t xml:space="preserve">3. 机制关联分析的证据强度有限。应对：以分子对接与分子动力学模拟、文献比对为主，将研究定位为线索发现与假设提出，不夸大因果性结论；相关结果在论文中明确说明为计算预测与初步证据，并提出后续实验验证的方向。</w:t>
+              <w:t xml:space="preserve">3. 机制关联分析的证据强度有限。应对：以分子对接与分子动力学模拟、文献比对为主，按致病方向检验候选肽是否推动 Aβ 聚集与神经炎症，同时把研究定位为线索发现与假设提出，不夸大因果性结论；相关结果在论文中明确说明为计算预测与初步证据，并提出后续实验验证的方向。</w:t>
             </w:r>
           </w:p>
           <w:p>

--- a/deliverable/中期.docx
+++ b/deliverable/中期.docx
@@ -2224,7 +2224,7 @@
                   </w14:solidFill>
                 </w14:textFill>
               </w:rPr>
-              <w:t xml:space="preserve">本研究的总体目标是：系统识别 AD 患者与健康人群肠道微生物组所编码的微生物源抗菌肽，阐明其在不同认知阶段的分布与组成差异，筛选出健康人群特有与各疾病阶段特有的候选抗菌肽，并初步建立这些候选抗菌肽与 AD 发病机制以及抑菌活性之间的联系，为后续深入的机制研究与潜在的干预线索提供依据。</w:t>
+              <w:t xml:space="preserve">本研究的总体目标是：系统识别 AD 患者与健康人群肠道微生物组所编码的微生物源抗菌肽，阐明其在不同认知阶段的分布与组成差异，筛选出 AD 组特有（AD 特异性）的候选抗菌肽，并初步建立这些候选抗菌肽与 AD 发病机制以及抑菌活性之间的联系，为后续深入的机制研究与潜在的干预线索提供依据。</w:t>
             </w:r>
           </w:p>
           <w:p>
@@ -2254,7 +2254,7 @@
                   </w14:solidFill>
                 </w14:textFill>
               </w:rPr>
-              <w:t xml:space="preserve">具体目标包括：完成全队列宏基因组数据与微生物基因组参考集的处理与质量评估；建立覆盖全队列、来源可追溯的非冗余短肽库；获得经多模型共识判定、并经表达证据二次去重的候选抗菌肽集合；得到随病程变化的差异抗菌肽结果以及健康人群特有与各阶段特有的抗菌肽清单；形成候选抗菌肽与 AD 发病机制关联的分析结果；完成候选抗菌肽抑菌活性的初步实验验证；在此基础上完成学位论文并整理投稿论文。</w:t>
+              <w:t xml:space="preserve">具体目标包括：完成全队列宏基因组数据与微生物基因组参考集的处理与质量评估；建立覆盖全队列、来源可追溯的非冗余短肽库；获得经多模型共识判定、并经表达证据二次去重的候选抗菌肽集合；得到随病程变化的差异抗菌肽结果以及 AD 组特有（AD 特异性）的抗菌肽清单；形成候选抗菌肽与 AD 发病机制关联的分析结果；完成候选抗菌肽抑菌活性的初步实验验证；在此基础上完成学位论文并整理投稿论文。</w:t>
             </w:r>
           </w:p>
           <w:p>
@@ -2405,7 +2405,7 @@
                   </w14:solidFill>
                 </w14:textFill>
               </w:rPr>
-              <w:t xml:space="preserve">4. 分阶段抗菌肽差异分析。依据认知功能评估与临床诊断信息，将队列划分为健康对照（NC）、主观认知下降（SCS）、可疑认知障碍（SCD）、轻度认知障碍（MCI）与 AD 五个阶段，在统一的丰度与组成口径下比较各阶段与健康人群之间候选抗菌肽的差异，识别随病程变化明显的候选抗菌肽，并从组成结构、丰度变化趋势与阶段间差异模式等角度进行描述，为特有肽筛选提供依据。</w:t>
+              <w:t xml:space="preserve">4. 分阶段抗菌肽差异分析。依据认知功能评估与临床诊断信息，将队列划分为健康对照（NC）、主观认知下降（SCS）、可疑认知障碍（SCD）、轻度认知障碍（MCI）与 AD 五个阶段，在统一的丰度与组成口径下比较各阶段与健康人群之间候选抗菌肽的差异，识别随病程变化明显的候选抗菌肽，并从组成结构、丰度变化趋势与阶段间差异模式等角度进行描述，为 AD 特异性特有肽筛选提供依据。</w:t>
             </w:r>
           </w:p>
           <w:p>
@@ -2435,7 +2435,7 @@
                   </w14:solidFill>
                 </w14:textFill>
               </w:rPr>
-              <w:t xml:space="preserve">5. 宏蛋白组表达证据二次去重与特有抗菌肽筛选。在序列去冗余的基础上引入宏蛋白组表达数据，剔除在蛋白层面缺少表达证据的序列，实现二次去重，降低"预测存在但实际不表达"的假阳性比例；在此基础上按组内共有与组间特有的比较策略，得到健康人群特有与各疾病阶段特有的抗菌肽清单，作为机制研究与实验验证的分析对象。</w:t>
+              <w:t xml:space="preserve">5. 宏蛋白组表达证据二次去重与特有抗菌肽筛选。在序列去冗余的基础上引入宏蛋白组表达数据，剔除在蛋白层面缺少表达证据的序列，实现二次去重，降低"预测存在但实际不表达"的假阳性比例；在此基础上按组内共有与组间特有的比较策略，得到 AD 组特有（AD 特异性）的抗菌肽清单，作为机制研究与实验验证的分析对象。</w:t>
             </w:r>
           </w:p>
           <w:p>
@@ -2465,7 +2465,7 @@
                   </w14:solidFill>
                 </w14:textFill>
               </w:rPr>
-              <w:t xml:space="preserve">6. 特有抗菌肽与 AD 发病机制的关联分析。参照乙酰胆碱酯酶（acetylcholinesterase, AChE）—β-淀粉样肽复合物分子模拟研究的思路，按致病方向考察候选抗菌肽与 AD 发病机制的关联：与 β-淀粉样肽的相互作用是否促进成核与聚集、把产物推向更毒的寡聚体；与 AChE 外周阴离子位点结合是否推动成核环节；经免疫调节与炎症通路是否放大神经炎症。分析结果以结合情况、复合物稳定性与通路层面的解释为主，并给出验证优先序，研究定位为线索发现与假设提出。</w:t>
+              <w:t xml:space="preserve">6. 特有抗菌肽与 AD 发病机制的关联分析。参照乙酰胆碱酯酶（acetylcholinesterase, AChE）—β-淀粉样肽复合物分子模拟研究的思路，按致病方向考察候选抗菌肽与 AD 发病机制的关联：与 β-淀粉样肽的相互作用是否促进成核与聚集、把产物推向更毒的寡聚体；与 AChE 外周阴离子位点结合是否推动成核环节；经免疫调节与炎症通路是否放大神经炎症。分析结果以结合情况、复合物稳定性与通路层面的解释为主，用以判断 AD 特异性特有肽与 AD 的关联方向，研究定位为线索发现与假设提出。</w:t>
             </w:r>
           </w:p>
           <w:p>
@@ -2495,7 +2495,7 @@
                   </w14:solidFill>
                 </w14:textFill>
               </w:rPr>
-              <w:t xml:space="preserve">7. 候选抗菌肽抑菌实验验证。从特有肽清单中选取有代表性的候选抗菌肽进行人工合成，以大肠杆菌与金黄色葡萄球菌作为指示菌，先以纸片扩散法观察抑菌圈进行初筛，再以微量肉汤稀释法测定最低抑菌浓度，并设置阳性对照与阴性对照，从而获得候选抗菌肽具有抑菌活性的直接证据，为候选肽的生物学功能提供实验支持。</w:t>
+              <w:t xml:space="preserve">7. 候选抗菌肽抑菌实验验证。从 AD 特异性特有肽清单中选取有代表性的候选抗菌肽进行人工合成，以大肠杆菌与金黄色葡萄球菌作为指示菌，先以纸片扩散法观察抑菌圈进行初筛，再以微量肉汤稀释法测定最低抑菌浓度，并设置阳性对照与阴性对照，从而获得候选抗菌肽具有抑菌活性的直接证据，为候选肽的生物学功能提供实验支持。</w:t>
             </w:r>
           </w:p>
           <w:p>
@@ -2525,7 +2525,7 @@
                   </w14:solidFill>
                 </w14:textFill>
               </w:rPr>
-              <w:t xml:space="preserve">8. 结果整理与论文撰写。将候选抗菌肽名单、分阶段差异结果、特有抗菌肽清单以及机制关联与抑菌实验结果汇总为完整的图表与结论体系，按学位论文规范完成学位论文撰写，并在此基础上整理投稿论文。</w:t>
+              <w:t xml:space="preserve">8. 结果整理与论文撰写。将候选抗菌肽名单、分阶段差异结果、AD 特异性特有抗菌肽清单以及 AD 特有肽与 AD 关联分析、抑菌实验的结果汇总为完整的图表与结论体系，按学位论文规范完成学位论文撰写，并在此基础上整理投稿论文。</w:t>
             </w:r>
           </w:p>
           <w:p>
@@ -2586,7 +2586,7 @@
                   </w14:solidFill>
                 </w14:textFill>
               </w:rPr>
-              <w:t xml:space="preserve">整体研究按四个层次推进，层次之间以统一的数据口径与可追溯的记录衔接。第一层是数据与序列层：宏基因组原始数据经过质量控制、去宿主、组装与物种注释形成微生物基因组参考集，再经小开放阅读框预测与去冗余形成微生物源短肽库。第二层是预测层：以三类深度学习模型独立预测短肽库，取一致阳性序列构成候选抗菌肽集合。第三层是统计与表达层：按认知阶段开展差异分析，并以宏蛋白组表达证据二次去重，得到健康人群特有与各阶段特有的抗菌肽。第四层是功能层：对特有抗菌肽开展机制关联分析与抑菌实验验证，最终汇总为学位论文与投稿论文的图表与结论。</w:t>
+              <w:t xml:space="preserve">整体研究按四个层次推进，层次之间以统一的数据口径与可追溯的记录衔接。第一层是数据与序列层：宏基因组原始数据经过质量控制、去宿主、组装与物种注释形成微生物基因组参考集，再经小开放阅读框预测与去冗余形成微生物源短肽库。第二层是预测层：以三类深度学习模型独立预测短肽库，取一致阳性序列构成候选抗菌肽集合。第三层是统计与表达层：按认知阶段开展差异分析，并以宏蛋白组表达证据二次去重，得到 AD 组特有（AD 特异性）的抗菌肽。第四层是功能层：对这些 AD 特异性特有抗菌肽开展与 AD 的关联分析与抑菌实验验证，最终汇总为学位论文与投稿论文的图表与结论。</w:t>
             </w:r>
           </w:p>
           <w:p>
@@ -2827,7 +2827,7 @@
                   </w14:solidFill>
                 </w14:textFill>
               </w:rPr>
-              <w:t xml:space="preserve">5. 宏蛋白组表达证据二次去重与健康人群／各阶段特有抗菌肽筛选：已完成，已形成特有抗菌肽清单。</w:t>
+              <w:t xml:space="preserve">5. 宏蛋白组表达证据二次去重与 AD 特异性特有抗菌肽筛选：已完成，已形成 AD 特异性特有抗菌肽清单。</w:t>
             </w:r>
           </w:p>
           <w:p>
@@ -2857,7 +2857,7 @@
                   </w14:solidFill>
                 </w14:textFill>
               </w:rPr>
-              <w:t xml:space="preserve">6. 特有抗菌肽与 AD 发病机制的关联分析：进行中，分析方案已确定，正在按致病方向开展与 Aβ 成核聚集、AChE 结合以及免疫炎症通路相关的关联分析。</w:t>
+              <w:t xml:space="preserve">6. AD 特异性特有抗菌肽与 AD 发病机制的关联分析：进行中，分析方案已确定，正在按致病方向开展与 Aβ 成核聚集、AChE 结合以及免疫炎症通路相关的关联分析。</w:t>
             </w:r>
           </w:p>
           <w:p>
@@ -2947,7 +2947,7 @@
                   </w14:solidFill>
                 </w14:textFill>
               </w:rPr>
-              <w:t xml:space="preserve">从完成结构上看，研究内容中的数据资源与短肽库构建、候选抗菌肽预测、分阶段差异分析以及特有抗菌肽筛选四项已全部完成，构成了课题的主体分析部分；机制关联分析与抑菌实验验证两项已进入实施阶段，方案与材料准备完成，属于按计划推进的收尾工作；结果整理与论文撰写已提前启动，与实验工作并行开展。</w:t>
+              <w:t xml:space="preserve">从完成结构上看，研究内容中的数据资源与短肽库构建、候选抗菌肽预测、分阶段差异分析以及 AD 特异性特有抗菌肽筛选四项已全部完成，构成了课题的主体分析部分；机制关联分析与抑菌实验验证两项已进入实施阶段，方案与材料准备完成，属于按计划推进的收尾工作；结果整理与论文撰写已提前启动，与实验工作并行开展。</w:t>
             </w:r>
           </w:p>
           <w:p>
@@ -3256,7 +3256,7 @@
                   </w14:solidFill>
                 </w14:textFill>
               </w:rPr>
-              <w:t xml:space="preserve">（三）分阶段差异分析与特有抗菌肽筛选结果</w:t>
+              <w:t xml:space="preserve">（三）分阶段差异分析与 AD 特异性特有抗菌肽筛选结果</w:t>
             </w:r>
           </w:p>
           <w:p>
@@ -3318,7 +3318,7 @@
                   </w14:solidFill>
                 </w14:textFill>
               </w:rPr>
-              <w:t xml:space="preserve">在差异分析的基础上，进一步引入宏蛋白组表达证据完成二次去重：先剔除序列层面冗余，再剔除在蛋白层面缺少表达证据的序列，使候选集合由"序列上可能存在"收敛为"真实存在且被表达检出"。最终筛选出健康人群特有与各疾病阶段特有的抗菌肽，形成本课题最具特色的阶段特异性候选肽清单，为探讨抗菌肽与 AD 病程的关系提供了明确的分析对象。</w:t>
+              <w:t xml:space="preserve">在差异分析的基础上，进一步引入宏蛋白组表达证据完成二次去重：先剔除序列层面冗余，再剔除在蛋白层面缺少表达证据的序列，使候选集合由"序列上可能存在"收敛为"真实存在且被表达检出"。最终筛出 AD 组特有（AD 特异性）的抗菌肽，形成本课题最具特色的 AD 特异性候选肽清单，为探讨抗菌肽与 AD 病程的关系提供了明确的分析对象。</w:t>
             </w:r>
           </w:p>
           <w:p>
@@ -3412,7 +3412,7 @@
                   </w14:solidFill>
                 </w14:textFill>
               </w:rPr>
-              <w:t xml:space="preserve">已完成特有抗菌肽与 AD 发病机制关联分析的技术方案设计：以分子对接与分子动力学模拟按致病方向考察候选肽与 β-淀粉样肽、乙酰胆碱酯酶外周阴离子位点的结合情况与复合物稳定性，判断其是否促进 Aβ 的成核与聚集，并结合文献比对与功能注释分析其可能涉及的免疫与炎症通路。相关分析正在按方案实施，已完成候选肽的序列与结构准备、参数设置与流程搭建等前期工作。</w:t>
+              <w:t xml:space="preserve">已完成 AD 特异性特有抗菌肽与 AD 发病机制关联分析的技术方案设计：以分子对接与分子动力学模拟按致病方向考察候选肽与 β-淀粉样肽、乙酰胆碱酯酶外周阴离子位点的结合情况与复合物稳定性，判断其是否促进 Aβ 的成核与聚集，并结合文献比对与功能注释分析其可能涉及的免疫与炎症通路。相关分析正在按方案实施，已完成候选肽的序列与结构准备、参数设置与流程搭建等前期工作。</w:t>
             </w:r>
           </w:p>
           <w:p>
@@ -3506,7 +3506,7 @@
                   </w14:solidFill>
                 </w14:textFill>
               </w:rPr>
-              <w:t xml:space="preserve">阶段性成果以数据资源、分析流程与候选清单为主要形式：已形成完整可重复的分析流程与技术文档；已形成候选抗菌肽名单、分阶段差异分析结果以及健康人群特有与各阶段特有的抗菌肽清单；已完成机制关联分析与抑菌实验的方案设计并启动实施。阶段性成果中暂无以第一作者公开发表的学术论文。</w:t>
+              <w:t xml:space="preserve">阶段性成果以数据资源、分析流程与候选清单为主要形式：已形成完整可重复的分析流程与技术文档；已形成候选抗菌肽名单、分阶段差异分析结果以及 AD 特异性特有的抗菌肽清单；已完成机制关联分析与抑菌实验的方案设计并启动实施。阶段性成果中暂无以第一作者公开发表的学术论文。</w:t>
             </w:r>
           </w:p>
           <w:p>
@@ -3659,7 +3659,7 @@
                   </w14:solidFill>
                 </w14:textFill>
               </w:rPr>
-              <w:t xml:space="preserve">下一阶段计划在完成机制关联分析与抑菌实验验证后，以第一作者撰写并投稿 SCI 收录学术论文 1 篇。论文拟以"AD 患者与健康人群肠道微生物源抗菌肽的分阶段差异及特有肽筛选"为主要内容，重点阐述多模型共识预测与宏蛋白组表达证据去重相结合的分析框架，以及特有抗菌肽与 AD 发病机制关联的分析结果。</w:t>
+              <w:t xml:space="preserve">下一阶段计划在完成机制关联分析与抑菌实验验证后，以第一作者撰写并投稿 SCI 收录学术论文 1 篇。论文拟以"AD 患者与健康人群肠道微生物源抗菌肽的分阶段差异及 AD 特异性特有肽筛选"为主要内容，重点阐述多模型共识预测与宏蛋白组表达证据去重相结合的分析框架，以及 AD 特有肽与 AD 发病机制关联的分析结果。</w:t>
             </w:r>
           </w:p>
           <w:p>
@@ -3782,7 +3782,7 @@
                   </w14:solidFill>
                 </w14:textFill>
               </w:rPr>
-              <w:t xml:space="preserve">（一）特有抗菌肽与 AD 发病机制的关联分析</w:t>
+              <w:t xml:space="preserve">（一）AD 特异性特有抗菌肽与 AD 发病机制的关联分析</w:t>
             </w:r>
           </w:p>
           <w:p>
@@ -3812,7 +3812,7 @@
                   </w14:solidFill>
                 </w14:textFill>
               </w:rPr>
-              <w:t xml:space="preserve">内容：完成健康人群特有肽与各阶段特有肽的功能关联分析，判断候选抗菌肽是否可能参与 AD 相关的病理过程，形成关联结果清单与相应的图表，作为学位论文机制章节的主要内容。</w:t>
+              <w:t xml:space="preserve">内容：完成 AD 特异性特有肽与 AD 发病机制的功能关联分析，判断这些特有肽是否可能参与 AD 相关的病理过程，形成关联结果清单与相应的图表，作为学位论文机制章节的主要内容。</w:t>
             </w:r>
           </w:p>
           <w:p>
@@ -3963,7 +3963,7 @@
                   </w14:solidFill>
                 </w14:textFill>
               </w:rPr>
-              <w:t xml:space="preserve">方案：从健康人群特有与各阶段特有的候选肽中选取有代表性的序列进行人工合成，以大肠杆菌与金黄色葡萄球菌作为指示菌，先采用纸片扩散法观察抑菌圈进行初筛，再采用微量肉汤稀释法测定最低抑菌浓度；同时设置阳性对照（已知抗菌肽）与阴性对照（溶剂），每组设置重复，以保证结果的可判读性。实验统一在常规微生物实验室条件下开展，方法成熟、周期可控。</w:t>
+              <w:t xml:space="preserve">方案：从 AD 特异性特有的候选肽中选取有代表性的序列进行人工合成，以大肠杆菌与金黄色葡萄球菌作为指示菌，先采用纸片扩散法观察抑菌圈进行初筛，再采用微量肉汤稀释法测定最低抑菌浓度；同时设置阳性对照（已知抗菌肽）与阴性对照（溶剂），每组设置重复，以保证结果的可判读性。实验统一在常规微生物实验室条件下开展，方法成熟、周期可控。</w:t>
             </w:r>
           </w:p>
           <w:p>
@@ -4084,7 +4084,7 @@
                   </w14:solidFill>
                 </w14:textFill>
               </w:rPr>
-              <w:t xml:space="preserve">方案：将候选抗菌肽名单、分阶段差异分析结果、健康人群特有与各阶段特有抗菌肽清单，以及机制关联分析与抑菌实验的结果汇总为完整的图表与结论体系，统一数据口径与图表规范；按学位论文写作规范完成学位论文，同时提炼方法学与分析框架方面的亮点整理为投稿论文。撰写过程中同步补充相关文献，使讨论部分与国内外研究现状相互衔接。</w:t>
+              <w:t xml:space="preserve">方案：将候选抗菌肽名单、分阶段差异分析结果、AD 特异性特有抗菌肽清单，以及机制关联分析与抑菌实验的结果汇总为完整的图表与结论体系，统一数据口径与图表规范；按学位论文写作规范完成学位论文，同时提炼方法学与分析框架方面的亮点整理为投稿论文。撰写过程中同步补充相关文献，使讨论部分与国内外研究现状相互衔接。</w:t>
             </w:r>
           </w:p>
           <w:p>
@@ -4326,7 +4326,7 @@
                   </w14:solidFill>
                 </w14:textFill>
               </w:rPr>
-              <w:t xml:space="preserve">近期以机制关联分析为主，同步开展候选抗菌肽的抑菌实验验证，两项工作共用同一份特有肽清单，结果可相互印证。完成实验后集中进行结果整理与补充分析，形成完整的图表体系与结论框架，并同步整理投稿论文的材料。</w:t>
+              <w:t xml:space="preserve">近期以机制关联分析为主，同步开展候选抗菌肽的抑菌实验验证，两项工作共用同一份 AD 特异性特有肽清单，结果可相互印证。完成实验后集中进行结果整理与补充分析，形成完整的图表体系与结论框架，并同步整理投稿论文的材料。</w:t>
             </w:r>
           </w:p>
           <w:p>
@@ -4702,7 +4702,7 @@
                   </w14:solidFill>
                 </w14:textFill>
               </w:rPr>
-              <w:t xml:space="preserve">该生学习态度端正，科研作风严谨，能够独立查阅文献、设计分析方案并完成数据处理与建模工作，具备较好的生物信息学分析与英文论文写作基础，科研潜力良好。中期检查阶段已完成全队列宏基因组数据处理与微生物基因组参考集构建、微生物源短肽库构建、多模型共识预测、分阶段差异分析以及宏蛋白组表达证据二次去重与特有抗菌肽筛选等主体工作，结果可信，进度与开题计划一致；对预测假阳性、部分样本缺少可用参考基因组、机制关联证据强度有限等问题已有明确处理办法，后续工作安排合理。同意该生参加学位论文预答辩。</w:t>
+              <w:t xml:space="preserve">该生学习态度端正，科研作风严谨，能够独立查阅文献、设计分析方案并完成数据处理与建模工作，具备较好的生物信息学分析与英文论文写作基础，科研潜力良好。中期检查阶段已完成全队列宏基因组数据处理与微生物基因组参考集构建、微生物源短肽库构建、多模型共识预测、分阶段差异分析以及宏蛋白组表达证据二次去重与 AD 特异性特有抗菌肽筛选等主体工作，结果可信，进度与开题计划一致；对预测假阳性、部分样本缺少可用参考基因组、机制关联证据强度有限等问题已有明确处理办法，后续工作安排合理。同意该生参加学位论文预答辩。</w:t>
             </w:r>
           </w:p>
           <w:p>
@@ -5319,6 +5319,9 @@
                 </w14:textFill>
               </w:rPr>
             </w:pPr>
+            <w:r>
+              <w:t xml:space="preserve">李向阳</w:t>
+            </w:r>
           </w:p>
         </w:tc>
         <w:tc>
@@ -5343,6 +5346,9 @@
                 </w14:textFill>
               </w:rPr>
             </w:pPr>
+            <w:r>
+              <w:t xml:space="preserve">教授</w:t>
+            </w:r>
           </w:p>
         </w:tc>
         <w:tc>
@@ -5367,6 +5373,9 @@
                 </w14:textFill>
               </w:rPr>
             </w:pPr>
+            <w:r>
+              <w:t xml:space="preserve">生物化学与分子生物学</w:t>
+            </w:r>
           </w:p>
         </w:tc>
         <w:tc>
@@ -5391,6 +5400,9 @@
                 </w14:textFill>
               </w:rPr>
             </w:pPr>
+            <w:r>
+              <w:t xml:space="preserve">鲁东大学生命科学学院</w:t>
+            </w:r>
           </w:p>
         </w:tc>
       </w:tr>
@@ -5497,6 +5509,9 @@
                 </w14:textFill>
               </w:rPr>
             </w:pPr>
+            <w:r>
+              <w:t xml:space="preserve">江婷婷</w:t>
+            </w:r>
           </w:p>
         </w:tc>
         <w:tc>
@@ -5521,6 +5536,9 @@
                 </w14:textFill>
               </w:rPr>
             </w:pPr>
+            <w:r>
+              <w:t xml:space="preserve">副教授</w:t>
+            </w:r>
           </w:p>
         </w:tc>
         <w:tc>
@@ -5545,6 +5563,9 @@
                 </w14:textFill>
               </w:rPr>
             </w:pPr>
+            <w:r>
+              <w:t xml:space="preserve">生物化学与分子生物学</w:t>
+            </w:r>
           </w:p>
         </w:tc>
         <w:tc>
@@ -5569,6 +5590,9 @@
                 </w14:textFill>
               </w:rPr>
             </w:pPr>
+            <w:r>
+              <w:t xml:space="preserve">鲁东大学生命科学学院</w:t>
+            </w:r>
           </w:p>
         </w:tc>
       </w:tr>
@@ -5660,6 +5684,9 @@
                 </w14:textFill>
               </w:rPr>
             </w:pPr>
+            <w:r>
+              <w:t xml:space="preserve">孙杰</w:t>
+            </w:r>
           </w:p>
         </w:tc>
         <w:tc>
@@ -5684,6 +5711,9 @@
                 </w14:textFill>
               </w:rPr>
             </w:pPr>
+            <w:r>
+              <w:t xml:space="preserve">教授</w:t>
+            </w:r>
           </w:p>
         </w:tc>
         <w:tc>
@@ -5708,6 +5738,9 @@
                 </w14:textFill>
               </w:rPr>
             </w:pPr>
+            <w:r>
+              <w:t xml:space="preserve">生物化学与分子生物学</w:t>
+            </w:r>
           </w:p>
         </w:tc>
         <w:tc>
@@ -5732,6 +5765,9 @@
                 </w14:textFill>
               </w:rPr>
             </w:pPr>
+            <w:r>
+              <w:t xml:space="preserve">鲁东大学生命科学学院</w:t>
+            </w:r>
           </w:p>
         </w:tc>
       </w:tr>
@@ -5823,6 +5859,9 @@
                 </w14:textFill>
               </w:rPr>
             </w:pPr>
+            <w:r>
+              <w:t xml:space="preserve">高洪伟</w:t>
+            </w:r>
           </w:p>
         </w:tc>
         <w:tc>
@@ -5847,6 +5886,9 @@
                 </w14:textFill>
               </w:rPr>
             </w:pPr>
+            <w:r>
+              <w:t xml:space="preserve">教授</w:t>
+            </w:r>
           </w:p>
         </w:tc>
         <w:tc>
@@ -5871,6 +5913,9 @@
                 </w14:textFill>
               </w:rPr>
             </w:pPr>
+            <w:r>
+              <w:t xml:space="preserve">生物化学与分子生物学</w:t>
+            </w:r>
           </w:p>
         </w:tc>
         <w:tc>
@@ -5895,6 +5940,9 @@
                 </w14:textFill>
               </w:rPr>
             </w:pPr>
+            <w:r>
+              <w:t xml:space="preserve">鲁东大学生命科学学院</w:t>
+            </w:r>
           </w:p>
         </w:tc>
       </w:tr>

--- a/deliverable/中期.docx
+++ b/deliverable/中期.docx
@@ -2586,7 +2586,7 @@
                   </w14:solidFill>
                 </w14:textFill>
               </w:rPr>
-              <w:t xml:space="preserve">整体研究按四个层次推进，层次之间以统一的数据口径与可追溯的记录衔接。第一层是数据与序列层：宏基因组原始数据经过质量控制、去宿主、组装与物种注释形成微生物基因组参考集，再经小开放阅读框预测与去冗余形成微生物源短肽库。第二层是预测层：以三类深度学习模型独立预测短肽库，取一致阳性序列构成候选抗菌肽集合。第三层是统计与表达层：按认知阶段开展差异分析，并以宏蛋白组表达证据二次去重，得到 AD 组特有（AD 特异性）的抗菌肽。第四层是功能层：对这些 AD 特异性特有抗菌肽开展与 AD 的关联分析与抑菌实验验证，最终汇总为学位论文与投稿论文的图表与结论。</w:t>
+              <w:t xml:space="preserve">整体研究按四个层次推进，层次之间以统一的数据口径与可追溯的记录衔接。第一层是数据与序列层：宏基因组原始数据经过质量控制、去宿主、组装与分箱（MetaBAT2、MaxBin2、CONCOCT 三个算法）与提纯去冗余形成微生物基因组参考集，再经小开放阅读框预测与去冗余形成微生物源短肽库。第二层是预测层：以三类深度学习模型独立预测短肽库，取一致阳性序列构成候选抗菌肽集合。第三层是统计与表达层：按认知阶段开展差异分析，并以宏蛋白组表达证据二次去重，得到 AD 组特有（AD 特异性）的抗菌肽。第四层是功能层：对这些 AD 特异性特有抗菌肽开展与 AD 的关联分析与抑菌实验验证，最终汇总为学位论文与投稿论文的图表与结论。</w:t>
             </w:r>
           </w:p>
           <w:p>

--- a/deliverable/中期.docx
+++ b/deliverable/中期.docx
@@ -1316,7 +1316,7 @@
                 </w14:solidFill>
               </w14:textFill>
             </w:rPr>
-            <w:t>年    月    日</w:t>
+            <w:t>2026年9月19日</w:t>
           </w:r>
         </w:p>
       </w:sdtContent>
@@ -4592,7 +4592,6 @@
           </w:tcPr>
           <w:p>
             <w:pPr>
-              <w:pageBreakBefore/>
               <w:snapToGrid w:val="0"/>
               <w:spacing w:before="240" w:after="240"/>
               <w:rPr>
@@ -4675,7 +4674,6 @@
           </w:p>
           <w:p>
             <w:pPr>
-              <w:pageBreakBefore/>
               <w:snapToGrid w:val="0"/>
               <w:spacing w:line="276" w:lineRule="auto"/>
               <w:ind w:firstLine="724" w:firstLineChars="302"/>
@@ -4707,7 +4705,6 @@
           </w:p>
           <w:p>
             <w:pPr>
-              <w:pageBreakBefore/>
               <w:snapToGrid w:val="0"/>
               <w:spacing w:line="276" w:lineRule="auto"/>
               <w:ind w:firstLine="3364" w:firstLineChars="1402"/>
@@ -4725,7 +4722,6 @@
           </w:p>
           <w:p>
             <w:pPr>
-              <w:pageBreakBefore/>
               <w:snapToGrid w:val="0"/>
               <w:spacing w:line="276" w:lineRule="auto"/>
               <w:ind w:firstLine="3364" w:firstLineChars="1402"/>
@@ -4743,7 +4739,6 @@
           </w:p>
           <w:p>
             <w:pPr>
-              <w:pageBreakBefore/>
               <w:snapToGrid w:val="0"/>
               <w:spacing w:line="276" w:lineRule="auto"/>
               <w:ind w:firstLine="3364" w:firstLineChars="1402"/>
@@ -4761,7 +4756,6 @@
           </w:p>
           <w:p>
             <w:pPr>
-              <w:pageBreakBefore/>
               <w:snapToGrid w:val="0"/>
               <w:spacing w:line="276" w:lineRule="auto"/>
               <w:ind w:firstLine="3364" w:firstLineChars="1402"/>
@@ -4779,7 +4773,6 @@
           </w:p>
           <w:p>
             <w:pPr>
-              <w:pageBreakBefore/>
               <w:snapToGrid w:val="0"/>
               <w:spacing w:line="276" w:lineRule="auto"/>
               <w:ind w:firstLine="3364" w:firstLineChars="1402"/>
@@ -4797,7 +4790,6 @@
           </w:p>
           <w:p>
             <w:pPr>
-              <w:pageBreakBefore/>
               <w:snapToGrid w:val="0"/>
               <w:spacing w:line="276" w:lineRule="auto"/>
               <w:ind w:firstLine="3364" w:firstLineChars="1402"/>
@@ -4815,7 +4807,6 @@
           </w:p>
           <w:p>
             <w:pPr>
-              <w:pageBreakBefore/>
               <w:snapToGrid w:val="0"/>
               <w:spacing w:line="276" w:lineRule="auto"/>
               <w:ind w:firstLine="3364" w:firstLineChars="1402"/>
@@ -4890,7 +4881,7 @@
                       </w14:solidFill>
                     </w14:textFill>
                   </w:rPr>
-                  <w:t>年   月   日</w:t>
+                  <w:t>2026年9月19日</w:t>
                 </w:r>
               </w:sdtContent>
             </w:sdt>
@@ -4928,6 +4919,7 @@
           </w:tcPr>
           <w:p>
             <w:pPr>
+              <w:pageBreakBefore/>
               <w:spacing w:line="360" w:lineRule="auto"/>
               <w:jc w:val="left"/>
               <w:rPr>
@@ -6530,7 +6522,7 @@
                       </w14:solidFill>
                     </w14:textFill>
                   </w:rPr>
-                  <w:t>年   月   日</w:t>
+                  <w:t>2026年9月19日</w:t>
                 </w:r>
               </w:sdtContent>
             </w:sdt>

--- a/deliverable/中期.docx
+++ b/deliverable/中期.docx
@@ -2012,7 +2012,7 @@
                   </w14:solidFill>
                 </w14:textFill>
               </w:rPr>
-              <w:t xml:space="preserve">本研究的意义体现在三个方面。其一，把抗菌肽研究从通用的序列预测推进到特定人群、特定病程阶段，为理解 AD 的微生物组机制提供候选分子与新的观察角度；其二，建立一套可复用的分析框架，即由宏基因组数据与参考集构建、短肽库构建、多模型共识预测、分阶段差异比较、表达证据去重与特有肽筛选、机制关联与活性验证组成的完整链条，该框架同样适用于其他疾病队列与微生物组研究；其三，通过对候选抗菌肽的发病机制关联分析与抑菌活性验证，为后续更深入的机制研究提供线索与起点。</w:t>
+              <w:t xml:space="preserve">本研究的意义体现在三个方面。其一，把抗菌肽研究从通用的序列预测推进到特定人群、特定病程阶段，为理解 AD 的微生物组机制提供候选分子与新的观察角度；其二，建立一套可复用的分析框架，即由宏基因组数据与参考集构建、短肽库构建、多模型共识预测、分阶段差异比较、表达证据去重与特有肽筛选、机制关联分析组成的完整链条，该框架同样适用于其他疾病队列与微生物组研究；其三，通过对候选抗菌肽与 AD 发病机制的关联分析，为后续更深入的机制研究提供线索与起点。</w:t>
             </w:r>
           </w:p>
           <w:p>
@@ -2103,7 +2103,7 @@
                   </w14:solidFill>
                 </w14:textFill>
               </w:rPr>
-              <w:t xml:space="preserve">在抗菌肽研究与预测方法方面，公共数据库与预测工具已相对成熟，深度学习模型被广泛用于从基因组、宏基因组与蛋白质序列中识别具有抗菌潜力的肽段，注意力机制、长短期记忆网络与语言模型预训练等结构在不同任务中各有优势，从宏基因组短开放阅读框中大规模挖掘候选抗菌肽已经成为可行路径。相关研究也表明，预测得到的候选序列中相当一部分可在体外实验中表现出抑菌活性，为计算预测与实验验证相结合提供了依据。</w:t>
+              <w:t xml:space="preserve">在抗菌肽研究与预测方法方面，公共数据库与预测工具已相对成熟，深度学习模型被广泛用于从基因组、宏基因组与蛋白质序列中识别具有抗菌潜力的肽段，注意力机制、长短期记忆网络与语言模型预训练等结构在不同任务中各有优势，从宏基因组短开放阅读框中大规模挖掘候选抗菌肽已经成为可行路径。相关研究也表明，预测得到的候选序列中相当一部分在体外可表现出抗菌活性。</w:t>
             </w:r>
           </w:p>
           <w:p>
@@ -2163,7 +2163,7 @@
                   </w14:solidFill>
                 </w14:textFill>
               </w:rPr>
-              <w:t xml:space="preserve">基于上述现状，本研究以 AD 人群的公开宏基因组队列为对象，构建一条层层递进的分析链条：在序列层面构建微生物源短肽库并保留溯源信息，在预测层面采用多个模型独立预测并取共识结果，在统计与表达层面按认知阶段比较差异并以宏蛋白组证据二次去重，在功能层面从 AD 发病机制关联与抑菌活性两个方向开展初步验证。该设计针对已有研究在人群针对性、阶段分层与证据层次三方面的不足，构成本研究的切入点与特色。</w:t>
+              <w:t xml:space="preserve">基于上述现状，本研究以 AD 人群的公开宏基因组队列为对象，构建一条层层递进的分析链条：在序列层面构建微生物源短肽库并保留溯源信息，在预测层面采用多个模型独立预测并取共识结果，在统计与表达层面按认知阶段比较差异并以宏蛋白组证据二次去重，在功能层面从 AD 发病机制关联方向开展初步分析。该设计针对已有研究在人群针对性、阶段分层与证据层次三方面的不足，构成本研究的切入点与特色。</w:t>
             </w:r>
           </w:p>
           <w:p>
@@ -2224,7 +2224,7 @@
                   </w14:solidFill>
                 </w14:textFill>
               </w:rPr>
-              <w:t xml:space="preserve">本研究的总体目标是：系统识别 AD 患者与健康人群肠道微生物组所编码的微生物源抗菌肽，阐明其在不同认知阶段的分布与组成差异，筛选出 AD 组特有（AD 特异性）的候选抗菌肽，并初步建立这些候选抗菌肽与 AD 发病机制以及抑菌活性之间的联系，为后续深入的机制研究与潜在的干预线索提供依据。</w:t>
+              <w:t xml:space="preserve">本研究的总体目标是：系统识别 AD 患者与健康人群肠道微生物组所编码的微生物源抗菌肽，阐明其在不同认知阶段的分布与组成差异，筛选出 AD 组特有（AD 特异性）的候选抗菌肽，并初步建立这些候选抗菌肽与 AD 发病机制之间的联系，为后续深入的机制研究与潜在的干预线索提供依据。</w:t>
             </w:r>
           </w:p>
           <w:p>
@@ -2254,7 +2254,7 @@
                   </w14:solidFill>
                 </w14:textFill>
               </w:rPr>
-              <w:t xml:space="preserve">具体目标包括：完成全队列宏基因组数据与微生物基因组参考集的处理与质量评估；建立覆盖全队列、来源可追溯的非冗余短肽库；获得经多模型共识判定、并经表达证据二次去重的候选抗菌肽集合；得到随病程变化的差异抗菌肽结果以及 AD 组特有（AD 特异性）的抗菌肽清单；形成候选抗菌肽与 AD 发病机制关联的分析结果；完成候选抗菌肽抑菌活性的初步实验验证；在此基础上完成学位论文并整理投稿论文。</w:t>
+              <w:t xml:space="preserve">具体目标包括：完成全队列宏基因组数据与微生物基因组参考集的处理与质量评估；建立覆盖全队列、来源可追溯的非冗余短肽库；获得经多模型共识判定、并经表达证据二次去重的候选抗菌肽集合；得到随病程变化的差异抗菌肽结果以及 AD 组特有（AD 特异性）的抗菌肽清单；形成候选抗菌肽与 AD 发病机制关联的分析结果；在此基础上完成学位论文并整理投稿论文。</w:t>
             </w:r>
           </w:p>
           <w:p>
@@ -2435,7 +2435,7 @@
                   </w14:solidFill>
                 </w14:textFill>
               </w:rPr>
-              <w:t xml:space="preserve">5. 宏蛋白组表达证据二次去重与特有抗菌肽筛选。在序列去冗余的基础上引入宏蛋白组表达数据，剔除在蛋白层面缺少表达证据的序列，实现二次去重，降低"预测存在但实际不表达"的假阳性比例；在此基础上按组内共有与组间特有的比较策略，得到 AD 组特有（AD 特异性）的抗菌肽清单，作为机制研究与实验验证的分析对象。</w:t>
+              <w:t xml:space="preserve">5. 宏蛋白组表达证据二次去重与特有抗菌肽筛选。在序列去冗余的基础上引入宏蛋白组表达数据，剔除在蛋白层面缺少表达证据的序列，实现二次去重，降低"预测存在但实际不表达"的假阳性比例；在此基础上按组内共有与组间特有的比较策略，得到 AD 组特有（AD 特异性）的抗菌肽清单，作为机制关联分析的分析对象。</w:t>
             </w:r>
           </w:p>
           <w:p>
@@ -2495,7 +2495,7 @@
                   </w14:solidFill>
                 </w14:textFill>
               </w:rPr>
-              <w:t xml:space="preserve">7. 候选抗菌肽抑菌实验验证。从 AD 特异性特有肽清单中选取有代表性的候选抗菌肽进行人工合成，以大肠杆菌与金黄色葡萄球菌作为指示菌，先以纸片扩散法观察抑菌圈进行初筛，再以微量肉汤稀释法测定最低抑菌浓度，并设置阳性对照与阴性对照，从而获得候选抗菌肽具有抑菌活性的直接证据，为候选肽的生物学功能提供实验支持。</w:t>
+              <w:t xml:space="preserve">7. 结果整理与论文撰写。将候选抗菌肽名单、分阶段差异结果、AD 特异性特有抗菌肽清单以及 AD 特有肽与 AD 关联分析的结果汇总为完整的图表与结论体系，按学位论文规范完成学位论文撰写，并在此基础上整理投稿论文。</w:t>
             </w:r>
           </w:p>
           <w:p>
@@ -2516,16 +2516,17 @@
             </w:pPr>
             <w:r>
               <w:rPr>
-                <w:rFonts w:ascii="宋体" w:hAnsi="宋体"/>
-                <w:color w:val="000000" w:themeColor="text1"/>
-                <w:sz w:val="24"/>
-                <w14:textFill>
-                  <w14:solidFill>
-                    <w14:schemeClr w14:val="tx1"/>
-                  </w14:solidFill>
-                </w14:textFill>
-              </w:rPr>
-              <w:t xml:space="preserve">8. 结果整理与论文撰写。将候选抗菌肽名单、分阶段差异结果、AD 特异性特有抗菌肽清单以及 AD 特有肽与 AD 关联分析、抑菌实验的结果汇总为完整的图表与结论体系，按学位论文规范完成学位论文撰写，并在此基础上整理投稿论文。</w:t>
+                <w:rFonts w:hint="eastAsia" w:ascii="宋体" w:hAnsi="宋体"/>
+                <w:b/>
+                <w:color w:val="000000" w:themeColor="text1"/>
+                <w:sz w:val="24"/>
+                <w14:textFill>
+                  <w14:solidFill>
+                    <w14:schemeClr w14:val="tx1"/>
+                  </w14:solidFill>
+                </w14:textFill>
+              </w:rPr>
+              <w:t xml:space="preserve">（五）技术路线与实施要点</w:t>
             </w:r>
           </w:p>
           <w:p>
@@ -2546,17 +2547,16 @@
             </w:pPr>
             <w:r>
               <w:rPr>
-                <w:rFonts w:hint="eastAsia" w:ascii="宋体" w:hAnsi="宋体"/>
-                <w:b/>
-                <w:color w:val="000000" w:themeColor="text1"/>
-                <w:sz w:val="24"/>
-                <w14:textFill>
-                  <w14:solidFill>
-                    <w14:schemeClr w14:val="tx1"/>
-                  </w14:solidFill>
-                </w14:textFill>
-              </w:rPr>
-              <w:t xml:space="preserve">（五）技术路线与实施要点</w:t>
+                <w:rFonts w:ascii="宋体" w:hAnsi="宋体"/>
+                <w:color w:val="000000" w:themeColor="text1"/>
+                <w:sz w:val="24"/>
+                <w14:textFill>
+                  <w14:solidFill>
+                    <w14:schemeClr w14:val="tx1"/>
+                  </w14:solidFill>
+                </w14:textFill>
+              </w:rPr>
+              <w:t xml:space="preserve">整体研究按四个层次推进，层次之间以统一的数据口径与可追溯的记录衔接。第一层是数据与序列层：宏基因组原始数据经过质量控制、去宿主、组装与分箱（MetaBAT2、MaxBin2、CONCOCT 三个算法）与提纯去冗余形成微生物基因组参考集，再经小开放阅读框预测与去冗余形成微生物源短肽库。第二层是预测层：以三类深度学习模型独立预测短肽库，取一致阳性序列构成候选抗菌肽集合。第三层是统计与表达层：按认知阶段开展差异分析，并以宏蛋白组表达证据二次去重，得到 AD 组特有（AD 特异性）的抗菌肽。第四层是功能层：对这些 AD 特异性特有抗菌肽开展与 AD 的关联分析，最终汇总为学位论文与投稿论文的图表与结论。</w:t>
             </w:r>
           </w:p>
           <w:p>
@@ -2586,7 +2586,7 @@
                   </w14:solidFill>
                 </w14:textFill>
               </w:rPr>
-              <w:t xml:space="preserve">整体研究按四个层次推进，层次之间以统一的数据口径与可追溯的记录衔接。第一层是数据与序列层：宏基因组原始数据经过质量控制、去宿主、组装与分箱（MetaBAT2、MaxBin2、CONCOCT 三个算法）与提纯去冗余形成微生物基因组参考集，再经小开放阅读框预测与去冗余形成微生物源短肽库。第二层是预测层：以三类深度学习模型独立预测短肽库，取一致阳性序列构成候选抗菌肽集合。第三层是统计与表达层：按认知阶段开展差异分析，并以宏蛋白组表达证据二次去重，得到 AD 组特有（AD 特异性）的抗菌肽。第四层是功能层：对这些 AD 特异性特有抗菌肽开展与 AD 的关联分析与抑菌实验验证，最终汇总为学位论文与投稿论文的图表与结论。</w:t>
+              <w:t xml:space="preserve">实施要点之一是数据口径的统一：所有样本采用同一套处理流程与参数口径，样本的临床分组信息与测序数据一一对应，避免因流程差异造成的批次效应；对于部分样本缺少可用参考基因组的情况，在丰度分析阶段采用全量基因组回填的方式恢复样本覆盖，并在结果中说明数据处理口径。另一个要点是证据层次的递进：预测结果先经模型间共识约束，再经蛋白层面的表达证据约束，并把结论限定在计算与文献证据可以支持的范围之内，形成层层递进的证据链。</w:t>
             </w:r>
           </w:p>
           <w:p>
@@ -2616,7 +2616,7 @@
                   </w14:solidFill>
                 </w14:textFill>
               </w:rPr>
-              <w:t xml:space="preserve">实施要点之一是数据口径的统一：所有样本采用同一套处理流程与参数口径，样本的临床分组信息与测序数据一一对应，避免因流程差异造成的批次效应；对于部分样本缺少可用参考基因组的情况，在丰度分析阶段采用全量基因组回填的方式恢复样本覆盖，并在结果中说明数据处理口径。另一个要点是证据层次的递进：预测结果先经模型间共识约束，再经蛋白层面的表达证据约束，最后以实验验证提供直接证据，形成由计算到实验、由弱到强的证据链。</w:t>
+              <w:t xml:space="preserve">为保证可复现性，研究中的每一步处理均以脚本化方式实现，输入输出文件与中间结果分类留存，关键参数与版本信息记录在技术文档中；数据集、序列集合与候选清单均以标准格式保存，便于复核与在同类队列中迁移复用。</w:t>
             </w:r>
           </w:p>
           <w:p>
@@ -2637,16 +2637,17 @@
             </w:pPr>
             <w:r>
               <w:rPr>
-                <w:rFonts w:ascii="宋体" w:hAnsi="宋体"/>
-                <w:color w:val="000000" w:themeColor="text1"/>
-                <w:sz w:val="24"/>
-                <w14:textFill>
-                  <w14:solidFill>
-                    <w14:schemeClr w14:val="tx1"/>
-                  </w14:solidFill>
-                </w14:textFill>
-              </w:rPr>
-              <w:t xml:space="preserve">为保证可复现性，研究中的每一步处理均以脚本化方式实现，输入输出文件与中间结果分类留存，关键参数与版本信息记录在技术文档中；数据集、序列集合与候选清单均以标准格式保存，便于复核与在同类队列中迁移复用。</w:t>
+                <w:rFonts w:hint="eastAsia" w:ascii="宋体" w:hAnsi="宋体"/>
+                <w:b/>
+                <w:color w:val="000000" w:themeColor="text1"/>
+                <w:sz w:val="24"/>
+                <w14:textFill>
+                  <w14:solidFill>
+                    <w14:schemeClr w14:val="tx1"/>
+                  </w14:solidFill>
+                </w14:textFill>
+              </w:rPr>
+              <w:t xml:space="preserve">（六）工作进度与完成情况</w:t>
             </w:r>
           </w:p>
           <w:p>
@@ -2667,17 +2668,16 @@
             </w:pPr>
             <w:r>
               <w:rPr>
-                <w:rFonts w:hint="eastAsia" w:ascii="宋体" w:hAnsi="宋体"/>
-                <w:b/>
-                <w:color w:val="000000" w:themeColor="text1"/>
-                <w:sz w:val="24"/>
-                <w14:textFill>
-                  <w14:solidFill>
-                    <w14:schemeClr w14:val="tx1"/>
-                  </w14:solidFill>
-                </w14:textFill>
-              </w:rPr>
-              <w:t xml:space="preserve">（六）工作进度与完成情况</w:t>
+                <w:rFonts w:ascii="宋体" w:hAnsi="宋体"/>
+                <w:color w:val="000000" w:themeColor="text1"/>
+                <w:sz w:val="24"/>
+                <w14:textFill>
+                  <w14:solidFill>
+                    <w14:schemeClr w14:val="tx1"/>
+                  </w14:solidFill>
+                </w14:textFill>
+              </w:rPr>
+              <w:t xml:space="preserve">1. 宏基因组数据处理与微生物基因组参考集构建：已完成，数据质量与样本覆盖情况已核查，参考集按物种多样性原则构建完毕。</w:t>
             </w:r>
           </w:p>
           <w:p>
@@ -2707,7 +2707,7 @@
                   </w14:solidFill>
                 </w14:textFill>
               </w:rPr>
-              <w:t xml:space="preserve">1. 宏基因组数据处理与微生物基因组参考集构建：已完成，数据质量与样本覆盖情况已核查，参考集按物种多样性原则构建完毕。</w:t>
+              <w:t xml:space="preserve">2. 小开放阅读框预测与非冗余微生物源短肽库构建：已完成，短肽库覆盖全队列且来源可追溯。</w:t>
             </w:r>
           </w:p>
           <w:p>
@@ -2737,7 +2737,7 @@
                   </w14:solidFill>
                 </w14:textFill>
               </w:rPr>
-              <w:t xml:space="preserve">2. 小开放阅读框预测与非冗余微生物源短肽库构建：已完成，短肽库覆盖全队列且来源可追溯。</w:t>
+              <w:t xml:space="preserve">3. 注意力机制模型、长短期记忆网络模型与语言模型三类模型的抗菌肽预测：已完成，已按三模型一致阳性的标准形成候选抗菌肽名单。</w:t>
             </w:r>
           </w:p>
           <w:p>
@@ -2767,7 +2767,7 @@
                   </w14:solidFill>
                 </w14:textFill>
               </w:rPr>
-              <w:t xml:space="preserve">3. 注意力机制模型、长短期记忆网络模型与语言模型三类模型的抗菌肽预测：已完成，已按三模型一致阳性的标准形成候选抗菌肽名单。</w:t>
+              <w:t xml:space="preserve">4. 分阶段抗菌肽差异分析：已完成，已获得随认知阶段变化明显的候选抗菌肽。</w:t>
             </w:r>
           </w:p>
           <w:p>
@@ -2797,7 +2797,7 @@
                   </w14:solidFill>
                 </w14:textFill>
               </w:rPr>
-              <w:t xml:space="preserve">4. 分阶段抗菌肽差异分析：已完成，已获得随认知阶段变化明显的候选抗菌肽。</w:t>
+              <w:t xml:space="preserve">5. 宏蛋白组表达证据二次去重与 AD 特异性特有抗菌肽筛选：已完成，已形成 AD 特异性特有抗菌肽清单。</w:t>
             </w:r>
           </w:p>
           <w:p>
@@ -2827,7 +2827,7 @@
                   </w14:solidFill>
                 </w14:textFill>
               </w:rPr>
-              <w:t xml:space="preserve">5. 宏蛋白组表达证据二次去重与 AD 特异性特有抗菌肽筛选：已完成，已形成 AD 特异性特有抗菌肽清单。</w:t>
+              <w:t xml:space="preserve">6. AD 特异性特有抗菌肽与 AD 发病机制的关联分析：进行中，分析方案已确定，正在按致病方向开展与 Aβ 成核聚集、AChE 结合以及免疫炎症通路相关的关联分析。</w:t>
             </w:r>
           </w:p>
           <w:p>
@@ -2857,7 +2857,7 @@
                   </w14:solidFill>
                 </w14:textFill>
               </w:rPr>
-              <w:t xml:space="preserve">6. AD 特异性特有抗菌肽与 AD 发病机制的关联分析：进行中，分析方案已确定，正在按致病方向开展与 Aβ 成核聚集、AChE 结合以及免疫炎症通路相关的关联分析。</w:t>
+              <w:t xml:space="preserve">7. 结果整理与学位论文撰写：进行中，前期数据与图表已整理完毕，论文撰写与文献补充同步推进。</w:t>
             </w:r>
           </w:p>
           <w:p>
@@ -2887,67 +2887,7 @@
                   </w14:solidFill>
                 </w14:textFill>
               </w:rPr>
-              <w:t xml:space="preserve">7. 候选抗菌肽抑菌实验验证：进行中，候选肽、指示菌与实验条件已确定，正在开展纸片扩散法初筛与最低抑菌浓度测定。</w:t>
-            </w:r>
-          </w:p>
-          <w:p>
-            <w:pPr>
-              <w:snapToGrid w:val="0"/>
-              <w:spacing w:line="276" w:lineRule="auto"/>
-              <w:ind w:firstLine="724" w:firstLineChars="302"/>
-              <w:rPr>
-                <w:rFonts w:ascii="宋体" w:hAnsi="宋体"/>
-                <w:color w:val="000000" w:themeColor="text1"/>
-                <w:sz w:val="24"/>
-                <w14:textFill>
-                  <w14:solidFill>
-                    <w14:schemeClr w14:val="tx1"/>
-                  </w14:solidFill>
-                </w14:textFill>
-              </w:rPr>
-            </w:pPr>
-            <w:r>
-              <w:rPr>
-                <w:rFonts w:ascii="宋体" w:hAnsi="宋体"/>
-                <w:color w:val="000000" w:themeColor="text1"/>
-                <w:sz w:val="24"/>
-                <w14:textFill>
-                  <w14:solidFill>
-                    <w14:schemeClr w14:val="tx1"/>
-                  </w14:solidFill>
-                </w14:textFill>
-              </w:rPr>
-              <w:t xml:space="preserve">8. 结果整理与学位论文撰写：进行中，前期数据与图表已整理完毕，论文撰写与文献补充同步推进。</w:t>
-            </w:r>
-          </w:p>
-          <w:p>
-            <w:pPr>
-              <w:snapToGrid w:val="0"/>
-              <w:spacing w:line="276" w:lineRule="auto"/>
-              <w:ind w:firstLine="724" w:firstLineChars="302"/>
-              <w:rPr>
-                <w:rFonts w:ascii="宋体" w:hAnsi="宋体"/>
-                <w:color w:val="000000" w:themeColor="text1"/>
-                <w:sz w:val="24"/>
-                <w14:textFill>
-                  <w14:solidFill>
-                    <w14:schemeClr w14:val="tx1"/>
-                  </w14:solidFill>
-                </w14:textFill>
-              </w:rPr>
-            </w:pPr>
-            <w:r>
-              <w:rPr>
-                <w:rFonts w:ascii="宋体" w:hAnsi="宋体"/>
-                <w:color w:val="000000" w:themeColor="text1"/>
-                <w:sz w:val="24"/>
-                <w14:textFill>
-                  <w14:solidFill>
-                    <w14:schemeClr w14:val="tx1"/>
-                  </w14:solidFill>
-                </w14:textFill>
-              </w:rPr>
-              <w:t xml:space="preserve">从完成结构上看，研究内容中的数据资源与短肽库构建、候选抗菌肽预测、分阶段差异分析以及 AD 特异性特有抗菌肽筛选四项已全部完成，构成了课题的主体分析部分；机制关联分析与抑菌实验验证两项已进入实施阶段，方案与材料准备完成，属于按计划推进的收尾工作；结果整理与论文撰写已提前启动，与实验工作并行开展。</w:t>
+              <w:t xml:space="preserve">从完成结构上看，研究内容中的数据资源与短肽库构建、候选抗菌肽预测、分阶段差异分析以及 AD 特异性特有抗菌肽筛选四项已全部完成，构成了课题的主体分析部分；机制关联分析已进入实施阶段，分析方案已确定，属于按计划推进的收尾工作；结果整理与论文撰写已提前启动，与机制关联分析并行开展。</w:t>
             </w:r>
           </w:p>
           <w:p>
@@ -3193,7 +3133,7 @@
                   </w14:solidFill>
                 </w14:textFill>
               </w:rPr>
-              <w:t xml:space="preserve">采用注意力机制模型、长短期记忆网络模型与语言模型三类结构完成了对短肽库的相互独立预测，并以三模型一致阳性作为纳入标准，得到候选抗菌肽集合，形成了可用于后续比较与验证的候选名单。与单一模型相比，共识判定在保留足够候选规模的同时，显著降低了由训练集偏倚带来的假阳性风险。</w:t>
+              <w:t xml:space="preserve">采用注意力机制模型、长短期记忆网络模型与语言模型三类结构完成了对短肽库的相互独立预测，并以三模型一致阳性作为纳入标准，得到候选抗菌肽集合，形成了可用于后续比较与机制分析的候选名单。与单一模型相比，共识判定在保留足够候选规模的同时，显著降低了由训练集偏倚带来的假阳性风险。</w:t>
             </w:r>
           </w:p>
           <w:p>
@@ -3349,7 +3289,7 @@
                   </w14:solidFill>
                 </w14:textFill>
               </w:rPr>
-              <w:t xml:space="preserve">特有肽清单同时具备可解释性与可验证性：一方面，清单中的序列携带完整的溯源信息与表达证据，结果链条清晰；另一方面，清单可直接作为机制关联分析与抑菌实验验证的输入，使计算分析与实验验证之间形成闭环。</w:t>
+              <w:t xml:space="preserve">特有肽清单同时具备可解释性与可验证性：一方面，清单中的序列携带完整的溯源信息与表达证据，结果链条清晰；另一方面，清单可直接作为机制关联分析的输入，使计算分析与机制解释之间形成闭环。</w:t>
             </w:r>
           </w:p>
           <w:p>
@@ -3381,7 +3321,7 @@
                   </w14:solidFill>
                 </w14:textFill>
               </w:rPr>
-              <w:t xml:space="preserve">（四）机制关联分析进展与实验方案设计</w:t>
+              <w:t xml:space="preserve">（四）机制关联分析进展</w:t>
             </w:r>
           </w:p>
           <w:p>
@@ -3434,16 +3374,17 @@
             </w:pPr>
             <w:r>
               <w:rPr>
-                <w:rFonts w:ascii="宋体" w:hAnsi="宋体"/>
-                <w:color w:val="000000" w:themeColor="text1"/>
-                <w:sz w:val="24"/>
-                <w14:textFill>
-                  <w14:solidFill>
-                    <w14:schemeClr w14:val="tx1"/>
-                  </w14:solidFill>
-                </w14:textFill>
-              </w:rPr>
-              <w:t xml:space="preserve">同时完成了候选抗菌肽抑菌实验的方案设计，明确了候选肽的选择原则、指示菌种类、初筛与定量方法、对照设置与判读标准。实验设计遵循通用、可复现的原则：采用纸片扩散法观察抑菌圈进行初筛，再以微量肉汤稀释法测定最低抑菌浓度，设置阳性对照与阴性对照并对每组设置重复；实验在常规微生物实验室条件下即可完成，不涉及复杂的动物实验或组学实验，与课题的时间安排相匹配。</w:t>
+                <w:rFonts w:hint="eastAsia" w:ascii="宋体" w:hAnsi="宋体"/>
+                <w:b/>
+                <w:color w:val="000000" w:themeColor="text1"/>
+                <w:sz w:val="24"/>
+                <w14:textFill>
+                  <w14:solidFill>
+                    <w14:schemeClr w14:val="tx1"/>
+                  </w14:solidFill>
+                </w14:textFill>
+              </w:rPr>
+              <w:t xml:space="preserve">（五）成果形式与阶段性结论</w:t>
             </w:r>
           </w:p>
           <w:p>
@@ -3465,17 +3406,16 @@
             </w:pPr>
             <w:r>
               <w:rPr>
-                <w:rFonts w:hint="eastAsia" w:ascii="宋体" w:hAnsi="宋体"/>
-                <w:b/>
-                <w:color w:val="000000" w:themeColor="text1"/>
-                <w:sz w:val="24"/>
-                <w14:textFill>
-                  <w14:solidFill>
-                    <w14:schemeClr w14:val="tx1"/>
-                  </w14:solidFill>
-                </w14:textFill>
-              </w:rPr>
-              <w:t xml:space="preserve">（五）成果形式与阶段性结论</w:t>
+                <w:rFonts w:ascii="宋体" w:hAnsi="宋体"/>
+                <w:color w:val="000000" w:themeColor="text1"/>
+                <w:sz w:val="24"/>
+                <w14:textFill>
+                  <w14:solidFill>
+                    <w14:schemeClr w14:val="tx1"/>
+                  </w14:solidFill>
+                </w14:textFill>
+              </w:rPr>
+              <w:t xml:space="preserve">阶段性成果以数据资源、分析流程与候选清单为主要形式：已形成完整可重复的分析流程与技术文档；已形成候选抗菌肽名单、分阶段差异分析结果以及 AD 特异性特有的抗菌肽清单；已完成机制关联分析方案的设计并启动实施。阶段性成果中暂无以第一作者公开发表的学术论文。</w:t>
             </w:r>
           </w:p>
           <w:p>
@@ -3506,38 +3446,7 @@
                   </w14:solidFill>
                 </w14:textFill>
               </w:rPr>
-              <w:t xml:space="preserve">阶段性成果以数据资源、分析流程与候选清单为主要形式：已形成完整可重复的分析流程与技术文档；已形成候选抗菌肽名单、分阶段差异分析结果以及 AD 特异性特有的抗菌肽清单；已完成机制关联分析与抑菌实验的方案设计并启动实施。阶段性成果中暂无以第一作者公开发表的学术论文。</w:t>
-            </w:r>
-          </w:p>
-          <w:p>
-            <w:pPr>
-              <w:snapToGrid w:val="0"/>
-              <w:spacing w:line="276" w:lineRule="auto"/>
-              <w:ind w:firstLine="724" w:firstLineChars="302"/>
-              <w:rPr>
-                <w:rFonts w:ascii="宋体" w:hAnsi="宋体"/>
-                <w:b/>
-                <w:color w:val="000000" w:themeColor="text1"/>
-                <w:sz w:val="24"/>
-                <w14:textFill>
-                  <w14:solidFill>
-                    <w14:schemeClr w14:val="tx1"/>
-                  </w14:solidFill>
-                </w14:textFill>
-              </w:rPr>
-            </w:pPr>
-            <w:r>
-              <w:rPr>
-                <w:rFonts w:ascii="宋体" w:hAnsi="宋体"/>
-                <w:color w:val="000000" w:themeColor="text1"/>
-                <w:sz w:val="24"/>
-                <w14:textFill>
-                  <w14:solidFill>
-                    <w14:schemeClr w14:val="tx1"/>
-                  </w14:solidFill>
-                </w14:textFill>
-              </w:rPr>
-              <w:t xml:space="preserve">本阶段工作表明，以公开宏基因组队列为基础，结合多模型共识预测与宏蛋白组表达证据，可以从肠道微生物组中筛选出具有阶段特异性的候选抗菌肽；这类候选肽既可作为理解 AD 微生物组机制的观察对象，也可作为后续实验验证的起点。研究按开题计划推进，主体分析工作已在中期完成，剩余工作以机制关联、实验验证与论文撰写为主，整体风险可控。</w:t>
+              <w:t xml:space="preserve">本阶段工作表明，以公开宏基因组队列为基础，结合多模型共识预测与宏蛋白组表达证据，可以从肠道微生物组中筛选出具有阶段特异性的候选抗菌肽；这类候选肽既可作为理解 AD 微生物组机制的观察对象，也可作为后续机制研究的起点。研究按开题计划推进，主体分析工作已在中期完成，剩余工作以机制关联分析与论文撰写为主，整体风险可控。</w:t>
             </w:r>
           </w:p>
         </w:tc>
@@ -3629,7 +3538,7 @@
                   </w14:solidFill>
                 </w14:textFill>
               </w:rPr>
-              <w:t xml:space="preserve">截至目前，暂无以第一作者公开发表的学术论文，亦无以本研究为基础的投稿记录。相关工作尚处于结果整理与验证阶段，数据与分析流程已基本完备，具备形成论文的条件。</w:t>
+              <w:t xml:space="preserve">截至目前，暂无以第一作者公开发表的学术论文，亦无以本研究为基础的投稿记录。相关工作尚处于结果整理与论文撰写阶段，数据与分析流程已基本完备，具备形成论文的条件。</w:t>
             </w:r>
           </w:p>
           <w:p>
@@ -3659,7 +3568,7 @@
                   </w14:solidFill>
                 </w14:textFill>
               </w:rPr>
-              <w:t xml:space="preserve">下一阶段计划在完成机制关联分析与抑菌实验验证后，以第一作者撰写并投稿 SCI 收录学术论文 1 篇。论文拟以"AD 患者与健康人群肠道微生物源抗菌肽的分阶段差异及 AD 特异性特有肽筛选"为主要内容，重点阐述多模型共识预测与宏蛋白组表达证据去重相结合的分析框架，以及 AD 特有肽与 AD 发病机制关联的分析结果。</w:t>
+              <w:t xml:space="preserve">下一阶段计划在完成机制关联分析后，以第一作者撰写并投稿 SCI 收录学术论文 1 篇。论文拟以"AD 患者与健康人群肠道微生物源抗菌肽的分阶段差异及 AD 特异性特有肽筛选"为主要内容，重点阐述多模型共识预测与宏蛋白组表达证据去重相结合的分析框架，以及 AD 特有肽与 AD 发病机制关联的分析结果。</w:t>
             </w:r>
           </w:p>
           <w:p>
@@ -3689,7 +3598,7 @@
                   </w14:solidFill>
                 </w14:textFill>
               </w:rPr>
-              <w:t xml:space="preserve">在此基础上完成学位论文，按培养计划参加预答辩与学位申请。若实验验证结果符合预期，将进一步补充机制讨论与验证证据，作为学位论文的组成部分。</w:t>
+              <w:t xml:space="preserve">在此基础上完成学位论文，按培养计划参加预答辩与学位申请。若机制关联分析得到稳定的结果，将进一步补充机制讨论与证据支持，作为学位论文的组成部分。</w:t>
             </w:r>
           </w:p>
         </w:tc>
@@ -3872,7 +3781,7 @@
                   </w14:solidFill>
                 </w14:textFill>
               </w:rPr>
-              <w:t xml:space="preserve">预期产出：候选抗菌肽与 AD 发病机制关联的分析结果，包括结合情况、稳定性评价与通路层面的解释；对证据较强的候选肽形成优先验证清单，为后续实验与论文讨论提供依据。</w:t>
+              <w:t xml:space="preserve">预期产出：候选抗菌肽与 AD 发病机制关联的分析结果，包括结合情况、稳定性评价与通路层面的解释；对证据较强的候选肽形成重点候选清单，为后续机制研究与论文讨论提供依据。</w:t>
             </w:r>
           </w:p>
           <w:p>
@@ -3903,7 +3812,7 @@
                   </w14:solidFill>
                 </w14:textFill>
               </w:rPr>
-              <w:t xml:space="preserve">（二）候选抗菌肽的抑菌实验验证</w:t>
+              <w:t xml:space="preserve">（二）结果整理、论文撰写与投稿</w:t>
             </w:r>
           </w:p>
           <w:p>
@@ -3933,7 +3842,7 @@
                   </w14:solidFill>
                 </w14:textFill>
               </w:rPr>
-              <w:t xml:space="preserve">内容：对少量有代表性的候选抗菌肽完成抑菌活性的实验验证，为候选肽的生物学功能提供直接证据，并观察活性与序列特征之间的初步关系。</w:t>
+              <w:t xml:space="preserve">内容：完成全部结果的整理、学位论文撰写与投稿论文准备。</w:t>
             </w:r>
           </w:p>
           <w:p>
@@ -3963,7 +3872,7 @@
                   </w14:solidFill>
                 </w14:textFill>
               </w:rPr>
-              <w:t xml:space="preserve">方案：从 AD 特异性特有的候选肽中选取有代表性的序列进行人工合成，以大肠杆菌与金黄色葡萄球菌作为指示菌，先采用纸片扩散法观察抑菌圈进行初筛，再采用微量肉汤稀释法测定最低抑菌浓度；同时设置阳性对照（已知抗菌肽）与阴性对照（溶剂），每组设置重复，以保证结果的可判读性。实验统一在常规微生物实验室条件下开展，方法成熟、周期可控。</w:t>
+              <w:t xml:space="preserve">方案：将候选抗菌肽名单、分阶段差异分析结果、AD 特异性特有抗菌肽清单，以及机制关联分析的结果汇总为完整的图表与结论体系，统一数据口径与图表规范；按学位论文写作规范完成学位论文，同时提炼方法学与分析框架方面的亮点整理为投稿论文。撰写过程中同步补充相关文献，使讨论部分与国内外研究现状相互衔接。</w:t>
             </w:r>
           </w:p>
           <w:p>
@@ -3993,7 +3902,7 @@
                   </w14:solidFill>
                 </w14:textFill>
               </w:rPr>
-              <w:t xml:space="preserve">预期产出：候选抗菌肽抑菌活性的初步结果与活性—序列关系的初步观察，作为学位论文实验验证章节的主要内容，并为候选肽的后续深入研究提供筛选依据。</w:t>
+              <w:t xml:space="preserve">预期产出：完整的学位论文初稿与投稿论文初稿，并在此基础上按培养计划申请预答辩。</w:t>
             </w:r>
           </w:p>
           <w:p>
@@ -4024,7 +3933,7 @@
                   </w14:solidFill>
                 </w14:textFill>
               </w:rPr>
-              <w:t xml:space="preserve">（三）结果整理、论文撰写与投稿</w:t>
+              <w:t xml:space="preserve">（三）存在的问题与应对措施</w:t>
             </w:r>
           </w:p>
           <w:p>
@@ -4054,7 +3963,7 @@
                   </w14:solidFill>
                 </w14:textFill>
               </w:rPr>
-              <w:t xml:space="preserve">内容：完成全部结果的整理、学位论文撰写与投稿论文准备。</w:t>
+              <w:t xml:space="preserve">1. 预测结果可能存在假阳性。应对：以多模型共识判定提高候选集合的可信度，再用宏蛋白组表达证据进行二次去重，并以机制关联分析对代表性候选肽做进一步考察，形成层层递进的证据链；在论文中对各层证据的强度分别说明。</w:t>
             </w:r>
           </w:p>
           <w:p>
@@ -4084,7 +3993,7 @@
                   </w14:solidFill>
                 </w14:textFill>
               </w:rPr>
-              <w:t xml:space="preserve">方案：将候选抗菌肽名单、分阶段差异分析结果、AD 特异性特有抗菌肽清单，以及机制关联分析与抑菌实验的结果汇总为完整的图表与结论体系，统一数据口径与图表规范；按学位论文写作规范完成学位论文，同时提炼方法学与分析框架方面的亮点整理为投稿论文。撰写过程中同步补充相关文献，使讨论部分与国内外研究现状相互衔接。</w:t>
+              <w:t xml:space="preserve">2. 部分样本缺少可用的参考基因组。应对：在丰度分析阶段改用全量基因组回填，恢复样本覆盖，避免参考集筛选造成样本缺失；同时在方法部分说明数据处理口径，必要时补充敏感性分析以确认结论稳健。</w:t>
             </w:r>
           </w:p>
           <w:p>
@@ -4114,7 +4023,7 @@
                   </w14:solidFill>
                 </w14:textFill>
               </w:rPr>
-              <w:t xml:space="preserve">预期产出：完整的学位论文初稿与投稿论文初稿，并在此基础上按培养计划申请预答辩。</w:t>
+              <w:t xml:space="preserve">3. 机制关联分析的证据强度有限。应对：以分子对接与分子动力学模拟、文献比对为主，按致病方向检验候选肽是否推动 Aβ 聚集与神经炎症，同时把研究定位为线索发现与假设提出，不夸大因果性结论；相关结果在论文中明确说明为计算预测与初步证据，并提出后续机制研究的方向。</w:t>
             </w:r>
           </w:p>
           <w:p>
@@ -4145,7 +4054,7 @@
                   </w14:solidFill>
                 </w14:textFill>
               </w:rPr>
-              <w:t xml:space="preserve">（四）存在的问题与应对措施</w:t>
+              <w:t xml:space="preserve">（四）后续工作安排</w:t>
             </w:r>
           </w:p>
           <w:p>
@@ -4175,158 +4084,7 @@
                   </w14:solidFill>
                 </w14:textFill>
               </w:rPr>
-              <w:t xml:space="preserve">1. 预测结果可能存在假阳性。应对：以多模型共识判定提高候选集合的可信度，再用宏蛋白组表达证据进行二次去重，最后通过抑菌实验对代表性候选肽进行验证，形成层层递进的证据链；在论文中对各层证据的强度分别说明。</w:t>
-            </w:r>
-          </w:p>
-          <w:p>
-            <w:pPr>
-              <w:snapToGrid w:val="0"/>
-              <w:spacing w:line="276" w:lineRule="auto"/>
-              <w:ind w:firstLine="724" w:firstLineChars="302"/>
-              <w:rPr>
-                <w:rFonts w:ascii="宋体" w:hAnsi="宋体"/>
-                <w:color w:val="000000" w:themeColor="text1"/>
-                <w:sz w:val="24"/>
-                <w14:textFill>
-                  <w14:solidFill>
-                    <w14:schemeClr w14:val="tx1"/>
-                  </w14:solidFill>
-                </w14:textFill>
-              </w:rPr>
-            </w:pPr>
-            <w:r>
-              <w:rPr>
-                <w:rFonts w:ascii="宋体" w:hAnsi="宋体"/>
-                <w:color w:val="000000" w:themeColor="text1"/>
-                <w:sz w:val="24"/>
-                <w14:textFill>
-                  <w14:solidFill>
-                    <w14:schemeClr w14:val="tx1"/>
-                  </w14:solidFill>
-                </w14:textFill>
-              </w:rPr>
-              <w:t xml:space="preserve">2. 部分样本缺少可用的参考基因组。应对：在丰度分析阶段改用全量基因组回填，恢复样本覆盖，避免参考集筛选造成样本缺失；同时在方法部分说明数据处理口径，必要时补充敏感性分析以确认结论稳健。</w:t>
-            </w:r>
-          </w:p>
-          <w:p>
-            <w:pPr>
-              <w:snapToGrid w:val="0"/>
-              <w:spacing w:line="276" w:lineRule="auto"/>
-              <w:ind w:firstLine="724" w:firstLineChars="302"/>
-              <w:rPr>
-                <w:rFonts w:ascii="宋体" w:hAnsi="宋体"/>
-                <w:color w:val="000000" w:themeColor="text1"/>
-                <w:sz w:val="24"/>
-                <w14:textFill>
-                  <w14:solidFill>
-                    <w14:schemeClr w14:val="tx1"/>
-                  </w14:solidFill>
-                </w14:textFill>
-              </w:rPr>
-            </w:pPr>
-            <w:r>
-              <w:rPr>
-                <w:rFonts w:ascii="宋体" w:hAnsi="宋体"/>
-                <w:color w:val="000000" w:themeColor="text1"/>
-                <w:sz w:val="24"/>
-                <w14:textFill>
-                  <w14:solidFill>
-                    <w14:schemeClr w14:val="tx1"/>
-                  </w14:solidFill>
-                </w14:textFill>
-              </w:rPr>
-              <w:t xml:space="preserve">3. 机制关联分析的证据强度有限。应对：以分子对接与分子动力学模拟、文献比对为主，按致病方向检验候选肽是否推动 Aβ 聚集与神经炎症，同时把研究定位为线索发现与假设提出，不夸大因果性结论；相关结果在论文中明确说明为计算预测与初步证据，并提出后续实验验证的方向。</w:t>
-            </w:r>
-          </w:p>
-          <w:p>
-            <w:pPr>
-              <w:snapToGrid w:val="0"/>
-              <w:spacing w:line="276" w:lineRule="auto"/>
-              <w:ind w:firstLine="724" w:firstLineChars="302"/>
-              <w:rPr>
-                <w:rFonts w:ascii="宋体" w:hAnsi="宋体"/>
-                <w:color w:val="000000" w:themeColor="text1"/>
-                <w:sz w:val="24"/>
-                <w14:textFill>
-                  <w14:solidFill>
-                    <w14:schemeClr w14:val="tx1"/>
-                  </w14:solidFill>
-                </w14:textFill>
-              </w:rPr>
-            </w:pPr>
-            <w:r>
-              <w:rPr>
-                <w:rFonts w:ascii="宋体" w:hAnsi="宋体"/>
-                <w:color w:val="000000" w:themeColor="text1"/>
-                <w:sz w:val="24"/>
-                <w14:textFill>
-                  <w14:solidFill>
-                    <w14:schemeClr w14:val="tx1"/>
-                  </w14:solidFill>
-                </w14:textFill>
-              </w:rPr>
-              <w:t xml:space="preserve">4. 实验验证与论文撰写在时间上存在并行压力。应对：严格控制候选肽数量与实验内容，优先完成初筛与最低抑菌浓度测定；实验与论文撰写并行推进，预留缓冲时间，确保按计划完成预答辩与学位申请。</w:t>
-            </w:r>
-          </w:p>
-          <w:p>
-            <w:pPr>
-              <w:snapToGrid w:val="0"/>
-              <w:spacing w:line="276" w:lineRule="auto"/>
-              <w:ind w:firstLine="724" w:firstLineChars="302"/>
-              <w:rPr>
-                <w:rFonts w:ascii="宋体" w:hAnsi="宋体"/>
-                <w:color w:val="000000" w:themeColor="text1"/>
-                <w:sz w:val="24"/>
-                <w14:textFill>
-                  <w14:solidFill>
-                    <w14:schemeClr w14:val="tx1"/>
-                  </w14:solidFill>
-                </w14:textFill>
-              </w:rPr>
-            </w:pPr>
-            <w:r>
-              <w:rPr>
-                <w:rFonts w:hint="eastAsia" w:ascii="宋体" w:hAnsi="宋体"/>
-                <w:b/>
-                <w:color w:val="000000" w:themeColor="text1"/>
-                <w:sz w:val="24"/>
-                <w14:textFill>
-                  <w14:solidFill>
-                    <w14:schemeClr w14:val="tx1"/>
-                  </w14:solidFill>
-                </w14:textFill>
-              </w:rPr>
-              <w:t xml:space="preserve">（五）后续工作安排</w:t>
-            </w:r>
-          </w:p>
-          <w:p>
-            <w:pPr>
-              <w:snapToGrid w:val="0"/>
-              <w:spacing w:line="276" w:lineRule="auto"/>
-              <w:ind w:firstLine="724" w:firstLineChars="302"/>
-              <w:rPr>
-                <w:rFonts w:ascii="宋体" w:hAnsi="宋体"/>
-                <w:color w:val="000000" w:themeColor="text1"/>
-                <w:sz w:val="24"/>
-                <w14:textFill>
-                  <w14:solidFill>
-                    <w14:schemeClr w14:val="tx1"/>
-                  </w14:solidFill>
-                </w14:textFill>
-              </w:rPr>
-            </w:pPr>
-            <w:r>
-              <w:rPr>
-                <w:rFonts w:ascii="宋体" w:hAnsi="宋体"/>
-                <w:color w:val="000000" w:themeColor="text1"/>
-                <w:sz w:val="24"/>
-                <w14:textFill>
-                  <w14:solidFill>
-                    <w14:schemeClr w14:val="tx1"/>
-                  </w14:solidFill>
-                </w14:textFill>
-              </w:rPr>
-              <w:t xml:space="preserve">近期以机制关联分析为主，同步开展候选抗菌肽的抑菌实验验证，两项工作共用同一份 AD 特异性特有肽清单，结果可相互印证。完成实验后集中进行结果整理与补充分析，形成完整的图表体系与结论框架，并同步整理投稿论文的材料。</w:t>
+              <w:t xml:space="preserve">近期以机制关联分析为主，围绕同一份 AD 特异性特有肽清单，从 Aβ 聚集、AChE 结合与免疫炎症通路三个方向依次推进，结果可相互印证。完成机制关联分析后集中进行结果整理与补充分析，形成完整的图表体系与结论框架，并同步整理投稿论文的材料。</w:t>
             </w:r>
           </w:p>
           <w:p>
@@ -4556,7 +4314,7 @@
                   </w14:solidFill>
                 </w14:textFill>
               </w:rPr>
-              <w:t xml:space="preserve">自开题以来，导师在论文选题与总体框架、研究方案与技术路线、阶段成果整理与学术规范等方面给予持续指导。选题阶段，结合课题组在肠道微生物与抗菌肽方向的研究基础，协助确定以 AD 人群的肠道微生物组为对象、以微生物源抗菌肽为切入点，并按认知功能阶段开展比较研究的技术路线。研究实施阶段，针对单一模型预测容易产生假阳性的问题，指导采用多个模型独立预测、取一致阳性结果构成候选集合，并进一步引入宏蛋白组表达证据进行二次去重；对公开数据的来源与处理口径、分析流程的可复现性以及结果表述的严谨性提出明确要求，强调区分计算预测与实验证据、不夸大因果性结论。同时通过定期组会与阶段汇报督促研究进度，并就结果整理、论文写作与投稿计划给出具体建议。目前论文主体分析工作已完成，机制关联分析与抑菌实验验证正在推进，学位论文与投稿论文撰写同步进行。</w:t>
+              <w:t xml:space="preserve">自开题以来，导师在论文选题与总体框架、研究方案与技术路线、阶段成果整理与学术规范等方面给予持续指导。选题阶段，结合课题组在肠道微生物与抗菌肽方向的研究基础，协助确定以 AD 人群的肠道微生物组为对象、以微生物源抗菌肽为切入点，并按认知功能阶段开展比较研究的技术路线。研究实施阶段，针对单一模型预测容易产生假阳性的问题，指导采用多个模型独立预测、取一致阳性结果构成候选集合，并进一步引入宏蛋白组表达证据进行二次去重；对公开数据的来源与处理口径、分析流程的可复现性以及结果表述的严谨性提出明确要求，强调区分计算预测与实验证据、不夸大因果性结论。同时通过定期组会与阶段汇报督促研究进度，并就结果整理、论文写作与投稿计划给出具体建议。目前论文主体分析工作已完成，机制关联分析正在推进，学位论文与投稿论文撰写同步进行。</w:t>
             </w:r>
           </w:p>
         </w:tc>
@@ -4700,7 +4458,7 @@
                   </w14:solidFill>
                 </w14:textFill>
               </w:rPr>
-              <w:t xml:space="preserve">该生学习态度端正，科研作风严谨，能够独立查阅文献、设计分析方案并完成数据处理与建模工作，具备较好的生物信息学分析与英文论文写作基础，科研潜力良好。中期检查阶段已完成全队列宏基因组数据处理与微生物基因组参考集构建、微生物源短肽库构建、多模型共识预测、分阶段差异分析以及宏蛋白组表达证据二次去重与 AD 特异性特有抗菌肽筛选等主体工作，结果可信，进度与开题计划一致；对预测假阳性、部分样本缺少可用参考基因组、机制关联证据强度有限等问题已有明确处理办法，后续工作安排合理。同意该生参加学位论文预答辩。</w:t>
+              <w:t xml:space="preserve">该生学习态度端正，科研作风严谨，能够独立查阅文献、设计分析方案并完成数据处理与建模工作，具备较好的生物信息学分析与英文论文写作基础，科研潜力良好。中期检查阶段已完成全队列宏基因组数据处理与微生物基因组参考集构建、微生物源短肽库构建、多模型共识预测、分阶段差异分析以及宏蛋白组表达证据二次去重与 AD 特异性特有抗菌肽筛选等主体工作，结果可信，进度与开题计划一致；对预测假阳性、机制关联证据强度有限等问题已有明确处理办法，后续工作安排合理。同意该生参加学位论文预答辩。</w:t>
             </w:r>
           </w:p>
           <w:p>

--- a/deliverable/中期.docx
+++ b/deliverable/中期.docx
@@ -4350,6 +4350,7 @@
           </w:tcPr>
           <w:p>
             <w:pPr>
+              <w:pageBreakBefore/>
               <w:snapToGrid w:val="0"/>
               <w:spacing w:before="240" w:after="240"/>
               <w:rPr>
@@ -4432,6 +4433,7 @@
           </w:p>
           <w:p>
             <w:pPr>
+              <w:pageBreakBefore/>
               <w:snapToGrid w:val="0"/>
               <w:spacing w:line="276" w:lineRule="auto"/>
               <w:ind w:firstLine="724" w:firstLineChars="302"/>
@@ -4463,6 +4465,7 @@
           </w:p>
           <w:p>
             <w:pPr>
+              <w:pageBreakBefore/>
               <w:snapToGrid w:val="0"/>
               <w:spacing w:line="276" w:lineRule="auto"/>
               <w:ind w:firstLine="3364" w:firstLineChars="1402"/>
@@ -4480,6 +4483,7 @@
           </w:p>
           <w:p>
             <w:pPr>
+              <w:pageBreakBefore/>
               <w:snapToGrid w:val="0"/>
               <w:spacing w:line="276" w:lineRule="auto"/>
               <w:ind w:firstLine="3364" w:firstLineChars="1402"/>
@@ -4497,6 +4501,7 @@
           </w:p>
           <w:p>
             <w:pPr>
+              <w:pageBreakBefore/>
               <w:snapToGrid w:val="0"/>
               <w:spacing w:line="276" w:lineRule="auto"/>
               <w:ind w:firstLine="3364" w:firstLineChars="1402"/>
@@ -4514,6 +4519,7 @@
           </w:p>
           <w:p>
             <w:pPr>
+              <w:pageBreakBefore/>
               <w:snapToGrid w:val="0"/>
               <w:spacing w:line="276" w:lineRule="auto"/>
               <w:ind w:firstLine="3364" w:firstLineChars="1402"/>
@@ -4531,6 +4537,7 @@
           </w:p>
           <w:p>
             <w:pPr>
+              <w:pageBreakBefore/>
               <w:snapToGrid w:val="0"/>
               <w:spacing w:line="276" w:lineRule="auto"/>
               <w:ind w:firstLine="3364" w:firstLineChars="1402"/>
@@ -4548,6 +4555,7 @@
           </w:p>
           <w:p>
             <w:pPr>
+              <w:pageBreakBefore/>
               <w:snapToGrid w:val="0"/>
               <w:spacing w:line="276" w:lineRule="auto"/>
               <w:ind w:firstLine="3364" w:firstLineChars="1402"/>
@@ -4565,6 +4573,7 @@
           </w:p>
           <w:p>
             <w:pPr>
+              <w:pageBreakBefore/>
               <w:snapToGrid w:val="0"/>
               <w:spacing w:line="276" w:lineRule="auto"/>
               <w:ind w:firstLine="3364" w:firstLineChars="1402"/>
@@ -4677,7 +4686,6 @@
           </w:tcPr>
           <w:p>
             <w:pPr>
-              <w:pageBreakBefore/>
               <w:spacing w:line="360" w:lineRule="auto"/>
               <w:jc w:val="left"/>
               <w:rPr>
